--- a/manage_user_info/Thu hoạch bài phân quyền.docx
+++ b/manage_user_info/Thu hoạch bài phân quyền.docx
@@ -6,33 +6,1205 @@
       <w:pPr>
         <w:pStyle w:val="2"/>
         <w:numPr>
+          <w:ilvl w:val="0"/>
           <w:numId w:val="0"/>
         </w:numPr>
         <w:bidi w:val="0"/>
         <w:ind w:leftChars="0"/>
-        <w:rPr>
-          <w:rFonts w:hint="default" w:cs="Times New Roman"/>
-          <w:lang w:val="en-US"/>
-        </w:rPr>
-      </w:pPr>
-      <w:r>
-        <w:rPr>
-          <w:rFonts w:hint="default" w:cs="Times New Roman"/>
+        <w:jc w:val="center"/>
+        <w:rPr>
+          <w:rFonts w:hint="default" w:ascii="Times New Roman" w:hAnsi="Times New Roman" w:cs="Times New Roman"/>
+          <w:sz w:val="72"/>
+          <w:szCs w:val="72"/>
+          <w:lang w:val="en-US"/>
+        </w:rPr>
+      </w:pPr>
+      <w:bookmarkStart w:id="0" w:name="_Toc23308"/>
+      <w:r>
+        <w:rPr>
+          <w:rFonts w:hint="default" w:ascii="Times New Roman" w:hAnsi="Times New Roman" w:cs="Times New Roman"/>
+          <w:sz w:val="72"/>
+          <w:szCs w:val="72"/>
           <w:lang w:val="en-US"/>
         </w:rPr>
         <w:t>Phân quyền chức năng</w:t>
       </w:r>
-    </w:p>
-    <w:p>
-      <w:pPr>
-        <w:rPr>
-          <w:rFonts w:hint="default" w:cs="Times New Roman"/>
-          <w:lang w:val="en-US"/>
-        </w:rPr>
-      </w:pPr>
-      <w:r>
-        <w:rPr>
-          <w:rFonts w:hint="default" w:cs="Times New Roman"/>
+      <w:bookmarkEnd w:id="0"/>
+      <w:bookmarkStart w:id="16" w:name="_GoBack"/>
+      <w:bookmarkEnd w:id="16"/>
+    </w:p>
+    <w:sdt>
+      <w:sdtPr>
+        <w:rPr>
+          <w:rFonts w:hint="default" w:ascii="Times New Roman" w:hAnsi="Times New Roman" w:eastAsia="SimSun" w:cs="Times New Roman"/>
+          <w:sz w:val="56"/>
+          <w:szCs w:val="56"/>
+          <w:lang w:val="en-US" w:eastAsia="zh-CN" w:bidi="ar-SA"/>
+        </w:rPr>
+        <w:id w:val="147456467"/>
+        <w15:color w:val="DBDBDB"/>
+        <w:docPartObj>
+          <w:docPartGallery w:val="Table of Contents"/>
+          <w:docPartUnique/>
+        </w:docPartObj>
+      </w:sdtPr>
+      <w:sdtEndPr>
+        <w:rPr>
+          <w:rFonts w:hint="default" w:ascii="Times New Roman" w:hAnsi="Times New Roman" w:cs="Times New Roman" w:eastAsiaTheme="minorEastAsia"/>
+          <w:b/>
+          <w:sz w:val="34"/>
+          <w:lang w:val="en-US" w:eastAsia="zh-CN" w:bidi="ar-SA"/>
+        </w:rPr>
+      </w:sdtEndPr>
+      <w:sdtContent>
+        <w:p>
+          <w:pPr>
+            <w:spacing w:before="0" w:beforeLines="0" w:after="0" w:afterLines="0" w:line="240" w:lineRule="auto"/>
+            <w:ind w:left="0" w:leftChars="0" w:right="0" w:rightChars="0" w:firstLine="0" w:firstLineChars="0"/>
+            <w:jc w:val="center"/>
+            <w:rPr>
+              <w:rFonts w:hint="default" w:ascii="Times New Roman" w:hAnsi="Times New Roman" w:cs="Times New Roman"/>
+              <w:sz w:val="56"/>
+              <w:szCs w:val="56"/>
+              <w:lang w:val="en-US"/>
+            </w:rPr>
+          </w:pPr>
+          <w:r>
+            <w:rPr>
+              <w:rFonts w:hint="default" w:ascii="Times New Roman" w:hAnsi="Times New Roman" w:eastAsia="SimSun" w:cs="Times New Roman"/>
+              <w:sz w:val="56"/>
+              <w:szCs w:val="56"/>
+              <w:lang w:val="en-US" w:eastAsia="zh-CN" w:bidi="ar-SA"/>
+            </w:rPr>
+            <w:t>Mục lục</w:t>
+          </w:r>
+        </w:p>
+        <w:p>
+          <w:pPr>
+            <w:pStyle w:val="9"/>
+            <w:tabs>
+              <w:tab w:val="right" w:leader="dot" w:pos="8306"/>
+            </w:tabs>
+          </w:pPr>
+          <w:r>
+            <w:rPr>
+              <w:rFonts w:hint="default" w:ascii="Times New Roman" w:hAnsi="Times New Roman" w:cs="Times New Roman"/>
+              <w:lang w:val="en-US"/>
+            </w:rPr>
+            <w:fldChar w:fldCharType="begin"/>
+          </w:r>
+          <w:r>
+            <w:rPr>
+              <w:rFonts w:hint="default" w:ascii="Times New Roman" w:hAnsi="Times New Roman" w:cs="Times New Roman"/>
+              <w:lang w:val="en-US"/>
+            </w:rPr>
+            <w:instrText xml:space="preserve">TOC \o "1-2" \h \u </w:instrText>
+          </w:r>
+          <w:r>
+            <w:rPr>
+              <w:rFonts w:hint="default" w:ascii="Times New Roman" w:hAnsi="Times New Roman" w:cs="Times New Roman"/>
+              <w:lang w:val="en-US"/>
+            </w:rPr>
+            <w:fldChar w:fldCharType="separate"/>
+          </w:r>
+          <w:r>
+            <w:rPr>
+              <w:rFonts w:hint="default" w:ascii="Times New Roman" w:hAnsi="Times New Roman" w:cs="Times New Roman"/>
+              <w:lang w:val="en-US"/>
+            </w:rPr>
+            <w:fldChar w:fldCharType="begin"/>
+          </w:r>
+          <w:r>
+            <w:rPr>
+              <w:rFonts w:hint="default" w:ascii="Times New Roman" w:hAnsi="Times New Roman" w:cs="Times New Roman"/>
+              <w:lang w:val="en-US"/>
+            </w:rPr>
+            <w:instrText xml:space="preserve"> HYPERLINK \l _Toc23308 </w:instrText>
+          </w:r>
+          <w:r>
+            <w:rPr>
+              <w:rFonts w:hint="default" w:ascii="Times New Roman" w:hAnsi="Times New Roman" w:cs="Times New Roman"/>
+              <w:lang w:val="en-US"/>
+            </w:rPr>
+            <w:fldChar w:fldCharType="separate"/>
+          </w:r>
+          <w:r>
+            <w:rPr>
+              <w:rFonts w:hint="default" w:ascii="Times New Roman" w:hAnsi="Times New Roman" w:cs="Times New Roman"/>
+              <w:lang w:val="en-US"/>
+            </w:rPr>
+            <w:t>Phân quyền chức năng</w:t>
+          </w:r>
+          <w:r>
+            <w:tab/>
+          </w:r>
+          <w:r>
+            <w:fldChar w:fldCharType="begin"/>
+          </w:r>
+          <w:r>
+            <w:instrText xml:space="preserve"> PAGEREF _Toc23308 \h </w:instrText>
+          </w:r>
+          <w:r>
+            <w:fldChar w:fldCharType="separate"/>
+          </w:r>
+          <w:r>
+            <w:t>1</w:t>
+          </w:r>
+          <w:r>
+            <w:fldChar w:fldCharType="end"/>
+          </w:r>
+          <w:r>
+            <w:rPr>
+              <w:rFonts w:hint="default" w:ascii="Times New Roman" w:hAnsi="Times New Roman" w:cs="Times New Roman"/>
+              <w:lang w:val="en-US"/>
+            </w:rPr>
+            <w:fldChar w:fldCharType="end"/>
+          </w:r>
+        </w:p>
+        <w:p>
+          <w:pPr>
+            <w:pStyle w:val="9"/>
+            <w:tabs>
+              <w:tab w:val="right" w:leader="dot" w:pos="8306"/>
+            </w:tabs>
+          </w:pPr>
+          <w:r>
+            <w:rPr>
+              <w:rFonts w:hint="default" w:ascii="Times New Roman" w:hAnsi="Times New Roman" w:cs="Times New Roman"/>
+              <w:lang w:val="en-US"/>
+            </w:rPr>
+            <w:fldChar w:fldCharType="begin"/>
+          </w:r>
+          <w:r>
+            <w:rPr>
+              <w:rFonts w:hint="default" w:ascii="Times New Roman" w:hAnsi="Times New Roman" w:cs="Times New Roman"/>
+              <w:lang w:val="en-US"/>
+            </w:rPr>
+            <w:instrText xml:space="preserve"> HYPERLINK \l _Toc14792 </w:instrText>
+          </w:r>
+          <w:r>
+            <w:rPr>
+              <w:rFonts w:hint="default" w:ascii="Times New Roman" w:hAnsi="Times New Roman" w:cs="Times New Roman"/>
+              <w:lang w:val="en-US"/>
+            </w:rPr>
+            <w:fldChar w:fldCharType="separate"/>
+          </w:r>
+          <w:r>
+            <w:rPr>
+              <w:rFonts w:hint="default" w:ascii="Times New Roman" w:hAnsi="Times New Roman" w:eastAsia="SimSun" w:cs="Times New Roman"/>
+            </w:rPr>
+            <w:t xml:space="preserve">Phần I: </w:t>
+          </w:r>
+          <w:r>
+            <w:rPr>
+              <w:rFonts w:hint="default" w:ascii="Times New Roman" w:hAnsi="Times New Roman" w:cs="Times New Roman"/>
+              <w:lang w:val="en-US"/>
+            </w:rPr>
+            <w:t>Mở đầu bài thu hoạch</w:t>
+          </w:r>
+          <w:r>
+            <w:tab/>
+          </w:r>
+          <w:r>
+            <w:fldChar w:fldCharType="begin"/>
+          </w:r>
+          <w:r>
+            <w:instrText xml:space="preserve"> PAGEREF _Toc14792 \h </w:instrText>
+          </w:r>
+          <w:r>
+            <w:fldChar w:fldCharType="separate"/>
+          </w:r>
+          <w:r>
+            <w:t>2</w:t>
+          </w:r>
+          <w:r>
+            <w:fldChar w:fldCharType="end"/>
+          </w:r>
+          <w:r>
+            <w:rPr>
+              <w:rFonts w:hint="default" w:ascii="Times New Roman" w:hAnsi="Times New Roman" w:cs="Times New Roman"/>
+              <w:lang w:val="en-US"/>
+            </w:rPr>
+            <w:fldChar w:fldCharType="end"/>
+          </w:r>
+        </w:p>
+        <w:p>
+          <w:pPr>
+            <w:pStyle w:val="10"/>
+            <w:tabs>
+              <w:tab w:val="right" w:leader="dot" w:pos="8306"/>
+            </w:tabs>
+          </w:pPr>
+          <w:r>
+            <w:rPr>
+              <w:rFonts w:hint="default" w:ascii="Times New Roman" w:hAnsi="Times New Roman" w:cs="Times New Roman"/>
+              <w:lang w:val="en-US"/>
+            </w:rPr>
+            <w:fldChar w:fldCharType="begin"/>
+          </w:r>
+          <w:r>
+            <w:rPr>
+              <w:rFonts w:hint="default" w:ascii="Times New Roman" w:hAnsi="Times New Roman" w:cs="Times New Roman"/>
+              <w:lang w:val="en-US"/>
+            </w:rPr>
+            <w:instrText xml:space="preserve"> HYPERLINK \l _Toc4490 </w:instrText>
+          </w:r>
+          <w:r>
+            <w:rPr>
+              <w:rFonts w:hint="default" w:ascii="Times New Roman" w:hAnsi="Times New Roman" w:cs="Times New Roman"/>
+              <w:lang w:val="en-US"/>
+            </w:rPr>
+            <w:fldChar w:fldCharType="separate"/>
+          </w:r>
+          <w:r>
+            <w:rPr>
+              <w:rFonts w:hint="default" w:ascii="SimSun" w:hAnsi="SimSun" w:eastAsia="SimSun" w:cs="SimSun"/>
+              <w:lang w:val="en-US"/>
+            </w:rPr>
+            <w:t xml:space="preserve">1. </w:t>
+          </w:r>
+          <w:r>
+            <w:rPr>
+              <w:rFonts w:hint="default" w:ascii="Times New Roman" w:hAnsi="Times New Roman" w:cs="Times New Roman"/>
+              <w:lang w:val="en-US"/>
+            </w:rPr>
+            <w:t>Lý do viết thu hoạch phân quyền chức năng</w:t>
+          </w:r>
+          <w:r>
+            <w:tab/>
+          </w:r>
+          <w:r>
+            <w:fldChar w:fldCharType="begin"/>
+          </w:r>
+          <w:r>
+            <w:instrText xml:space="preserve"> PAGEREF _Toc4490 \h </w:instrText>
+          </w:r>
+          <w:r>
+            <w:fldChar w:fldCharType="separate"/>
+          </w:r>
+          <w:r>
+            <w:t>2</w:t>
+          </w:r>
+          <w:r>
+            <w:fldChar w:fldCharType="end"/>
+          </w:r>
+          <w:r>
+            <w:rPr>
+              <w:rFonts w:hint="default" w:ascii="Times New Roman" w:hAnsi="Times New Roman" w:cs="Times New Roman"/>
+              <w:lang w:val="en-US"/>
+            </w:rPr>
+            <w:fldChar w:fldCharType="end"/>
+          </w:r>
+        </w:p>
+        <w:p>
+          <w:pPr>
+            <w:pStyle w:val="10"/>
+            <w:tabs>
+              <w:tab w:val="right" w:leader="dot" w:pos="8306"/>
+            </w:tabs>
+          </w:pPr>
+          <w:r>
+            <w:rPr>
+              <w:rFonts w:hint="default" w:ascii="Times New Roman" w:hAnsi="Times New Roman" w:cs="Times New Roman"/>
+              <w:lang w:val="en-US"/>
+            </w:rPr>
+            <w:fldChar w:fldCharType="begin"/>
+          </w:r>
+          <w:r>
+            <w:rPr>
+              <w:rFonts w:hint="default" w:ascii="Times New Roman" w:hAnsi="Times New Roman" w:cs="Times New Roman"/>
+              <w:lang w:val="en-US"/>
+            </w:rPr>
+            <w:instrText xml:space="preserve"> HYPERLINK \l _Toc5651 </w:instrText>
+          </w:r>
+          <w:r>
+            <w:rPr>
+              <w:rFonts w:hint="default" w:ascii="Times New Roman" w:hAnsi="Times New Roman" w:cs="Times New Roman"/>
+              <w:lang w:val="en-US"/>
+            </w:rPr>
+            <w:fldChar w:fldCharType="separate"/>
+          </w:r>
+          <w:r>
+            <w:rPr>
+              <w:rFonts w:hint="default" w:ascii="SimSun" w:hAnsi="SimSun" w:eastAsia="SimSun" w:cs="SimSun"/>
+              <w:lang w:val="en-US"/>
+            </w:rPr>
+            <w:t xml:space="preserve">2. </w:t>
+          </w:r>
+          <w:r>
+            <w:rPr>
+              <w:rFonts w:hint="default" w:ascii="Times New Roman" w:hAnsi="Times New Roman" w:cs="Times New Roman"/>
+              <w:lang w:val="en-US"/>
+            </w:rPr>
+            <w:t>Nhiệm vụ và phạm vi báo cáo thu hoạch phân quyền chức năng</w:t>
+          </w:r>
+          <w:r>
+            <w:tab/>
+          </w:r>
+          <w:r>
+            <w:fldChar w:fldCharType="begin"/>
+          </w:r>
+          <w:r>
+            <w:instrText xml:space="preserve"> PAGEREF _Toc5651 \h </w:instrText>
+          </w:r>
+          <w:r>
+            <w:fldChar w:fldCharType="separate"/>
+          </w:r>
+          <w:r>
+            <w:t>2</w:t>
+          </w:r>
+          <w:r>
+            <w:fldChar w:fldCharType="end"/>
+          </w:r>
+          <w:r>
+            <w:rPr>
+              <w:rFonts w:hint="default" w:ascii="Times New Roman" w:hAnsi="Times New Roman" w:cs="Times New Roman"/>
+              <w:lang w:val="en-US"/>
+            </w:rPr>
+            <w:fldChar w:fldCharType="end"/>
+          </w:r>
+        </w:p>
+        <w:p>
+          <w:pPr>
+            <w:pStyle w:val="10"/>
+            <w:tabs>
+              <w:tab w:val="right" w:leader="dot" w:pos="8306"/>
+            </w:tabs>
+          </w:pPr>
+          <w:r>
+            <w:rPr>
+              <w:rFonts w:hint="default" w:ascii="Times New Roman" w:hAnsi="Times New Roman" w:cs="Times New Roman"/>
+              <w:lang w:val="en-US"/>
+            </w:rPr>
+            <w:fldChar w:fldCharType="begin"/>
+          </w:r>
+          <w:r>
+            <w:rPr>
+              <w:rFonts w:hint="default" w:ascii="Times New Roman" w:hAnsi="Times New Roman" w:cs="Times New Roman"/>
+              <w:lang w:val="en-US"/>
+            </w:rPr>
+            <w:instrText xml:space="preserve"> HYPERLINK \l _Toc28158 </w:instrText>
+          </w:r>
+          <w:r>
+            <w:rPr>
+              <w:rFonts w:hint="default" w:ascii="Times New Roman" w:hAnsi="Times New Roman" w:cs="Times New Roman"/>
+              <w:lang w:val="en-US"/>
+            </w:rPr>
+            <w:fldChar w:fldCharType="separate"/>
+          </w:r>
+          <w:r>
+            <w:rPr>
+              <w:rFonts w:hint="default" w:ascii="SimSun" w:hAnsi="SimSun" w:eastAsia="SimSun" w:cs="SimSun"/>
+              <w:lang w:val="en-US"/>
+            </w:rPr>
+            <w:t xml:space="preserve">3. </w:t>
+          </w:r>
+          <w:r>
+            <w:rPr>
+              <w:rFonts w:hint="default" w:ascii="Times New Roman" w:hAnsi="Times New Roman" w:cs="Times New Roman"/>
+              <w:lang w:val="en-US"/>
+            </w:rPr>
+            <w:t>Kế hoạch cho nội dung bài phân quyền chức năng</w:t>
+          </w:r>
+          <w:r>
+            <w:tab/>
+          </w:r>
+          <w:r>
+            <w:fldChar w:fldCharType="begin"/>
+          </w:r>
+          <w:r>
+            <w:instrText xml:space="preserve"> PAGEREF _Toc28158 \h </w:instrText>
+          </w:r>
+          <w:r>
+            <w:fldChar w:fldCharType="separate"/>
+          </w:r>
+          <w:r>
+            <w:t>3</w:t>
+          </w:r>
+          <w:r>
+            <w:fldChar w:fldCharType="end"/>
+          </w:r>
+          <w:r>
+            <w:rPr>
+              <w:rFonts w:hint="default" w:ascii="Times New Roman" w:hAnsi="Times New Roman" w:cs="Times New Roman"/>
+              <w:lang w:val="en-US"/>
+            </w:rPr>
+            <w:fldChar w:fldCharType="end"/>
+          </w:r>
+        </w:p>
+        <w:p>
+          <w:pPr>
+            <w:pStyle w:val="9"/>
+            <w:tabs>
+              <w:tab w:val="right" w:leader="dot" w:pos="8306"/>
+            </w:tabs>
+          </w:pPr>
+          <w:r>
+            <w:rPr>
+              <w:rFonts w:hint="default" w:ascii="Times New Roman" w:hAnsi="Times New Roman" w:cs="Times New Roman"/>
+              <w:lang w:val="en-US"/>
+            </w:rPr>
+            <w:fldChar w:fldCharType="begin"/>
+          </w:r>
+          <w:r>
+            <w:rPr>
+              <w:rFonts w:hint="default" w:ascii="Times New Roman" w:hAnsi="Times New Roman" w:cs="Times New Roman"/>
+              <w:lang w:val="en-US"/>
+            </w:rPr>
+            <w:instrText xml:space="preserve"> HYPERLINK \l _Toc23256 </w:instrText>
+          </w:r>
+          <w:r>
+            <w:rPr>
+              <w:rFonts w:hint="default" w:ascii="Times New Roman" w:hAnsi="Times New Roman" w:cs="Times New Roman"/>
+              <w:lang w:val="en-US"/>
+            </w:rPr>
+            <w:fldChar w:fldCharType="separate"/>
+          </w:r>
+          <w:r>
+            <w:rPr>
+              <w:rFonts w:hint="default" w:ascii="Times New Roman" w:hAnsi="Times New Roman" w:eastAsia="SimSun" w:cs="Times New Roman"/>
+              <w:lang w:val="en-US"/>
+            </w:rPr>
+            <w:t xml:space="preserve">Phần II: </w:t>
+          </w:r>
+          <w:r>
+            <w:rPr>
+              <w:rFonts w:hint="default" w:ascii="Times New Roman" w:hAnsi="Times New Roman" w:cs="Times New Roman"/>
+              <w:lang w:val="en-US"/>
+            </w:rPr>
+            <w:t>Nội dung phân quyền chứ năng</w:t>
+          </w:r>
+          <w:r>
+            <w:tab/>
+          </w:r>
+          <w:r>
+            <w:fldChar w:fldCharType="begin"/>
+          </w:r>
+          <w:r>
+            <w:instrText xml:space="preserve"> PAGEREF _Toc23256 \h </w:instrText>
+          </w:r>
+          <w:r>
+            <w:fldChar w:fldCharType="separate"/>
+          </w:r>
+          <w:r>
+            <w:t>4</w:t>
+          </w:r>
+          <w:r>
+            <w:fldChar w:fldCharType="end"/>
+          </w:r>
+          <w:r>
+            <w:rPr>
+              <w:rFonts w:hint="default" w:ascii="Times New Roman" w:hAnsi="Times New Roman" w:cs="Times New Roman"/>
+              <w:lang w:val="en-US"/>
+            </w:rPr>
+            <w:fldChar w:fldCharType="end"/>
+          </w:r>
+        </w:p>
+        <w:p>
+          <w:pPr>
+            <w:pStyle w:val="10"/>
+            <w:tabs>
+              <w:tab w:val="right" w:leader="dot" w:pos="8306"/>
+            </w:tabs>
+          </w:pPr>
+          <w:r>
+            <w:rPr>
+              <w:rFonts w:hint="default" w:ascii="Times New Roman" w:hAnsi="Times New Roman" w:cs="Times New Roman"/>
+              <w:lang w:val="en-US"/>
+            </w:rPr>
+            <w:fldChar w:fldCharType="begin"/>
+          </w:r>
+          <w:r>
+            <w:rPr>
+              <w:rFonts w:hint="default" w:ascii="Times New Roman" w:hAnsi="Times New Roman" w:cs="Times New Roman"/>
+              <w:lang w:val="en-US"/>
+            </w:rPr>
+            <w:instrText xml:space="preserve"> HYPERLINK \l _Toc1772 </w:instrText>
+          </w:r>
+          <w:r>
+            <w:rPr>
+              <w:rFonts w:hint="default" w:ascii="Times New Roman" w:hAnsi="Times New Roman" w:cs="Times New Roman"/>
+              <w:lang w:val="en-US"/>
+            </w:rPr>
+            <w:fldChar w:fldCharType="separate"/>
+          </w:r>
+          <w:r>
+            <w:rPr>
+              <w:rFonts w:hint="default" w:ascii="SimSun" w:hAnsi="SimSun" w:eastAsia="SimSun" w:cs="SimSun"/>
+              <w:lang w:val="en-US"/>
+            </w:rPr>
+            <w:t xml:space="preserve">1. </w:t>
+          </w:r>
+          <w:r>
+            <w:rPr>
+              <w:rFonts w:hint="default" w:ascii="Times New Roman" w:hAnsi="Times New Roman" w:cs="Times New Roman"/>
+              <w:lang w:val="en-US"/>
+            </w:rPr>
+            <w:t>Tình hình thực tế</w:t>
+          </w:r>
+          <w:r>
+            <w:tab/>
+          </w:r>
+          <w:r>
+            <w:fldChar w:fldCharType="begin"/>
+          </w:r>
+          <w:r>
+            <w:instrText xml:space="preserve"> PAGEREF _Toc1772 \h </w:instrText>
+          </w:r>
+          <w:r>
+            <w:fldChar w:fldCharType="separate"/>
+          </w:r>
+          <w:r>
+            <w:t>4</w:t>
+          </w:r>
+          <w:r>
+            <w:fldChar w:fldCharType="end"/>
+          </w:r>
+          <w:r>
+            <w:rPr>
+              <w:rFonts w:hint="default" w:ascii="Times New Roman" w:hAnsi="Times New Roman" w:cs="Times New Roman"/>
+              <w:lang w:val="en-US"/>
+            </w:rPr>
+            <w:fldChar w:fldCharType="end"/>
+          </w:r>
+        </w:p>
+        <w:p>
+          <w:pPr>
+            <w:pStyle w:val="10"/>
+            <w:tabs>
+              <w:tab w:val="right" w:leader="dot" w:pos="8306"/>
+            </w:tabs>
+          </w:pPr>
+          <w:r>
+            <w:rPr>
+              <w:rFonts w:hint="default" w:ascii="Times New Roman" w:hAnsi="Times New Roman" w:cs="Times New Roman"/>
+              <w:lang w:val="en-US"/>
+            </w:rPr>
+            <w:fldChar w:fldCharType="begin"/>
+          </w:r>
+          <w:r>
+            <w:rPr>
+              <w:rFonts w:hint="default" w:ascii="Times New Roman" w:hAnsi="Times New Roman" w:cs="Times New Roman"/>
+              <w:lang w:val="en-US"/>
+            </w:rPr>
+            <w:instrText xml:space="preserve"> HYPERLINK \l _Toc31092 </w:instrText>
+          </w:r>
+          <w:r>
+            <w:rPr>
+              <w:rFonts w:hint="default" w:ascii="Times New Roman" w:hAnsi="Times New Roman" w:cs="Times New Roman"/>
+              <w:lang w:val="en-US"/>
+            </w:rPr>
+            <w:fldChar w:fldCharType="separate"/>
+          </w:r>
+          <w:r>
+            <w:rPr>
+              <w:rFonts w:hint="default" w:ascii="SimSun" w:hAnsi="SimSun" w:eastAsia="SimSun" w:cs="SimSun"/>
+            </w:rPr>
+            <w:t xml:space="preserve">2. </w:t>
+          </w:r>
+          <w:r>
+            <w:rPr>
+              <w:rFonts w:hint="default" w:ascii="Times New Roman" w:hAnsi="Times New Roman" w:cs="Times New Roman"/>
+              <w:lang w:val="en-US"/>
+            </w:rPr>
+            <w:t>Nội dung</w:t>
+          </w:r>
+          <w:r>
+            <w:tab/>
+          </w:r>
+          <w:r>
+            <w:fldChar w:fldCharType="begin"/>
+          </w:r>
+          <w:r>
+            <w:instrText xml:space="preserve"> PAGEREF _Toc31092 \h </w:instrText>
+          </w:r>
+          <w:r>
+            <w:fldChar w:fldCharType="separate"/>
+          </w:r>
+          <w:r>
+            <w:t>4</w:t>
+          </w:r>
+          <w:r>
+            <w:fldChar w:fldCharType="end"/>
+          </w:r>
+          <w:r>
+            <w:rPr>
+              <w:rFonts w:hint="default" w:ascii="Times New Roman" w:hAnsi="Times New Roman" w:cs="Times New Roman"/>
+              <w:lang w:val="en-US"/>
+            </w:rPr>
+            <w:fldChar w:fldCharType="end"/>
+          </w:r>
+        </w:p>
+        <w:p>
+          <w:pPr>
+            <w:pStyle w:val="10"/>
+            <w:tabs>
+              <w:tab w:val="right" w:leader="dot" w:pos="8306"/>
+            </w:tabs>
+          </w:pPr>
+          <w:r>
+            <w:rPr>
+              <w:rFonts w:hint="default" w:ascii="Times New Roman" w:hAnsi="Times New Roman" w:cs="Times New Roman"/>
+              <w:lang w:val="en-US"/>
+            </w:rPr>
+            <w:fldChar w:fldCharType="begin"/>
+          </w:r>
+          <w:r>
+            <w:rPr>
+              <w:rFonts w:hint="default" w:ascii="Times New Roman" w:hAnsi="Times New Roman" w:cs="Times New Roman"/>
+              <w:lang w:val="en-US"/>
+            </w:rPr>
+            <w:instrText xml:space="preserve"> HYPERLINK \l _Toc4479 </w:instrText>
+          </w:r>
+          <w:r>
+            <w:rPr>
+              <w:rFonts w:hint="default" w:ascii="Times New Roman" w:hAnsi="Times New Roman" w:cs="Times New Roman"/>
+              <w:lang w:val="en-US"/>
+            </w:rPr>
+            <w:fldChar w:fldCharType="separate"/>
+          </w:r>
+          <w:r>
+            <w:rPr>
+              <w:rFonts w:hint="default" w:ascii="SimSun" w:hAnsi="SimSun" w:eastAsia="SimSun" w:cs="SimSun"/>
+            </w:rPr>
+            <w:t xml:space="preserve">3. </w:t>
+          </w:r>
+          <w:r>
+            <w:rPr>
+              <w:rFonts w:hint="default" w:ascii="Times New Roman" w:hAnsi="Times New Roman" w:cs="Times New Roman"/>
+              <w:lang w:val="en-US"/>
+            </w:rPr>
+            <w:t>Vấn đề đặt ra</w:t>
+          </w:r>
+          <w:r>
+            <w:tab/>
+          </w:r>
+          <w:r>
+            <w:fldChar w:fldCharType="begin"/>
+          </w:r>
+          <w:r>
+            <w:instrText xml:space="preserve"> PAGEREF _Toc4479 \h </w:instrText>
+          </w:r>
+          <w:r>
+            <w:fldChar w:fldCharType="separate"/>
+          </w:r>
+          <w:r>
+            <w:t>4</w:t>
+          </w:r>
+          <w:r>
+            <w:fldChar w:fldCharType="end"/>
+          </w:r>
+          <w:r>
+            <w:rPr>
+              <w:rFonts w:hint="default" w:ascii="Times New Roman" w:hAnsi="Times New Roman" w:cs="Times New Roman"/>
+              <w:lang w:val="en-US"/>
+            </w:rPr>
+            <w:fldChar w:fldCharType="end"/>
+          </w:r>
+        </w:p>
+        <w:p>
+          <w:pPr>
+            <w:pStyle w:val="10"/>
+            <w:tabs>
+              <w:tab w:val="right" w:leader="dot" w:pos="8306"/>
+            </w:tabs>
+          </w:pPr>
+          <w:r>
+            <w:rPr>
+              <w:rFonts w:hint="default" w:ascii="Times New Roman" w:hAnsi="Times New Roman" w:cs="Times New Roman"/>
+              <w:lang w:val="en-US"/>
+            </w:rPr>
+            <w:fldChar w:fldCharType="begin"/>
+          </w:r>
+          <w:r>
+            <w:rPr>
+              <w:rFonts w:hint="default" w:ascii="Times New Roman" w:hAnsi="Times New Roman" w:cs="Times New Roman"/>
+              <w:lang w:val="en-US"/>
+            </w:rPr>
+            <w:instrText xml:space="preserve"> HYPERLINK \l _Toc16036 </w:instrText>
+          </w:r>
+          <w:r>
+            <w:rPr>
+              <w:rFonts w:hint="default" w:ascii="Times New Roman" w:hAnsi="Times New Roman" w:cs="Times New Roman"/>
+              <w:lang w:val="en-US"/>
+            </w:rPr>
+            <w:fldChar w:fldCharType="separate"/>
+          </w:r>
+          <w:r>
+            <w:rPr>
+              <w:rFonts w:hint="default" w:ascii="SimSun" w:hAnsi="SimSun" w:eastAsia="SimSun" w:cs="SimSun"/>
+            </w:rPr>
+            <w:t xml:space="preserve">4. </w:t>
+          </w:r>
+          <w:r>
+            <w:rPr>
+              <w:rFonts w:hint="default"/>
+              <w:lang w:val="en-US"/>
+            </w:rPr>
+            <w:t>Hướng giải quyết</w:t>
+          </w:r>
+          <w:r>
+            <w:tab/>
+          </w:r>
+          <w:r>
+            <w:fldChar w:fldCharType="begin"/>
+          </w:r>
+          <w:r>
+            <w:instrText xml:space="preserve"> PAGEREF _Toc16036 \h </w:instrText>
+          </w:r>
+          <w:r>
+            <w:fldChar w:fldCharType="separate"/>
+          </w:r>
+          <w:r>
+            <w:t>4</w:t>
+          </w:r>
+          <w:r>
+            <w:fldChar w:fldCharType="end"/>
+          </w:r>
+          <w:r>
+            <w:rPr>
+              <w:rFonts w:hint="default" w:ascii="Times New Roman" w:hAnsi="Times New Roman" w:cs="Times New Roman"/>
+              <w:lang w:val="en-US"/>
+            </w:rPr>
+            <w:fldChar w:fldCharType="end"/>
+          </w:r>
+        </w:p>
+        <w:p>
+          <w:pPr>
+            <w:pStyle w:val="9"/>
+            <w:tabs>
+              <w:tab w:val="right" w:leader="dot" w:pos="8306"/>
+            </w:tabs>
+          </w:pPr>
+          <w:r>
+            <w:rPr>
+              <w:rFonts w:hint="default" w:ascii="Times New Roman" w:hAnsi="Times New Roman" w:cs="Times New Roman"/>
+              <w:lang w:val="en-US"/>
+            </w:rPr>
+            <w:fldChar w:fldCharType="begin"/>
+          </w:r>
+          <w:r>
+            <w:rPr>
+              <w:rFonts w:hint="default" w:ascii="Times New Roman" w:hAnsi="Times New Roman" w:cs="Times New Roman"/>
+              <w:lang w:val="en-US"/>
+            </w:rPr>
+            <w:instrText xml:space="preserve"> HYPERLINK \l _Toc19155 </w:instrText>
+          </w:r>
+          <w:r>
+            <w:rPr>
+              <w:rFonts w:hint="default" w:ascii="Times New Roman" w:hAnsi="Times New Roman" w:cs="Times New Roman"/>
+              <w:lang w:val="en-US"/>
+            </w:rPr>
+            <w:fldChar w:fldCharType="separate"/>
+          </w:r>
+          <w:r>
+            <w:rPr>
+              <w:rFonts w:hint="default" w:ascii="Times New Roman" w:hAnsi="Times New Roman" w:eastAsia="SimSun" w:cs="Times New Roman"/>
+            </w:rPr>
+            <w:t xml:space="preserve">Phần III: </w:t>
+          </w:r>
+          <w:r>
+            <w:rPr>
+              <w:rFonts w:hint="default"/>
+              <w:lang w:val="en-US"/>
+            </w:rPr>
+            <w:t>Phân quyền chức năng</w:t>
+          </w:r>
+          <w:r>
+            <w:tab/>
+          </w:r>
+          <w:r>
+            <w:fldChar w:fldCharType="begin"/>
+          </w:r>
+          <w:r>
+            <w:instrText xml:space="preserve"> PAGEREF _Toc19155 \h </w:instrText>
+          </w:r>
+          <w:r>
+            <w:fldChar w:fldCharType="separate"/>
+          </w:r>
+          <w:r>
+            <w:t>5</w:t>
+          </w:r>
+          <w:r>
+            <w:fldChar w:fldCharType="end"/>
+          </w:r>
+          <w:r>
+            <w:rPr>
+              <w:rFonts w:hint="default" w:ascii="Times New Roman" w:hAnsi="Times New Roman" w:cs="Times New Roman"/>
+              <w:lang w:val="en-US"/>
+            </w:rPr>
+            <w:fldChar w:fldCharType="end"/>
+          </w:r>
+        </w:p>
+        <w:p>
+          <w:pPr>
+            <w:pStyle w:val="10"/>
+            <w:tabs>
+              <w:tab w:val="right" w:leader="dot" w:pos="8306"/>
+            </w:tabs>
+          </w:pPr>
+          <w:r>
+            <w:rPr>
+              <w:rFonts w:hint="default" w:ascii="Times New Roman" w:hAnsi="Times New Roman" w:cs="Times New Roman"/>
+              <w:lang w:val="en-US"/>
+            </w:rPr>
+            <w:fldChar w:fldCharType="begin"/>
+          </w:r>
+          <w:r>
+            <w:rPr>
+              <w:rFonts w:hint="default" w:ascii="Times New Roman" w:hAnsi="Times New Roman" w:cs="Times New Roman"/>
+              <w:lang w:val="en-US"/>
+            </w:rPr>
+            <w:instrText xml:space="preserve"> HYPERLINK \l _Toc20767 </w:instrText>
+          </w:r>
+          <w:r>
+            <w:rPr>
+              <w:rFonts w:hint="default" w:ascii="Times New Roman" w:hAnsi="Times New Roman" w:cs="Times New Roman"/>
+              <w:lang w:val="en-US"/>
+            </w:rPr>
+            <w:fldChar w:fldCharType="separate"/>
+          </w:r>
+          <w:r>
+            <w:rPr>
+              <w:rFonts w:hint="default" w:ascii="SimSun" w:hAnsi="SimSun" w:eastAsia="SimSun" w:cs="SimSun"/>
+              <w:lang w:val="en-US"/>
+            </w:rPr>
+            <w:t xml:space="preserve">1. </w:t>
+          </w:r>
+          <w:r>
+            <w:rPr>
+              <w:rFonts w:hint="default"/>
+              <w:lang w:val="en-US"/>
+            </w:rPr>
+            <w:t>Cài đặt chức năng</w:t>
+          </w:r>
+          <w:r>
+            <w:tab/>
+          </w:r>
+          <w:r>
+            <w:fldChar w:fldCharType="begin"/>
+          </w:r>
+          <w:r>
+            <w:instrText xml:space="preserve"> PAGEREF _Toc20767 \h </w:instrText>
+          </w:r>
+          <w:r>
+            <w:fldChar w:fldCharType="separate"/>
+          </w:r>
+          <w:r>
+            <w:t>5</w:t>
+          </w:r>
+          <w:r>
+            <w:fldChar w:fldCharType="end"/>
+          </w:r>
+          <w:r>
+            <w:rPr>
+              <w:rFonts w:hint="default" w:ascii="Times New Roman" w:hAnsi="Times New Roman" w:cs="Times New Roman"/>
+              <w:lang w:val="en-US"/>
+            </w:rPr>
+            <w:fldChar w:fldCharType="end"/>
+          </w:r>
+        </w:p>
+        <w:p>
+          <w:pPr>
+            <w:pStyle w:val="10"/>
+            <w:tabs>
+              <w:tab w:val="right" w:leader="dot" w:pos="8306"/>
+            </w:tabs>
+          </w:pPr>
+          <w:r>
+            <w:rPr>
+              <w:rFonts w:hint="default" w:ascii="Times New Roman" w:hAnsi="Times New Roman" w:cs="Times New Roman"/>
+              <w:lang w:val="en-US"/>
+            </w:rPr>
+            <w:fldChar w:fldCharType="begin"/>
+          </w:r>
+          <w:r>
+            <w:rPr>
+              <w:rFonts w:hint="default" w:ascii="Times New Roman" w:hAnsi="Times New Roman" w:cs="Times New Roman"/>
+              <w:lang w:val="en-US"/>
+            </w:rPr>
+            <w:instrText xml:space="preserve"> HYPERLINK \l _Toc19623 </w:instrText>
+          </w:r>
+          <w:r>
+            <w:rPr>
+              <w:rFonts w:hint="default" w:ascii="Times New Roman" w:hAnsi="Times New Roman" w:cs="Times New Roman"/>
+              <w:lang w:val="en-US"/>
+            </w:rPr>
+            <w:fldChar w:fldCharType="separate"/>
+          </w:r>
+          <w:r>
+            <w:rPr>
+              <w:rFonts w:hint="default" w:ascii="Times New Roman" w:hAnsi="Times New Roman" w:cs="Times New Roman"/>
+              <w:lang w:val="en-US"/>
+            </w:rPr>
+            <w:t>2. Kết luận</w:t>
+          </w:r>
+          <w:r>
+            <w:tab/>
+          </w:r>
+          <w:r>
+            <w:fldChar w:fldCharType="begin"/>
+          </w:r>
+          <w:r>
+            <w:instrText xml:space="preserve"> PAGEREF _Toc19623 \h </w:instrText>
+          </w:r>
+          <w:r>
+            <w:fldChar w:fldCharType="separate"/>
+          </w:r>
+          <w:r>
+            <w:t>7</w:t>
+          </w:r>
+          <w:r>
+            <w:fldChar w:fldCharType="end"/>
+          </w:r>
+          <w:r>
+            <w:rPr>
+              <w:rFonts w:hint="default" w:ascii="Times New Roman" w:hAnsi="Times New Roman" w:cs="Times New Roman"/>
+              <w:lang w:val="en-US"/>
+            </w:rPr>
+            <w:fldChar w:fldCharType="end"/>
+          </w:r>
+        </w:p>
+        <w:p>
+          <w:pPr>
+            <w:pStyle w:val="9"/>
+            <w:tabs>
+              <w:tab w:val="right" w:leader="dot" w:pos="8306"/>
+            </w:tabs>
+          </w:pPr>
+          <w:r>
+            <w:rPr>
+              <w:rFonts w:hint="default" w:ascii="Times New Roman" w:hAnsi="Times New Roman" w:cs="Times New Roman"/>
+              <w:lang w:val="en-US"/>
+            </w:rPr>
+            <w:fldChar w:fldCharType="begin"/>
+          </w:r>
+          <w:r>
+            <w:rPr>
+              <w:rFonts w:hint="default" w:ascii="Times New Roman" w:hAnsi="Times New Roman" w:cs="Times New Roman"/>
+              <w:lang w:val="en-US"/>
+            </w:rPr>
+            <w:instrText xml:space="preserve"> HYPERLINK \l _Toc16893 </w:instrText>
+          </w:r>
+          <w:r>
+            <w:rPr>
+              <w:rFonts w:hint="default" w:ascii="Times New Roman" w:hAnsi="Times New Roman" w:cs="Times New Roman"/>
+              <w:lang w:val="en-US"/>
+            </w:rPr>
+            <w:fldChar w:fldCharType="separate"/>
+          </w:r>
+          <w:r>
+            <w:rPr>
+              <w:rFonts w:hint="default" w:ascii="Times New Roman" w:hAnsi="Times New Roman" w:eastAsia="SimSun" w:cs="Times New Roman"/>
+              <w:lang w:val="en-US"/>
+            </w:rPr>
+            <w:t xml:space="preserve">Phần IV: </w:t>
+          </w:r>
+          <w:r>
+            <w:rPr>
+              <w:rFonts w:hint="default" w:ascii="Times New Roman" w:hAnsi="Times New Roman" w:cs="Times New Roman"/>
+              <w:lang w:val="en-US"/>
+            </w:rPr>
+            <w:t>Kết quả đạt được</w:t>
+          </w:r>
+          <w:r>
+            <w:tab/>
+          </w:r>
+          <w:r>
+            <w:fldChar w:fldCharType="begin"/>
+          </w:r>
+          <w:r>
+            <w:instrText xml:space="preserve"> PAGEREF _Toc16893 \h </w:instrText>
+          </w:r>
+          <w:r>
+            <w:fldChar w:fldCharType="separate"/>
+          </w:r>
+          <w:r>
+            <w:t>8</w:t>
+          </w:r>
+          <w:r>
+            <w:fldChar w:fldCharType="end"/>
+          </w:r>
+          <w:r>
+            <w:rPr>
+              <w:rFonts w:hint="default" w:ascii="Times New Roman" w:hAnsi="Times New Roman" w:cs="Times New Roman"/>
+              <w:lang w:val="en-US"/>
+            </w:rPr>
+            <w:fldChar w:fldCharType="end"/>
+          </w:r>
+        </w:p>
+        <w:p>
+          <w:pPr>
+            <w:pStyle w:val="9"/>
+            <w:tabs>
+              <w:tab w:val="right" w:leader="dot" w:pos="8306"/>
+            </w:tabs>
+          </w:pPr>
+          <w:r>
+            <w:rPr>
+              <w:rFonts w:hint="default" w:ascii="Times New Roman" w:hAnsi="Times New Roman" w:cs="Times New Roman"/>
+              <w:lang w:val="en-US"/>
+            </w:rPr>
+            <w:fldChar w:fldCharType="begin"/>
+          </w:r>
+          <w:r>
+            <w:rPr>
+              <w:rFonts w:hint="default" w:ascii="Times New Roman" w:hAnsi="Times New Roman" w:cs="Times New Roman"/>
+              <w:lang w:val="en-US"/>
+            </w:rPr>
+            <w:instrText xml:space="preserve"> HYPERLINK \l _Toc12445 </w:instrText>
+          </w:r>
+          <w:r>
+            <w:rPr>
+              <w:rFonts w:hint="default" w:ascii="Times New Roman" w:hAnsi="Times New Roman" w:cs="Times New Roman"/>
+              <w:lang w:val="en-US"/>
+            </w:rPr>
+            <w:fldChar w:fldCharType="separate"/>
+          </w:r>
+          <w:r>
+            <w:rPr>
+              <w:rFonts w:hint="default" w:ascii="Times New Roman" w:hAnsi="Times New Roman" w:cs="Times New Roman"/>
+              <w:lang w:val="en-US"/>
+            </w:rPr>
+            <w:t>1. Kết quả</w:t>
+          </w:r>
+          <w:r>
+            <w:tab/>
+          </w:r>
+          <w:r>
+            <w:fldChar w:fldCharType="begin"/>
+          </w:r>
+          <w:r>
+            <w:instrText xml:space="preserve"> PAGEREF _Toc12445 \h </w:instrText>
+          </w:r>
+          <w:r>
+            <w:fldChar w:fldCharType="separate"/>
+          </w:r>
+          <w:r>
+            <w:t>8</w:t>
+          </w:r>
+          <w:r>
+            <w:fldChar w:fldCharType="end"/>
+          </w:r>
+          <w:r>
+            <w:rPr>
+              <w:rFonts w:hint="default" w:ascii="Times New Roman" w:hAnsi="Times New Roman" w:cs="Times New Roman"/>
+              <w:lang w:val="en-US"/>
+            </w:rPr>
+            <w:fldChar w:fldCharType="end"/>
+          </w:r>
+        </w:p>
+        <w:p>
+          <w:pPr>
+            <w:pStyle w:val="9"/>
+            <w:tabs>
+              <w:tab w:val="right" w:leader="dot" w:pos="8306"/>
+            </w:tabs>
+          </w:pPr>
+          <w:r>
+            <w:rPr>
+              <w:rFonts w:hint="default" w:ascii="Times New Roman" w:hAnsi="Times New Roman" w:cs="Times New Roman"/>
+              <w:lang w:val="en-US"/>
+            </w:rPr>
+            <w:fldChar w:fldCharType="begin"/>
+          </w:r>
+          <w:r>
+            <w:rPr>
+              <w:rFonts w:hint="default" w:ascii="Times New Roman" w:hAnsi="Times New Roman" w:cs="Times New Roman"/>
+              <w:lang w:val="en-US"/>
+            </w:rPr>
+            <w:instrText xml:space="preserve"> HYPERLINK \l _Toc9604 </w:instrText>
+          </w:r>
+          <w:r>
+            <w:rPr>
+              <w:rFonts w:hint="default" w:ascii="Times New Roman" w:hAnsi="Times New Roman" w:cs="Times New Roman"/>
+              <w:lang w:val="en-US"/>
+            </w:rPr>
+            <w:fldChar w:fldCharType="separate"/>
+          </w:r>
+          <w:r>
+            <w:rPr>
+              <w:rFonts w:hint="default" w:ascii="Times New Roman" w:hAnsi="Times New Roman" w:cs="Times New Roman"/>
+              <w:lang w:val="en-US"/>
+            </w:rPr>
+            <w:t>2. Hướng dẫn chạy project</w:t>
+          </w:r>
+          <w:r>
+            <w:tab/>
+          </w:r>
+          <w:r>
+            <w:fldChar w:fldCharType="begin"/>
+          </w:r>
+          <w:r>
+            <w:instrText xml:space="preserve"> PAGEREF _Toc9604 \h </w:instrText>
+          </w:r>
+          <w:r>
+            <w:fldChar w:fldCharType="separate"/>
+          </w:r>
+          <w:r>
+            <w:t>8</w:t>
+          </w:r>
+          <w:r>
+            <w:fldChar w:fldCharType="end"/>
+          </w:r>
+          <w:r>
+            <w:rPr>
+              <w:rFonts w:hint="default" w:ascii="Times New Roman" w:hAnsi="Times New Roman" w:cs="Times New Roman"/>
+              <w:lang w:val="en-US"/>
+            </w:rPr>
+            <w:fldChar w:fldCharType="end"/>
+          </w:r>
+        </w:p>
+        <w:p>
+          <w:pPr>
+            <w:rPr>
+              <w:rFonts w:hint="default" w:ascii="Times New Roman" w:hAnsi="Times New Roman" w:cs="Times New Roman"/>
+              <w:lang w:val="en-US"/>
+            </w:rPr>
+          </w:pPr>
+          <w:r>
+            <w:rPr>
+              <w:rFonts w:hint="default" w:ascii="Times New Roman" w:hAnsi="Times New Roman" w:cs="Times New Roman"/>
+              <w:lang w:val="en-US"/>
+            </w:rPr>
+            <w:fldChar w:fldCharType="end"/>
+          </w:r>
+        </w:p>
+      </w:sdtContent>
+    </w:sdt>
+    <w:p>
+      <w:pPr>
+        <w:rPr>
+          <w:rFonts w:hint="default" w:ascii="Times New Roman" w:hAnsi="Times New Roman" w:cs="Times New Roman"/>
+          <w:lang w:val="en-US"/>
+        </w:rPr>
+      </w:pPr>
+      <w:r>
+        <w:rPr>
+          <w:rFonts w:hint="default" w:ascii="Times New Roman" w:hAnsi="Times New Roman" w:cs="Times New Roman"/>
+          <w:lang w:val="en-US"/>
+        </w:rPr>
+        <w:br w:type="page"/>
+      </w:r>
+    </w:p>
+    <w:p>
+      <w:pPr>
+        <w:rPr>
+          <w:rFonts w:hint="default" w:ascii="Times New Roman" w:hAnsi="Times New Roman" w:cs="Times New Roman"/>
+          <w:lang w:val="en-US"/>
+        </w:rPr>
+      </w:pPr>
+    </w:p>
+    <w:p>
+      <w:pPr>
+        <w:rPr>
+          <w:rFonts w:hint="default" w:ascii="Times New Roman" w:hAnsi="Times New Roman" w:cs="Times New Roman"/>
+          <w:lang w:val="en-US"/>
+        </w:rPr>
+      </w:pPr>
+      <w:r>
+        <w:rPr>
+          <w:rFonts w:hint="default" w:ascii="Times New Roman" w:hAnsi="Times New Roman" w:cs="Times New Roman"/>
           <w:lang w:val="en-US"/>
         </w:rPr>
         <w:t>Họ và tên: Đỗ Thanh Sơn</w:t>
@@ -41,19 +1213,17 @@
     <w:p>
       <w:pPr>
         <w:rPr>
-          <w:rFonts w:hint="default" w:cs="Times New Roman"/>
-          <w:lang w:val="en-US"/>
-        </w:rPr>
-      </w:pPr>
-      <w:r>
-        <w:rPr>
-          <w:rFonts w:hint="default" w:cs="Times New Roman"/>
+          <w:rFonts w:hint="default" w:ascii="Times New Roman" w:hAnsi="Times New Roman" w:cs="Times New Roman"/>
+          <w:lang w:val="en-US"/>
+        </w:rPr>
+      </w:pPr>
+      <w:r>
+        <w:rPr>
+          <w:rFonts w:hint="default" w:ascii="Times New Roman" w:hAnsi="Times New Roman" w:cs="Times New Roman"/>
           <w:lang w:val="en-US"/>
         </w:rPr>
         <w:t>Năm sinh: 17/03/2000</w:t>
       </w:r>
-      <w:bookmarkStart w:id="0" w:name="_GoBack"/>
-      <w:bookmarkEnd w:id="0"/>
     </w:p>
     <w:p>
       <w:pPr>
@@ -69,19 +1239,29 @@
           <w:rFonts w:hint="default" w:ascii="Times New Roman" w:hAnsi="Times New Roman" w:cs="Times New Roman"/>
           <w:lang w:val="en-US"/>
         </w:rPr>
-        <w:t xml:space="preserve"> Mở đầu bài thu hoạch</w:t>
-      </w:r>
+        <w:t xml:space="preserve"> </w:t>
+      </w:r>
+      <w:bookmarkStart w:id="1" w:name="_Toc14792"/>
+      <w:r>
+        <w:rPr>
+          <w:rFonts w:hint="default" w:ascii="Times New Roman" w:hAnsi="Times New Roman" w:cs="Times New Roman"/>
+          <w:lang w:val="en-US"/>
+        </w:rPr>
+        <w:t>Mở đầu bài thu hoạch</w:t>
+      </w:r>
+      <w:bookmarkEnd w:id="1"/>
     </w:p>
     <w:p>
       <w:pPr>
         <w:pStyle w:val="3"/>
         <w:bidi w:val="0"/>
-        <w:ind w:left="0" w:leftChars="0" w:firstLine="0" w:firstLineChars="0"/>
-        <w:rPr>
-          <w:rFonts w:hint="default" w:ascii="Times New Roman" w:hAnsi="Times New Roman" w:cs="Times New Roman"/>
-          <w:lang w:val="en-US"/>
-        </w:rPr>
-      </w:pPr>
+        <w:ind w:left="340" w:leftChars="0" w:firstLine="0" w:firstLineChars="0"/>
+        <w:rPr>
+          <w:rFonts w:hint="default" w:ascii="Times New Roman" w:hAnsi="Times New Roman" w:cs="Times New Roman"/>
+          <w:lang w:val="en-US"/>
+        </w:rPr>
+      </w:pPr>
+      <w:bookmarkStart w:id="2" w:name="_Toc4490"/>
       <w:r>
         <w:rPr>
           <w:rFonts w:hint="default" w:ascii="Times New Roman" w:hAnsi="Times New Roman" w:cs="Times New Roman"/>
@@ -89,6 +1269,7 @@
         </w:rPr>
         <w:t>Lý do viết thu hoạch phân quyền chức năng</w:t>
       </w:r>
+      <w:bookmarkEnd w:id="2"/>
     </w:p>
     <w:p>
       <w:pPr>
@@ -124,29 +1305,32 @@
       <w:pPr>
         <w:pStyle w:val="3"/>
         <w:bidi w:val="0"/>
-        <w:rPr>
-          <w:rFonts w:hint="default"/>
-          <w:lang w:val="en-US"/>
-        </w:rPr>
-      </w:pPr>
-      <w:r>
-        <w:rPr>
-          <w:rFonts w:hint="default"/>
+        <w:ind w:left="340" w:leftChars="0" w:firstLineChars="0"/>
+        <w:rPr>
+          <w:rFonts w:hint="default" w:ascii="Times New Roman" w:hAnsi="Times New Roman" w:cs="Times New Roman"/>
+          <w:lang w:val="en-US"/>
+        </w:rPr>
+      </w:pPr>
+      <w:bookmarkStart w:id="3" w:name="_Toc5651"/>
+      <w:r>
+        <w:rPr>
+          <w:rFonts w:hint="default" w:ascii="Times New Roman" w:hAnsi="Times New Roman" w:cs="Times New Roman"/>
           <w:lang w:val="en-US"/>
         </w:rPr>
         <w:t>Nhiệm vụ và phạm vi báo cáo thu hoạch phân quyền chức năng</w:t>
       </w:r>
-    </w:p>
-    <w:p>
-      <w:pPr>
-        <w:rPr>
-          <w:rFonts w:hint="default"/>
-          <w:lang w:val="en-US"/>
-        </w:rPr>
-      </w:pPr>
-      <w:r>
-        <w:rPr>
-          <w:rFonts w:hint="default"/>
+      <w:bookmarkEnd w:id="3"/>
+    </w:p>
+    <w:p>
+      <w:pPr>
+        <w:rPr>
+          <w:rFonts w:hint="default" w:ascii="Times New Roman" w:hAnsi="Times New Roman" w:cs="Times New Roman"/>
+          <w:lang w:val="en-US"/>
+        </w:rPr>
+      </w:pPr>
+      <w:r>
+        <w:rPr>
+          <w:rFonts w:hint="default" w:ascii="Times New Roman" w:hAnsi="Times New Roman" w:cs="Times New Roman"/>
           <w:lang w:val="en-US"/>
         </w:rPr>
         <w:t>Trong thời gian thực tập, em đã tìm hiểu thực tế được project thực tế và chức năng phân quyền. Để hoàn thành tốt chức năng phân quyền chức năng, em cần chuẩn bị lại kiến thức laravel 7 và 8, phân quyền người dùng và thuật toán.</w:t>
@@ -156,29 +1340,32 @@
       <w:pPr>
         <w:pStyle w:val="3"/>
         <w:bidi w:val="0"/>
-        <w:rPr>
-          <w:rFonts w:hint="default"/>
-          <w:lang w:val="en-US"/>
-        </w:rPr>
-      </w:pPr>
-      <w:r>
-        <w:rPr>
-          <w:rFonts w:hint="default"/>
+        <w:ind w:left="340" w:leftChars="0" w:firstLineChars="0"/>
+        <w:rPr>
+          <w:rFonts w:hint="default" w:ascii="Times New Roman" w:hAnsi="Times New Roman" w:cs="Times New Roman"/>
+          <w:lang w:val="en-US"/>
+        </w:rPr>
+      </w:pPr>
+      <w:bookmarkStart w:id="4" w:name="_Toc28158"/>
+      <w:r>
+        <w:rPr>
+          <w:rFonts w:hint="default" w:ascii="Times New Roman" w:hAnsi="Times New Roman" w:cs="Times New Roman"/>
           <w:lang w:val="en-US"/>
         </w:rPr>
         <w:t>Kế hoạch cho nội dung bài phân quyền chức năng</w:t>
       </w:r>
-    </w:p>
-    <w:p>
-      <w:pPr>
-        <w:rPr>
-          <w:rFonts w:hint="default"/>
-          <w:lang w:val="en-US"/>
-        </w:rPr>
-      </w:pPr>
-      <w:r>
-        <w:rPr>
-          <w:rFonts w:hint="default"/>
+      <w:bookmarkEnd w:id="4"/>
+    </w:p>
+    <w:p>
+      <w:pPr>
+        <w:rPr>
+          <w:rFonts w:hint="default" w:ascii="Times New Roman" w:hAnsi="Times New Roman" w:cs="Times New Roman"/>
+          <w:lang w:val="en-US"/>
+        </w:rPr>
+      </w:pPr>
+      <w:r>
+        <w:rPr>
+          <w:rFonts w:hint="default" w:ascii="Times New Roman" w:hAnsi="Times New Roman" w:cs="Times New Roman"/>
           <w:lang w:val="en-US"/>
         </w:rPr>
         <w:t>Để thực hiện tốt các nội dung yêu cầu, bản thân em đã xây dựng kế hoạch như sau:</w:t>
@@ -192,13 +1379,13 @@
         </w:numPr>
         <w:ind w:left="425" w:leftChars="0" w:hanging="425" w:firstLineChars="0"/>
         <w:rPr>
-          <w:rFonts w:hint="default"/>
-          <w:lang w:val="en-US"/>
-        </w:rPr>
-      </w:pPr>
-      <w:r>
-        <w:rPr>
-          <w:rFonts w:hint="default"/>
+          <w:rFonts w:hint="default" w:ascii="Times New Roman" w:hAnsi="Times New Roman" w:cs="Times New Roman"/>
+          <w:lang w:val="en-US"/>
+        </w:rPr>
+      </w:pPr>
+      <w:r>
+        <w:rPr>
+          <w:rFonts w:hint="default" w:ascii="Times New Roman" w:hAnsi="Times New Roman" w:cs="Times New Roman"/>
           <w:lang w:val="en-US"/>
         </w:rPr>
         <w:t>Tìm hiểu và thu nhập kiến thức qua các nguồn youtube và các trang web</w:t>
@@ -212,13 +1399,13 @@
         </w:numPr>
         <w:ind w:left="425" w:leftChars="0" w:hanging="425" w:firstLineChars="0"/>
         <w:rPr>
-          <w:rFonts w:hint="default"/>
-          <w:lang w:val="en-US"/>
-        </w:rPr>
-      </w:pPr>
-      <w:r>
-        <w:rPr>
-          <w:rFonts w:hint="default"/>
+          <w:rFonts w:hint="default" w:ascii="Times New Roman" w:hAnsi="Times New Roman" w:cs="Times New Roman"/>
+          <w:lang w:val="en-US"/>
+        </w:rPr>
+      </w:pPr>
+      <w:r>
+        <w:rPr>
+          <w:rFonts w:hint="default" w:ascii="Times New Roman" w:hAnsi="Times New Roman" w:cs="Times New Roman"/>
           <w:lang w:val="en-US"/>
         </w:rPr>
         <w:t>Bám sát hướng dẫn và từ khóa của người hướng dẫn.</w:t>
@@ -232,102 +1419,16 @@
         </w:numPr>
         <w:ind w:left="425" w:leftChars="0" w:hanging="425" w:firstLineChars="0"/>
         <w:rPr>
-          <w:rFonts w:hint="default"/>
-          <w:lang w:val="en-US"/>
-        </w:rPr>
-      </w:pPr>
-      <w:r>
-        <w:rPr>
-          <w:rFonts w:hint="default"/>
+          <w:rFonts w:hint="default" w:ascii="Times New Roman" w:hAnsi="Times New Roman" w:cs="Times New Roman"/>
+          <w:lang w:val="en-US"/>
+        </w:rPr>
+      </w:pPr>
+      <w:r>
+        <w:rPr>
+          <w:rFonts w:hint="default" w:ascii="Times New Roman" w:hAnsi="Times New Roman" w:cs="Times New Roman"/>
           <w:lang w:val="en-US"/>
         </w:rPr>
         <w:t>Quan sát, phân tích đúc kinh nghiệm cho bản thân.</w:t>
-      </w:r>
-    </w:p>
-    <w:p>
-      <w:pPr>
-        <w:pStyle w:val="2"/>
-        <w:bidi w:val="0"/>
-        <w:rPr>
-          <w:rFonts w:hint="default"/>
-          <w:lang w:val="en-US"/>
-        </w:rPr>
-      </w:pPr>
-      <w:r>
-        <w:rPr>
-          <w:rFonts w:hint="default"/>
-          <w:lang w:val="en-US"/>
-        </w:rPr>
-        <w:t>Nội dung phân quyền chứ năng</w:t>
-      </w:r>
-    </w:p>
-    <w:p>
-      <w:pPr>
-        <w:pStyle w:val="3"/>
-        <w:bidi w:val="0"/>
-        <w:rPr>
-          <w:rFonts w:hint="default"/>
-          <w:lang w:val="en-US"/>
-        </w:rPr>
-      </w:pPr>
-      <w:r>
-        <w:rPr>
-          <w:rFonts w:hint="default"/>
-          <w:lang w:val="en-US"/>
-        </w:rPr>
-        <w:t xml:space="preserve">Tình hình thực tế </w:t>
-      </w:r>
-    </w:p>
-    <w:p>
-      <w:pPr>
-        <w:rPr>
-          <w:rFonts w:hint="default"/>
-          <w:lang w:val="en-US"/>
-        </w:rPr>
-      </w:pPr>
-      <w:r>
-        <w:rPr>
-          <w:rFonts w:hint="default"/>
-          <w:lang w:val="en-US"/>
-        </w:rPr>
-        <w:t>Do chưa nắm rõ được kiến thức về cơ sở dữ liệu và cấu trúc dữ liệu và thuật toán, nên giai đoạn đầu em gặp nhiều khó khăn trong việc tạo dựng các mô hình cơ sở dữ liệu để làm. Và những thiếu sót trong việc bỏ lỡ các từ khóa quan trọng trong middleware khiến việc tạo dựng và hoàn thành chức năng phân quyền chức năng khó khăn.</w:t>
-      </w:r>
-    </w:p>
-    <w:p>
-      <w:pPr>
-        <w:pStyle w:val="3"/>
-        <w:bidi w:val="0"/>
-        <w:rPr>
-          <w:rFonts w:hint="default"/>
-          <w:lang w:val="en-US"/>
-        </w:rPr>
-      </w:pPr>
-      <w:r>
-        <w:rPr>
-          <w:rFonts w:hint="default"/>
-          <w:lang w:val="en-US"/>
-        </w:rPr>
-        <w:t>Nội dung</w:t>
-      </w:r>
-    </w:p>
-    <w:p>
-      <w:pPr>
-        <w:numPr>
-          <w:ilvl w:val="0"/>
-          <w:numId w:val="3"/>
-        </w:numPr>
-        <w:ind w:left="425" w:leftChars="0" w:hanging="425" w:firstLineChars="0"/>
-        <w:rPr>
-          <w:rFonts w:hint="default"/>
-          <w:lang w:val="en-US"/>
-        </w:rPr>
-      </w:pPr>
-      <w:r>
-        <w:rPr>
-          <w:rFonts w:hint="default"/>
-          <w:lang w:val="en-US"/>
-        </w:rPr>
-        <w:t>Mô hình cơ sở dữ liệu</w:t>
       </w:r>
     </w:p>
     <w:p>
@@ -336,28 +1437,291 @@
           <w:numId w:val="0"/>
         </w:numPr>
         <w:ind w:leftChars="0"/>
-      </w:pPr>
-    </w:p>
-    <w:p>
-      <w:pPr>
-        <w:pStyle w:val="6"/>
+        <w:rPr>
+          <w:rFonts w:hint="default" w:ascii="Times New Roman" w:hAnsi="Times New Roman" w:cs="Times New Roman"/>
+          <w:lang w:val="en-US"/>
+        </w:rPr>
+        <w:sectPr>
+          <w:pgSz w:w="11906" w:h="16838"/>
+          <w:pgMar w:top="1440" w:right="1800" w:bottom="1440" w:left="1800" w:header="720" w:footer="720" w:gutter="0"/>
+          <w:cols w:space="720" w:num="1"/>
+          <w:docGrid w:linePitch="360" w:charSpace="0"/>
+        </w:sectPr>
+      </w:pPr>
+    </w:p>
+    <w:p>
+      <w:pPr>
         <w:numPr>
           <w:numId w:val="0"/>
         </w:numPr>
         <w:ind w:leftChars="0"/>
         <w:rPr>
+          <w:rFonts w:hint="default" w:ascii="Times New Roman" w:hAnsi="Times New Roman" w:cs="Times New Roman"/>
+          <w:lang w:val="en-US"/>
+        </w:rPr>
+      </w:pPr>
+    </w:p>
+    <w:p>
+      <w:pPr>
+        <w:pStyle w:val="2"/>
+        <w:bidi w:val="0"/>
+        <w:rPr>
+          <w:rFonts w:hint="default" w:ascii="Times New Roman" w:hAnsi="Times New Roman" w:cs="Times New Roman"/>
+          <w:lang w:val="en-US"/>
+        </w:rPr>
+      </w:pPr>
+      <w:bookmarkStart w:id="5" w:name="_Toc23256"/>
+      <w:r>
+        <w:rPr>
+          <w:rFonts w:hint="default" w:ascii="Times New Roman" w:hAnsi="Times New Roman" w:cs="Times New Roman"/>
+          <w:lang w:val="en-US"/>
+        </w:rPr>
+        <w:t>Nội dung phân quyền chứ năng</w:t>
+      </w:r>
+      <w:bookmarkEnd w:id="5"/>
+    </w:p>
+    <w:p>
+      <w:pPr>
+        <w:pStyle w:val="3"/>
+        <w:bidi w:val="0"/>
+        <w:ind w:left="340" w:leftChars="0" w:firstLineChars="0"/>
+        <w:outlineLvl w:val="0"/>
+        <w:rPr>
+          <w:rFonts w:hint="default" w:ascii="Times New Roman" w:hAnsi="Times New Roman" w:cs="Times New Roman"/>
+          <w:lang w:val="en-US"/>
+        </w:rPr>
+      </w:pPr>
+      <w:bookmarkStart w:id="6" w:name="_Toc1772"/>
+      <w:r>
+        <w:rPr>
+          <w:rFonts w:hint="default" w:ascii="Times New Roman" w:hAnsi="Times New Roman" w:cs="Times New Roman"/>
+          <w:lang w:val="en-US"/>
+        </w:rPr>
+        <w:t>Tình hình thực tế</w:t>
+      </w:r>
+      <w:bookmarkEnd w:id="6"/>
+      <w:r>
+        <w:rPr>
+          <w:rFonts w:hint="default" w:ascii="Times New Roman" w:hAnsi="Times New Roman" w:cs="Times New Roman"/>
+          <w:lang w:val="en-US"/>
+        </w:rPr>
+        <w:t xml:space="preserve"> </w:t>
+      </w:r>
+    </w:p>
+    <w:p>
+      <w:pPr>
+        <w:rPr>
+          <w:rFonts w:hint="default" w:ascii="Times New Roman" w:hAnsi="Times New Roman" w:cs="Times New Roman"/>
+          <w:lang w:val="en-US"/>
+        </w:rPr>
+      </w:pPr>
+      <w:r>
+        <w:rPr>
+          <w:rFonts w:hint="default" w:ascii="Times New Roman" w:hAnsi="Times New Roman" w:cs="Times New Roman"/>
+          <w:lang w:val="en-US"/>
+        </w:rPr>
+        <w:t>Do chưa nắm rõ được kiến thức về cơ sở dữ liệu và cấu trúc dữ liệu và thuật toán, nên giai đoạn đầu em gặp nhiều khó khăn trong việc tạo dựng các mô hình cơ sở dữ liệu để làm. Và những thiếu sót trong việc bỏ lỡ các từ khóa quan trọng trong middleware khiến việc tạo dựng và hoàn thành chức năng phân quyền chức năng khó khăn.</w:t>
+      </w:r>
+    </w:p>
+    <w:p>
+      <w:pPr>
+        <w:pStyle w:val="3"/>
+        <w:bidi w:val="0"/>
+        <w:ind w:left="340" w:leftChars="0" w:firstLineChars="0"/>
+        <w:outlineLvl w:val="0"/>
+        <w:rPr>
+          <w:rFonts w:hint="default" w:ascii="Times New Roman" w:hAnsi="Times New Roman" w:cs="Times New Roman"/>
+        </w:rPr>
+      </w:pPr>
+      <w:bookmarkStart w:id="7" w:name="_Toc31092"/>
+      <w:r>
+        <w:rPr>
+          <w:rFonts w:hint="default" w:ascii="Times New Roman" w:hAnsi="Times New Roman" w:cs="Times New Roman"/>
+          <w:lang w:val="en-US"/>
+        </w:rPr>
+        <w:t>Nội dung</w:t>
+      </w:r>
+      <w:bookmarkEnd w:id="7"/>
+    </w:p>
+    <w:p>
+      <w:pPr>
+        <w:pStyle w:val="3"/>
+        <w:bidi w:val="0"/>
+        <w:ind w:left="340" w:leftChars="0" w:firstLineChars="0"/>
+        <w:outlineLvl w:val="0"/>
+        <w:rPr>
+          <w:rFonts w:hint="default" w:ascii="Times New Roman" w:hAnsi="Times New Roman" w:cs="Times New Roman"/>
+        </w:rPr>
+      </w:pPr>
+      <w:bookmarkStart w:id="8" w:name="_Toc4479"/>
+      <w:r>
+        <w:rPr>
+          <w:rFonts w:hint="default" w:ascii="Times New Roman" w:hAnsi="Times New Roman" w:cs="Times New Roman"/>
+          <w:lang w:val="en-US"/>
+        </w:rPr>
+        <w:t>Vấn đề đặt ra</w:t>
+      </w:r>
+      <w:bookmarkEnd w:id="8"/>
+    </w:p>
+    <w:p>
+      <w:pPr>
+        <w:numPr>
+          <w:ilvl w:val="1"/>
+          <w:numId w:val="3"/>
+        </w:numPr>
+        <w:ind w:left="840" w:leftChars="0" w:hanging="420" w:firstLineChars="0"/>
+        <w:rPr>
+          <w:rFonts w:hint="default" w:ascii="Times New Roman" w:hAnsi="Times New Roman" w:cs="Times New Roman"/>
+        </w:rPr>
+      </w:pPr>
+      <w:r>
+        <w:rPr>
+          <w:rFonts w:hint="default" w:ascii="Times New Roman" w:hAnsi="Times New Roman" w:cs="Times New Roman"/>
+        </w:rPr>
+        <w:t>Bạn là sếp bạn có toàn quyền với nhân viên của mình</w:t>
+      </w:r>
+    </w:p>
+    <w:p>
+      <w:pPr>
+        <w:numPr>
+          <w:ilvl w:val="1"/>
+          <w:numId w:val="3"/>
+        </w:numPr>
+        <w:ind w:left="840" w:leftChars="0" w:hanging="420" w:firstLineChars="0"/>
+        <w:rPr>
+          <w:rFonts w:hint="default" w:ascii="Times New Roman" w:hAnsi="Times New Roman" w:cs="Times New Roman"/>
+        </w:rPr>
+      </w:pPr>
+      <w:r>
+        <w:rPr>
+          <w:rFonts w:hint="default" w:ascii="Times New Roman" w:hAnsi="Times New Roman" w:cs="Times New Roman"/>
+        </w:rPr>
+        <w:t>Bạn là trưởng phòng bạn chỉ có quyền với nhân viên trong phòng của mình</w:t>
+      </w:r>
+    </w:p>
+    <w:p>
+      <w:pPr>
+        <w:numPr>
+          <w:ilvl w:val="1"/>
+          <w:numId w:val="3"/>
+        </w:numPr>
+        <w:ind w:left="840" w:leftChars="0" w:hanging="420" w:firstLineChars="0"/>
+        <w:rPr>
+          <w:rFonts w:hint="default" w:ascii="Times New Roman" w:hAnsi="Times New Roman" w:cs="Times New Roman"/>
+        </w:rPr>
+      </w:pPr>
+      <w:r>
+        <w:rPr>
+          <w:rFonts w:hint="default" w:ascii="Times New Roman" w:hAnsi="Times New Roman" w:cs="Times New Roman"/>
+        </w:rPr>
+        <w:t>Bạn là trưởng nhóm dự án bạn chỉ có quyền với các thành viên trong nhóm</w:t>
+      </w:r>
+    </w:p>
+    <w:p>
+      <w:pPr>
+        <w:numPr>
+          <w:ilvl w:val="0"/>
+          <w:numId w:val="0"/>
+        </w:numPr>
+        <w:ind w:left="420" w:leftChars="0"/>
+        <w:rPr>
+          <w:rFonts w:hint="default" w:ascii="Times New Roman" w:hAnsi="Times New Roman" w:cs="Times New Roman"/>
+          <w:lang w:val="en-US"/>
+        </w:rPr>
+      </w:pPr>
+      <w:r>
+        <w:rPr>
+          <w:rFonts w:hint="default" w:ascii="Times New Roman" w:hAnsi="Times New Roman" w:cs="Times New Roman"/>
+        </w:rPr>
+        <w:t>Như vậy bạn có thể thấy trong công ty này có 3 loại quyền hạn và chúng ta cần phân quyền theo nó</w:t>
+      </w:r>
+      <w:r>
+        <w:rPr>
+          <w:rFonts w:hint="default" w:ascii="Times New Roman" w:hAnsi="Times New Roman" w:cs="Times New Roman"/>
+          <w:lang w:val="en-US"/>
+        </w:rPr>
+        <w:t>.</w:t>
+      </w:r>
+    </w:p>
+    <w:p>
+      <w:pPr>
+        <w:pStyle w:val="3"/>
+        <w:bidi w:val="0"/>
+        <w:ind w:left="340" w:leftChars="0" w:firstLine="0" w:firstLineChars="0"/>
+        <w:rPr>
           <w:rFonts w:hint="default"/>
-          <w:lang w:val="en-US"/>
-        </w:rPr>
-      </w:pPr>
-      <w:r>
-        <w:t xml:space="preserve">Hình </w:t>
-      </w:r>
-      <w:r>
+        </w:rPr>
+      </w:pPr>
+      <w:bookmarkStart w:id="9" w:name="_Toc16036"/>
+      <w:r>
+        <w:rPr>
+          <w:rFonts w:hint="default"/>
+          <w:lang w:val="en-US"/>
+        </w:rPr>
+        <w:t>Hướng giải quyết</w:t>
+      </w:r>
+      <w:bookmarkEnd w:id="9"/>
+    </w:p>
+    <w:p>
+      <w:pPr>
+        <w:numPr>
+          <w:ilvl w:val="0"/>
+          <w:numId w:val="0"/>
+        </w:numPr>
+        <w:ind w:left="420" w:leftChars="0" w:firstLine="716" w:firstLineChars="0"/>
+        <w:rPr>
+          <w:rFonts w:hint="default" w:ascii="Times New Roman" w:hAnsi="Times New Roman" w:cs="Times New Roman"/>
+          <w:lang w:val="en-US"/>
+        </w:rPr>
+      </w:pPr>
+      <w:r>
+        <w:rPr>
+          <w:rFonts w:hint="default" w:ascii="Times New Roman" w:hAnsi="Times New Roman" w:cs="Times New Roman"/>
+          <w:lang w:val="en-US"/>
+        </w:rPr>
+        <w:t>Với bài toán trên chúng ta không thể giải quyết vấn đề với phân quyền theo cấp bậc, với phân quyền chức năng chúng ta có thể xử lý vấn đề này.</w:t>
+      </w:r>
+    </w:p>
+    <w:p>
+      <w:pPr>
+        <w:pStyle w:val="2"/>
+        <w:bidi w:val="0"/>
+        <w:ind w:left="0" w:leftChars="0" w:firstLine="0" w:firstLineChars="0"/>
+        <w:rPr>
+          <w:rFonts w:hint="default"/>
+        </w:rPr>
+      </w:pPr>
+      <w:bookmarkStart w:id="10" w:name="_Toc19155"/>
+      <w:r>
+        <w:rPr>
+          <w:rFonts w:hint="default"/>
+          <w:lang w:val="en-US"/>
+        </w:rPr>
+        <w:t>Phân quyền chức năng</w:t>
+      </w:r>
+      <w:bookmarkEnd w:id="10"/>
+    </w:p>
+    <w:p>
+      <w:pPr>
+        <w:pStyle w:val="6"/>
+        <w:numPr>
+          <w:ilvl w:val="0"/>
+          <w:numId w:val="0"/>
+        </w:numPr>
+        <w:ind w:leftChars="0"/>
+        <w:rPr>
+          <w:rFonts w:hint="default" w:ascii="Times New Roman" w:hAnsi="Times New Roman" w:cs="Times New Roman"/>
+          <w:lang w:val="en-US"/>
+        </w:rPr>
+      </w:pPr>
+      <w:r>
+        <w:rPr>
+          <w:rFonts w:hint="default" w:ascii="Times New Roman" w:hAnsi="Times New Roman" w:cs="Times New Roman"/>
+        </w:rPr>
         <w:drawing>
           <wp:inline distT="0" distB="0" distL="114300" distR="114300">
-            <wp:extent cx="5053330" cy="1731010"/>
-            <wp:effectExtent l="0" t="0" r="6350" b="6350"/>
+            <wp:extent cx="5213350" cy="1785620"/>
+            <wp:effectExtent l="0" t="0" r="13970" b="12700"/>
             <wp:docPr id="2" name="Picture 2"/>
             <wp:cNvGraphicFramePr>
               <a:graphicFrameLocks xmlns:a="http://schemas.openxmlformats.org/drawingml/2006/main" noChangeAspect="1"/>
@@ -380,7 +1744,7 @@
                   <pic:spPr>
                     <a:xfrm>
                       <a:off x="0" y="0"/>
-                      <a:ext cx="5053330" cy="1731010"/>
+                      <a:ext cx="5213350" cy="1785620"/>
                     </a:xfrm>
                     <a:prstGeom prst="rect">
                       <a:avLst/>
@@ -397,83 +1761,296 @@
         </w:drawing>
       </w:r>
       <w:r>
-        <w:fldChar w:fldCharType="begin"/>
-      </w:r>
-      <w:r>
-        <w:instrText xml:space="preserve"> SEQ Hình \* ARABIC </w:instrText>
-      </w:r>
-      <w:r>
-        <w:fldChar w:fldCharType="separate"/>
-      </w:r>
-      <w:r>
-        <w:t>1</w:t>
-      </w:r>
-      <w:r>
-        <w:fldChar w:fldCharType="end"/>
-      </w:r>
-      <w:r>
+        <w:rPr>
+          <w:rFonts w:hint="default" w:ascii="Times New Roman" w:hAnsi="Times New Roman" w:cs="Times New Roman"/>
+          <w:lang w:val="en-US"/>
+        </w:rPr>
+        <w:t xml:space="preserve"> Mô hình cơ sở dữ liệu</w:t>
+      </w:r>
+    </w:p>
+    <w:p>
+      <w:pPr>
+        <w:pStyle w:val="3"/>
+        <w:bidi w:val="0"/>
+        <w:ind w:left="340" w:leftChars="0" w:firstLine="0" w:firstLineChars="0"/>
         <w:rPr>
           <w:rFonts w:hint="default"/>
           <w:lang w:val="en-US"/>
         </w:rPr>
-        <w:t>: Mô hình cơ sở dữ liệu</w:t>
+      </w:pPr>
+      <w:bookmarkStart w:id="11" w:name="_Toc20767"/>
+      <w:r>
+        <w:rPr>
+          <w:rFonts w:hint="default"/>
+          <w:lang w:val="en-US"/>
+        </w:rPr>
+        <w:t>Cài đặt chức năng</w:t>
+      </w:r>
+      <w:bookmarkEnd w:id="11"/>
+    </w:p>
+    <w:p>
+      <w:pPr>
+        <w:numPr>
+          <w:numId w:val="0"/>
+        </w:numPr>
+        <w:ind w:left="420" w:leftChars="0"/>
+        <w:rPr>
+          <w:rFonts w:hint="default" w:ascii="Times New Roman" w:hAnsi="Times New Roman" w:cs="Times New Roman"/>
+          <w:lang w:val="en-US"/>
+        </w:rPr>
+      </w:pPr>
+      <w:r>
+        <w:rPr>
+          <w:rFonts w:hint="default" w:ascii="Times New Roman" w:hAnsi="Times New Roman" w:cs="Times New Roman"/>
+          <w:lang w:val="en-US"/>
+        </w:rPr>
+        <w:t>Tạo ra các bảng dữ liệu cần thiết, bao gồm 2 bảng dữ liệu user và bảng dữ liệu roles.</w:t>
       </w:r>
     </w:p>
     <w:p>
       <w:pPr>
         <w:numPr>
           <w:ilvl w:val="0"/>
-          <w:numId w:val="3"/>
+          <w:numId w:val="0"/>
         </w:numPr>
-        <w:ind w:left="425" w:leftChars="0" w:hanging="425" w:firstLineChars="0"/>
-        <w:rPr>
-          <w:rFonts w:hint="default"/>
-          <w:lang w:val="en-US"/>
-        </w:rPr>
-      </w:pPr>
-      <w:r>
-        <w:rPr>
-          <w:rFonts w:hint="default"/>
-          <w:lang w:val="en-US"/>
-        </w:rPr>
-        <w:t>Cài đặt chức năng</w:t>
-      </w:r>
-    </w:p>
-    <w:p>
-      <w:pPr>
+        <w:ind w:left="840" w:leftChars="0"/>
+        <w:rPr>
+          <w:rFonts w:hint="default" w:ascii="Times New Roman" w:hAnsi="Times New Roman" w:cs="Times New Roman"/>
+        </w:rPr>
+      </w:pPr>
+      <w:r>
+        <w:rPr>
+          <w:rFonts w:hint="default" w:ascii="Times New Roman" w:hAnsi="Times New Roman" w:cs="Times New Roman"/>
+        </w:rPr>
+        <w:drawing>
+          <wp:inline distT="0" distB="0" distL="114300" distR="114300">
+            <wp:extent cx="5269865" cy="1743710"/>
+            <wp:effectExtent l="0" t="0" r="3175" b="8890"/>
+            <wp:docPr id="1" name="Picture 1"/>
+            <wp:cNvGraphicFramePr>
+              <a:graphicFrameLocks xmlns:a="http://schemas.openxmlformats.org/drawingml/2006/main" noChangeAspect="1"/>
+            </wp:cNvGraphicFramePr>
+            <a:graphic xmlns:a="http://schemas.openxmlformats.org/drawingml/2006/main">
+              <a:graphicData uri="http://schemas.openxmlformats.org/drawingml/2006/picture">
+                <pic:pic xmlns:pic="http://schemas.openxmlformats.org/drawingml/2006/picture">
+                  <pic:nvPicPr>
+                    <pic:cNvPr id="1" name="Picture 1"/>
+                    <pic:cNvPicPr>
+                      <a:picLocks noChangeAspect="1"/>
+                    </pic:cNvPicPr>
+                  </pic:nvPicPr>
+                  <pic:blipFill>
+                    <a:blip r:embed="rId5"/>
+                    <a:stretch>
+                      <a:fillRect/>
+                    </a:stretch>
+                  </pic:blipFill>
+                  <pic:spPr>
+                    <a:xfrm>
+                      <a:off x="0" y="0"/>
+                      <a:ext cx="5269865" cy="1743710"/>
+                    </a:xfrm>
+                    <a:prstGeom prst="rect">
+                      <a:avLst/>
+                    </a:prstGeom>
+                    <a:noFill/>
+                    <a:ln>
+                      <a:noFill/>
+                    </a:ln>
+                  </pic:spPr>
+                </pic:pic>
+              </a:graphicData>
+            </a:graphic>
+          </wp:inline>
+        </w:drawing>
+      </w:r>
+    </w:p>
+    <w:p>
+      <w:pPr>
+        <w:pStyle w:val="6"/>
         <w:numPr>
-          <w:ilvl w:val="1"/>
-          <w:numId w:val="3"/>
+          <w:ilvl w:val="0"/>
+          <w:numId w:val="0"/>
         </w:numPr>
-        <w:ind w:left="840" w:leftChars="0" w:hanging="420" w:firstLineChars="0"/>
-        <w:rPr>
-          <w:rFonts w:hint="default"/>
-          <w:lang w:val="en-US"/>
-        </w:rPr>
-      </w:pPr>
-      <w:r>
-        <w:rPr>
-          <w:rFonts w:hint="default"/>
-          <w:lang w:val="en-US"/>
-        </w:rPr>
-        <w:t>Tạo ra các bảng dữ liệu cần thiết, bao gồm 2 bảng dữ liệu user và bảng dữ liệu roles.</w:t>
+        <w:ind w:left="840" w:leftChars="0"/>
+        <w:rPr>
+          <w:rFonts w:hint="default" w:ascii="Times New Roman" w:hAnsi="Times New Roman" w:cs="Times New Roman"/>
+          <w:lang w:val="en-US"/>
+        </w:rPr>
+      </w:pPr>
+      <w:r>
+        <w:rPr>
+          <w:rFonts w:hint="default" w:ascii="Times New Roman" w:hAnsi="Times New Roman" w:cs="Times New Roman"/>
+        </w:rPr>
+        <w:t xml:space="preserve">Bảng </w:t>
+      </w:r>
+      <w:r>
+        <w:rPr>
+          <w:rFonts w:hint="default" w:ascii="Times New Roman" w:hAnsi="Times New Roman" w:cs="Times New Roman"/>
+        </w:rPr>
+        <w:fldChar w:fldCharType="begin"/>
+      </w:r>
+      <w:r>
+        <w:rPr>
+          <w:rFonts w:hint="default" w:ascii="Times New Roman" w:hAnsi="Times New Roman" w:cs="Times New Roman"/>
+        </w:rPr>
+        <w:instrText xml:space="preserve"> SEQ Bảng \* ARABIC </w:instrText>
+      </w:r>
+      <w:r>
+        <w:rPr>
+          <w:rFonts w:hint="default" w:ascii="Times New Roman" w:hAnsi="Times New Roman" w:cs="Times New Roman"/>
+        </w:rPr>
+        <w:fldChar w:fldCharType="separate"/>
+      </w:r>
+      <w:r>
+        <w:rPr>
+          <w:rFonts w:hint="default" w:ascii="Times New Roman" w:hAnsi="Times New Roman" w:cs="Times New Roman"/>
+        </w:rPr>
+        <w:t>1</w:t>
+      </w:r>
+      <w:r>
+        <w:rPr>
+          <w:rFonts w:hint="default" w:ascii="Times New Roman" w:hAnsi="Times New Roman" w:cs="Times New Roman"/>
+        </w:rPr>
+        <w:fldChar w:fldCharType="end"/>
+      </w:r>
+      <w:r>
+        <w:rPr>
+          <w:rFonts w:hint="default" w:ascii="Times New Roman" w:hAnsi="Times New Roman" w:cs="Times New Roman"/>
+          <w:lang w:val="en-US"/>
+        </w:rPr>
+        <w:t>:Bảng dữ liệu người dùng</w:t>
       </w:r>
     </w:p>
     <w:p>
       <w:pPr>
         <w:numPr>
-          <w:ilvl w:val="1"/>
-          <w:numId w:val="3"/>
+          <w:ilvl w:val="0"/>
+          <w:numId w:val="0"/>
         </w:numPr>
-        <w:ind w:left="840" w:leftChars="0" w:hanging="420" w:firstLineChars="0"/>
-        <w:rPr>
-          <w:rFonts w:hint="default"/>
-          <w:lang w:val="en-US"/>
-        </w:rPr>
-      </w:pPr>
-      <w:r>
-        <w:rPr>
-          <w:rFonts w:hint="default"/>
+        <w:ind w:left="840" w:leftChars="0"/>
+        <w:rPr>
+          <w:rFonts w:hint="default" w:ascii="Times New Roman" w:hAnsi="Times New Roman" w:cs="Times New Roman"/>
+        </w:rPr>
+      </w:pPr>
+      <w:r>
+        <w:rPr>
+          <w:rFonts w:hint="default" w:ascii="Times New Roman" w:hAnsi="Times New Roman" w:cs="Times New Roman"/>
+        </w:rPr>
+        <w:drawing>
+          <wp:inline distT="0" distB="0" distL="114300" distR="114300">
+            <wp:extent cx="5266690" cy="1439545"/>
+            <wp:effectExtent l="0" t="0" r="6350" b="8255"/>
+            <wp:docPr id="3" name="Picture 2"/>
+            <wp:cNvGraphicFramePr>
+              <a:graphicFrameLocks xmlns:a="http://schemas.openxmlformats.org/drawingml/2006/main" noChangeAspect="1"/>
+            </wp:cNvGraphicFramePr>
+            <a:graphic xmlns:a="http://schemas.openxmlformats.org/drawingml/2006/main">
+              <a:graphicData uri="http://schemas.openxmlformats.org/drawingml/2006/picture">
+                <pic:pic xmlns:pic="http://schemas.openxmlformats.org/drawingml/2006/picture">
+                  <pic:nvPicPr>
+                    <pic:cNvPr id="3" name="Picture 2"/>
+                    <pic:cNvPicPr>
+                      <a:picLocks noChangeAspect="1"/>
+                    </pic:cNvPicPr>
+                  </pic:nvPicPr>
+                  <pic:blipFill>
+                    <a:blip r:embed="rId6"/>
+                    <a:stretch>
+                      <a:fillRect/>
+                    </a:stretch>
+                  </pic:blipFill>
+                  <pic:spPr>
+                    <a:xfrm>
+                      <a:off x="0" y="0"/>
+                      <a:ext cx="5266690" cy="1439545"/>
+                    </a:xfrm>
+                    <a:prstGeom prst="rect">
+                      <a:avLst/>
+                    </a:prstGeom>
+                    <a:noFill/>
+                    <a:ln>
+                      <a:noFill/>
+                    </a:ln>
+                  </pic:spPr>
+                </pic:pic>
+              </a:graphicData>
+            </a:graphic>
+          </wp:inline>
+        </w:drawing>
+      </w:r>
+    </w:p>
+    <w:p>
+      <w:pPr>
+        <w:pStyle w:val="6"/>
+        <w:numPr>
+          <w:ilvl w:val="0"/>
+          <w:numId w:val="0"/>
+        </w:numPr>
+        <w:ind w:left="840" w:leftChars="0"/>
+        <w:rPr>
+          <w:rFonts w:hint="default" w:ascii="Times New Roman" w:hAnsi="Times New Roman" w:cs="Times New Roman"/>
+          <w:lang w:val="en-US"/>
+        </w:rPr>
+      </w:pPr>
+      <w:r>
+        <w:rPr>
+          <w:rFonts w:hint="default" w:ascii="Times New Roman" w:hAnsi="Times New Roman" w:cs="Times New Roman"/>
+        </w:rPr>
+        <w:t xml:space="preserve">Bảng </w:t>
+      </w:r>
+      <w:r>
+        <w:rPr>
+          <w:rFonts w:hint="default" w:ascii="Times New Roman" w:hAnsi="Times New Roman" w:cs="Times New Roman"/>
+        </w:rPr>
+        <w:fldChar w:fldCharType="begin"/>
+      </w:r>
+      <w:r>
+        <w:rPr>
+          <w:rFonts w:hint="default" w:ascii="Times New Roman" w:hAnsi="Times New Roman" w:cs="Times New Roman"/>
+        </w:rPr>
+        <w:instrText xml:space="preserve"> SEQ Bảng \* ARABIC </w:instrText>
+      </w:r>
+      <w:r>
+        <w:rPr>
+          <w:rFonts w:hint="default" w:ascii="Times New Roman" w:hAnsi="Times New Roman" w:cs="Times New Roman"/>
+        </w:rPr>
+        <w:fldChar w:fldCharType="separate"/>
+      </w:r>
+      <w:r>
+        <w:rPr>
+          <w:rFonts w:hint="default" w:ascii="Times New Roman" w:hAnsi="Times New Roman" w:cs="Times New Roman"/>
+        </w:rPr>
+        <w:t>2</w:t>
+      </w:r>
+      <w:r>
+        <w:rPr>
+          <w:rFonts w:hint="default" w:ascii="Times New Roman" w:hAnsi="Times New Roman" w:cs="Times New Roman"/>
+        </w:rPr>
+        <w:fldChar w:fldCharType="end"/>
+      </w:r>
+      <w:r>
+        <w:rPr>
+          <w:rFonts w:hint="default" w:ascii="Times New Roman" w:hAnsi="Times New Roman" w:cs="Times New Roman"/>
+          <w:lang w:val="en-US"/>
+        </w:rPr>
+        <w:t>: Bảng dữ liệu phân quyền</w:t>
+      </w:r>
+    </w:p>
+    <w:p>
+      <w:pPr>
+        <w:numPr>
+          <w:numId w:val="0"/>
+        </w:numPr>
+        <w:ind w:left="420" w:leftChars="0"/>
+        <w:rPr>
+          <w:rFonts w:hint="default" w:ascii="Times New Roman" w:hAnsi="Times New Roman" w:cs="Times New Roman"/>
+          <w:lang w:val="en-US"/>
+        </w:rPr>
+      </w:pPr>
+      <w:r>
+        <w:rPr>
+          <w:rFonts w:hint="default" w:ascii="Times New Roman" w:hAnsi="Times New Roman" w:cs="Times New Roman"/>
           <w:lang w:val="en-US"/>
         </w:rPr>
         <w:t>Tạo sedder dữ liệu</w:t>
@@ -482,18 +2059,238 @@
     <w:p>
       <w:pPr>
         <w:numPr>
-          <w:ilvl w:val="1"/>
-          <w:numId w:val="3"/>
+          <w:ilvl w:val="0"/>
+          <w:numId w:val="0"/>
         </w:numPr>
-        <w:ind w:left="840" w:leftChars="0" w:hanging="420" w:firstLineChars="0"/>
-        <w:rPr>
-          <w:rFonts w:hint="default"/>
-          <w:lang w:val="en-US"/>
-        </w:rPr>
-      </w:pPr>
-      <w:r>
-        <w:rPr>
-          <w:rFonts w:hint="default"/>
+        <w:ind w:left="420" w:leftChars="0"/>
+        <w:rPr>
+          <w:rFonts w:hint="default" w:ascii="Times New Roman" w:hAnsi="Times New Roman" w:cs="Times New Roman"/>
+        </w:rPr>
+      </w:pPr>
+      <w:r>
+        <w:rPr>
+          <w:rFonts w:hint="default" w:ascii="Times New Roman" w:hAnsi="Times New Roman" w:cs="Times New Roman"/>
+        </w:rPr>
+        <w:drawing>
+          <wp:inline distT="0" distB="0" distL="114300" distR="114300">
+            <wp:extent cx="5271770" cy="2253615"/>
+            <wp:effectExtent l="0" t="0" r="1270" b="1905"/>
+            <wp:docPr id="4" name="Picture 3"/>
+            <wp:cNvGraphicFramePr>
+              <a:graphicFrameLocks xmlns:a="http://schemas.openxmlformats.org/drawingml/2006/main" noChangeAspect="1"/>
+            </wp:cNvGraphicFramePr>
+            <a:graphic xmlns:a="http://schemas.openxmlformats.org/drawingml/2006/main">
+              <a:graphicData uri="http://schemas.openxmlformats.org/drawingml/2006/picture">
+                <pic:pic xmlns:pic="http://schemas.openxmlformats.org/drawingml/2006/picture">
+                  <pic:nvPicPr>
+                    <pic:cNvPr id="4" name="Picture 3"/>
+                    <pic:cNvPicPr>
+                      <a:picLocks noChangeAspect="1"/>
+                    </pic:cNvPicPr>
+                  </pic:nvPicPr>
+                  <pic:blipFill>
+                    <a:blip r:embed="rId7"/>
+                    <a:stretch>
+                      <a:fillRect/>
+                    </a:stretch>
+                  </pic:blipFill>
+                  <pic:spPr>
+                    <a:xfrm>
+                      <a:off x="0" y="0"/>
+                      <a:ext cx="5271770" cy="2253615"/>
+                    </a:xfrm>
+                    <a:prstGeom prst="rect">
+                      <a:avLst/>
+                    </a:prstGeom>
+                    <a:noFill/>
+                    <a:ln>
+                      <a:noFill/>
+                    </a:ln>
+                  </pic:spPr>
+                </pic:pic>
+              </a:graphicData>
+            </a:graphic>
+          </wp:inline>
+        </w:drawing>
+      </w:r>
+    </w:p>
+    <w:p>
+      <w:pPr>
+        <w:pStyle w:val="6"/>
+        <w:numPr>
+          <w:ilvl w:val="0"/>
+          <w:numId w:val="0"/>
+        </w:numPr>
+        <w:ind w:left="420" w:leftChars="0"/>
+        <w:rPr>
+          <w:rFonts w:hint="default" w:ascii="Times New Roman" w:hAnsi="Times New Roman" w:cs="Times New Roman"/>
+          <w:lang w:val="en-US"/>
+        </w:rPr>
+      </w:pPr>
+      <w:r>
+        <w:rPr>
+          <w:rFonts w:hint="default" w:ascii="Times New Roman" w:hAnsi="Times New Roman" w:cs="Times New Roman"/>
+        </w:rPr>
+        <w:t xml:space="preserve">Bảng </w:t>
+      </w:r>
+      <w:r>
+        <w:rPr>
+          <w:rFonts w:hint="default" w:ascii="Times New Roman" w:hAnsi="Times New Roman" w:cs="Times New Roman"/>
+        </w:rPr>
+        <w:fldChar w:fldCharType="begin"/>
+      </w:r>
+      <w:r>
+        <w:rPr>
+          <w:rFonts w:hint="default" w:ascii="Times New Roman" w:hAnsi="Times New Roman" w:cs="Times New Roman"/>
+        </w:rPr>
+        <w:instrText xml:space="preserve"> SEQ Bảng \* ARABIC </w:instrText>
+      </w:r>
+      <w:r>
+        <w:rPr>
+          <w:rFonts w:hint="default" w:ascii="Times New Roman" w:hAnsi="Times New Roman" w:cs="Times New Roman"/>
+        </w:rPr>
+        <w:fldChar w:fldCharType="separate"/>
+      </w:r>
+      <w:r>
+        <w:rPr>
+          <w:rFonts w:hint="default" w:ascii="Times New Roman" w:hAnsi="Times New Roman" w:cs="Times New Roman"/>
+        </w:rPr>
+        <w:t>3</w:t>
+      </w:r>
+      <w:r>
+        <w:rPr>
+          <w:rFonts w:hint="default" w:ascii="Times New Roman" w:hAnsi="Times New Roman" w:cs="Times New Roman"/>
+        </w:rPr>
+        <w:fldChar w:fldCharType="end"/>
+      </w:r>
+      <w:r>
+        <w:rPr>
+          <w:rFonts w:hint="default" w:ascii="Times New Roman" w:hAnsi="Times New Roman" w:cs="Times New Roman"/>
+          <w:lang w:val="en-US"/>
+        </w:rPr>
+        <w:t>: Dữ liệu bảng phân quyền</w:t>
+      </w:r>
+    </w:p>
+    <w:p>
+      <w:pPr>
+        <w:rPr>
+          <w:rFonts w:hint="default" w:ascii="Times New Roman" w:hAnsi="Times New Roman" w:cs="Times New Roman"/>
+        </w:rPr>
+      </w:pPr>
+      <w:r>
+        <w:rPr>
+          <w:rFonts w:hint="default" w:ascii="Times New Roman" w:hAnsi="Times New Roman" w:cs="Times New Roman"/>
+        </w:rPr>
+        <w:drawing>
+          <wp:inline distT="0" distB="0" distL="114300" distR="114300">
+            <wp:extent cx="5440045" cy="1863725"/>
+            <wp:effectExtent l="0" t="0" r="635" b="10795"/>
+            <wp:docPr id="5" name="Picture 4"/>
+            <wp:cNvGraphicFramePr>
+              <a:graphicFrameLocks xmlns:a="http://schemas.openxmlformats.org/drawingml/2006/main" noChangeAspect="1"/>
+            </wp:cNvGraphicFramePr>
+            <a:graphic xmlns:a="http://schemas.openxmlformats.org/drawingml/2006/main">
+              <a:graphicData uri="http://schemas.openxmlformats.org/drawingml/2006/picture">
+                <pic:pic xmlns:pic="http://schemas.openxmlformats.org/drawingml/2006/picture">
+                  <pic:nvPicPr>
+                    <pic:cNvPr id="5" name="Picture 4"/>
+                    <pic:cNvPicPr>
+                      <a:picLocks noChangeAspect="1"/>
+                    </pic:cNvPicPr>
+                  </pic:nvPicPr>
+                  <pic:blipFill>
+                    <a:blip r:embed="rId8"/>
+                    <a:srcRect l="-4903" t="-1840" r="10688" b="1840"/>
+                    <a:stretch>
+                      <a:fillRect/>
+                    </a:stretch>
+                  </pic:blipFill>
+                  <pic:spPr>
+                    <a:xfrm>
+                      <a:off x="0" y="0"/>
+                      <a:ext cx="5440045" cy="1863725"/>
+                    </a:xfrm>
+                    <a:prstGeom prst="rect">
+                      <a:avLst/>
+                    </a:prstGeom>
+                    <a:noFill/>
+                    <a:ln>
+                      <a:noFill/>
+                    </a:ln>
+                  </pic:spPr>
+                </pic:pic>
+              </a:graphicData>
+            </a:graphic>
+          </wp:inline>
+        </w:drawing>
+      </w:r>
+    </w:p>
+    <w:p>
+      <w:pPr>
+        <w:pStyle w:val="6"/>
+        <w:rPr>
+          <w:rFonts w:hint="default" w:ascii="Times New Roman" w:hAnsi="Times New Roman" w:cs="Times New Roman"/>
+          <w:lang w:val="en-US"/>
+        </w:rPr>
+      </w:pPr>
+      <w:r>
+        <w:rPr>
+          <w:rFonts w:hint="default" w:ascii="Times New Roman" w:hAnsi="Times New Roman" w:cs="Times New Roman"/>
+        </w:rPr>
+        <w:t xml:space="preserve">Bảng </w:t>
+      </w:r>
+      <w:r>
+        <w:rPr>
+          <w:rFonts w:hint="default" w:ascii="Times New Roman" w:hAnsi="Times New Roman" w:cs="Times New Roman"/>
+        </w:rPr>
+        <w:fldChar w:fldCharType="begin"/>
+      </w:r>
+      <w:r>
+        <w:rPr>
+          <w:rFonts w:hint="default" w:ascii="Times New Roman" w:hAnsi="Times New Roman" w:cs="Times New Roman"/>
+        </w:rPr>
+        <w:instrText xml:space="preserve"> SEQ Bảng \* ARABIC </w:instrText>
+      </w:r>
+      <w:r>
+        <w:rPr>
+          <w:rFonts w:hint="default" w:ascii="Times New Roman" w:hAnsi="Times New Roman" w:cs="Times New Roman"/>
+        </w:rPr>
+        <w:fldChar w:fldCharType="separate"/>
+      </w:r>
+      <w:r>
+        <w:rPr>
+          <w:rFonts w:hint="default" w:ascii="Times New Roman" w:hAnsi="Times New Roman" w:cs="Times New Roman"/>
+        </w:rPr>
+        <w:t>4</w:t>
+      </w:r>
+      <w:r>
+        <w:rPr>
+          <w:rFonts w:hint="default" w:ascii="Times New Roman" w:hAnsi="Times New Roman" w:cs="Times New Roman"/>
+        </w:rPr>
+        <w:fldChar w:fldCharType="end"/>
+      </w:r>
+      <w:r>
+        <w:rPr>
+          <w:rFonts w:hint="default" w:ascii="Times New Roman" w:hAnsi="Times New Roman" w:cs="Times New Roman"/>
+          <w:lang w:val="en-US"/>
+        </w:rPr>
+        <w:t>: Dữ liệu bảng người dùng</w:t>
+      </w:r>
+    </w:p>
+    <w:p>
+      <w:pPr>
+        <w:numPr>
+          <w:numId w:val="0"/>
+        </w:numPr>
+        <w:ind w:left="420" w:leftChars="0"/>
+        <w:rPr>
+          <w:rFonts w:hint="default" w:ascii="Times New Roman" w:hAnsi="Times New Roman" w:cs="Times New Roman"/>
+          <w:lang w:val="en-US"/>
+        </w:rPr>
+      </w:pPr>
+      <w:r>
+        <w:rPr>
+          <w:rFonts w:hint="default" w:ascii="Times New Roman" w:hAnsi="Times New Roman" w:cs="Times New Roman"/>
           <w:lang w:val="en-US"/>
         </w:rPr>
         <w:t>Check phân quyền cho user</w:t>
@@ -507,13 +2304,13 @@
         </w:numPr>
         <w:ind w:left="1260" w:leftChars="0" w:hanging="420" w:firstLineChars="0"/>
         <w:rPr>
-          <w:rFonts w:hint="default"/>
-          <w:lang w:val="en-US"/>
-        </w:rPr>
-      </w:pPr>
-      <w:r>
-        <w:rPr>
-          <w:rFonts w:hint="default"/>
+          <w:rFonts w:hint="default" w:ascii="Times New Roman" w:hAnsi="Times New Roman" w:cs="Times New Roman"/>
+          <w:lang w:val="en-US"/>
+        </w:rPr>
+      </w:pPr>
+      <w:r>
+        <w:rPr>
+          <w:rFonts w:hint="default" w:ascii="Times New Roman" w:hAnsi="Times New Roman" w:cs="Times New Roman"/>
           <w:lang w:val="en-US"/>
         </w:rPr>
         <w:t>Tạo một midelware đặt tên checkPermission và gọi hàm này trong thư mục Kermel.php.</w:t>
@@ -527,7 +2324,7 @@
         </w:numPr>
         <w:ind w:left="1260" w:leftChars="0" w:hanging="420" w:firstLineChars="0"/>
         <w:rPr>
-          <w:rFonts w:hint="default"/>
+          <w:rFonts w:hint="default" w:ascii="Times New Roman" w:hAnsi="Times New Roman" w:cs="Times New Roman"/>
           <w:lang w:val="en-US"/>
         </w:rPr>
       </w:pPr>
@@ -538,39 +2335,12 @@
           <w:szCs w:val="34"/>
           <w:lang w:val="en-US" w:eastAsia="en-US" w:bidi="ar"/>
         </w:rPr>
-        <w:t xml:space="preserve">Trong thư mục checkPermission viết 1 đoạn </w:t>
-      </w:r>
-      <w:r>
-        <w:rPr>
-          <w:rFonts w:hint="default" w:eastAsia="Calibri" w:cs="Times New Roman"/>
-          <w:sz w:val="34"/>
-          <w:szCs w:val="34"/>
-          <w:lang w:val="en-US" w:eastAsia="en-US" w:bidi="ar"/>
-        </w:rPr>
-        <w:t>truy vấn</w:t>
-      </w:r>
-      <w:r>
-        <w:rPr>
-          <w:rFonts w:hint="default" w:ascii="Times New Roman" w:hAnsi="Times New Roman" w:eastAsia="Calibri" w:cs="Times New Roman"/>
-          <w:sz w:val="34"/>
-          <w:szCs w:val="34"/>
-          <w:lang w:val="en-US" w:eastAsia="en-US" w:bidi="ar"/>
-        </w:rPr>
-        <w:t xml:space="preserve"> lấy những lấy những quyền theo tài khoản đăng nhập. Sử dụng pluck chỉ lấy riêng thuộc tính roles_module</w:t>
-      </w:r>
-      <w:r>
-        <w:rPr>
-          <w:rFonts w:hint="default" w:eastAsia="Calibri" w:cs="Times New Roman"/>
-          <w:sz w:val="34"/>
-          <w:szCs w:val="34"/>
-          <w:lang w:val="en-US" w:eastAsia="en-US" w:bidi="ar"/>
-        </w:rPr>
-        <w:t xml:space="preserve"> và tạo ra một mảng dữ liệu mới</w:t>
-      </w:r>
-    </w:p>
-    <w:p>
-      <w:pPr>
-        <w:pStyle w:val="8"/>
+        <w:t>Trong thư mục checkPermission viết 1 đoạn truy vấn lấy những lấy những quyền theo tài khoản đăng nhập. Sử dụng pluck chỉ lấy riêng thuộc tính roles_module và tạo ra một mảng dữ liệu mới</w:t>
+      </w:r>
+    </w:p>
+    <w:p>
+      <w:pPr>
+        <w:pStyle w:val="11"/>
         <w:widowControl/>
         <w:numPr>
           <w:ilvl w:val="2"/>
@@ -581,7 +2351,7 @@
         <w:ind w:left="2160" w:right="0" w:hanging="180"/>
         <w:contextualSpacing/>
         <w:rPr>
-          <w:rFonts w:hint="default" w:ascii="Consolas" w:hAnsi="Consolas" w:eastAsia="Times New Roman" w:cs="Times New Roman"/>
+          <w:rFonts w:hint="default" w:ascii="Times New Roman" w:hAnsi="Times New Roman" w:eastAsia="Times New Roman" w:cs="Times New Roman"/>
           <w:color w:val="D4D4D4"/>
           <w:sz w:val="21"/>
           <w:szCs w:val="21"/>
@@ -591,7 +2361,7 @@
       </w:pPr>
       <w:r>
         <w:rPr>
-          <w:rFonts w:hint="default" w:ascii="Consolas" w:hAnsi="Consolas" w:eastAsia="Times New Roman" w:cs="Times New Roman"/>
+          <w:rFonts w:hint="default" w:ascii="Times New Roman" w:hAnsi="Times New Roman" w:eastAsia="Times New Roman" w:cs="Times New Roman"/>
           <w:color w:val="9CDCFE"/>
           <w:sz w:val="21"/>
           <w:szCs w:val="21"/>
@@ -602,7 +2372,7 @@
       </w:r>
       <w:r>
         <w:rPr>
-          <w:rFonts w:hint="default" w:ascii="Consolas" w:hAnsi="Consolas" w:eastAsia="Times New Roman" w:cs="Times New Roman"/>
+          <w:rFonts w:hint="default" w:ascii="Times New Roman" w:hAnsi="Times New Roman" w:eastAsia="Times New Roman" w:cs="Times New Roman"/>
           <w:color w:val="D4D4D4"/>
           <w:sz w:val="21"/>
           <w:szCs w:val="21"/>
@@ -613,7 +2383,7 @@
       </w:r>
       <w:r>
         <w:rPr>
-          <w:rFonts w:hint="default" w:ascii="Consolas" w:hAnsi="Consolas" w:eastAsia="Times New Roman" w:cs="Times New Roman"/>
+          <w:rFonts w:hint="default" w:ascii="Times New Roman" w:hAnsi="Times New Roman" w:eastAsia="Times New Roman" w:cs="Times New Roman"/>
           <w:color w:val="4EC9B0"/>
           <w:sz w:val="21"/>
           <w:szCs w:val="21"/>
@@ -624,7 +2394,7 @@
       </w:r>
       <w:r>
         <w:rPr>
-          <w:rFonts w:hint="default" w:ascii="Consolas" w:hAnsi="Consolas" w:eastAsia="Times New Roman" w:cs="Times New Roman"/>
+          <w:rFonts w:hint="default" w:ascii="Times New Roman" w:hAnsi="Times New Roman" w:eastAsia="Times New Roman" w:cs="Times New Roman"/>
           <w:color w:val="D4D4D4"/>
           <w:sz w:val="21"/>
           <w:szCs w:val="21"/>
@@ -635,7 +2405,7 @@
       </w:r>
       <w:r>
         <w:rPr>
-          <w:rFonts w:hint="default" w:ascii="Consolas" w:hAnsi="Consolas" w:eastAsia="Times New Roman" w:cs="Times New Roman"/>
+          <w:rFonts w:hint="default" w:ascii="Times New Roman" w:hAnsi="Times New Roman" w:eastAsia="Times New Roman" w:cs="Times New Roman"/>
           <w:color w:val="DCDCAA"/>
           <w:sz w:val="21"/>
           <w:szCs w:val="21"/>
@@ -646,7 +2416,7 @@
       </w:r>
       <w:r>
         <w:rPr>
-          <w:rFonts w:hint="default" w:ascii="Consolas" w:hAnsi="Consolas" w:eastAsia="Times New Roman" w:cs="Times New Roman"/>
+          <w:rFonts w:hint="default" w:ascii="Times New Roman" w:hAnsi="Times New Roman" w:eastAsia="Times New Roman" w:cs="Times New Roman"/>
           <w:color w:val="D4D4D4"/>
           <w:sz w:val="21"/>
           <w:szCs w:val="21"/>
@@ -657,7 +2427,7 @@
       </w:r>
       <w:r>
         <w:rPr>
-          <w:rFonts w:hint="default" w:ascii="Consolas" w:hAnsi="Consolas" w:eastAsia="Times New Roman" w:cs="Times New Roman"/>
+          <w:rFonts w:hint="default" w:ascii="Times New Roman" w:hAnsi="Times New Roman" w:eastAsia="Times New Roman" w:cs="Times New Roman"/>
           <w:color w:val="CE9178"/>
           <w:sz w:val="21"/>
           <w:szCs w:val="21"/>
@@ -668,7 +2438,7 @@
       </w:r>
       <w:r>
         <w:rPr>
-          <w:rFonts w:hint="default" w:ascii="Consolas" w:hAnsi="Consolas" w:eastAsia="Times New Roman" w:cs="Times New Roman"/>
+          <w:rFonts w:hint="default" w:ascii="Times New Roman" w:hAnsi="Times New Roman" w:eastAsia="Times New Roman" w:cs="Times New Roman"/>
           <w:color w:val="D4D4D4"/>
           <w:sz w:val="21"/>
           <w:szCs w:val="21"/>
@@ -679,7 +2449,7 @@
       </w:r>
       <w:r>
         <w:rPr>
-          <w:rFonts w:hint="default" w:ascii="Consolas" w:hAnsi="Consolas" w:eastAsia="Times New Roman" w:cs="Times New Roman"/>
+          <w:rFonts w:hint="default" w:ascii="Times New Roman" w:hAnsi="Times New Roman" w:eastAsia="Times New Roman" w:cs="Times New Roman"/>
           <w:color w:val="CE9178"/>
           <w:sz w:val="21"/>
           <w:szCs w:val="21"/>
@@ -690,7 +2460,7 @@
       </w:r>
       <w:r>
         <w:rPr>
-          <w:rFonts w:hint="default" w:ascii="Consolas" w:hAnsi="Consolas" w:eastAsia="Times New Roman" w:cs="Times New Roman"/>
+          <w:rFonts w:hint="default" w:ascii="Times New Roman" w:hAnsi="Times New Roman" w:eastAsia="Times New Roman" w:cs="Times New Roman"/>
           <w:color w:val="D4D4D4"/>
           <w:sz w:val="21"/>
           <w:szCs w:val="21"/>
@@ -701,7 +2471,7 @@
       </w:r>
       <w:r>
         <w:rPr>
-          <w:rFonts w:hint="default" w:ascii="Consolas" w:hAnsi="Consolas" w:eastAsia="Times New Roman" w:cs="Times New Roman"/>
+          <w:rFonts w:hint="default" w:ascii="Times New Roman" w:hAnsi="Times New Roman" w:eastAsia="Times New Roman" w:cs="Times New Roman"/>
           <w:color w:val="569CD6"/>
           <w:sz w:val="21"/>
           <w:szCs w:val="21"/>
@@ -712,7 +2482,7 @@
       </w:r>
       <w:r>
         <w:rPr>
-          <w:rFonts w:hint="default" w:ascii="Consolas" w:hAnsi="Consolas" w:eastAsia="Times New Roman" w:cs="Times New Roman"/>
+          <w:rFonts w:hint="default" w:ascii="Times New Roman" w:hAnsi="Times New Roman" w:eastAsia="Times New Roman" w:cs="Times New Roman"/>
           <w:color w:val="D4D4D4"/>
           <w:sz w:val="21"/>
           <w:szCs w:val="21"/>
@@ -723,7 +2493,7 @@
       </w:r>
       <w:r>
         <w:rPr>
-          <w:rFonts w:hint="default" w:ascii="Consolas" w:hAnsi="Consolas" w:eastAsia="Times New Roman" w:cs="Times New Roman"/>
+          <w:rFonts w:hint="default" w:ascii="Times New Roman" w:hAnsi="Times New Roman" w:eastAsia="Times New Roman" w:cs="Times New Roman"/>
           <w:color w:val="4EC9B0"/>
           <w:sz w:val="21"/>
           <w:szCs w:val="21"/>
@@ -734,7 +2504,7 @@
       </w:r>
       <w:r>
         <w:rPr>
-          <w:rFonts w:hint="default" w:ascii="Consolas" w:hAnsi="Consolas" w:eastAsia="Times New Roman" w:cs="Times New Roman"/>
+          <w:rFonts w:hint="default" w:ascii="Times New Roman" w:hAnsi="Times New Roman" w:eastAsia="Times New Roman" w:cs="Times New Roman"/>
           <w:color w:val="D4D4D4"/>
           <w:sz w:val="21"/>
           <w:szCs w:val="21"/>
@@ -745,7 +2515,7 @@
       </w:r>
       <w:r>
         <w:rPr>
-          <w:rFonts w:hint="default" w:ascii="Consolas" w:hAnsi="Consolas" w:eastAsia="Times New Roman" w:cs="Times New Roman"/>
+          <w:rFonts w:hint="default" w:ascii="Times New Roman" w:hAnsi="Times New Roman" w:eastAsia="Times New Roman" w:cs="Times New Roman"/>
           <w:color w:val="DCDCAA"/>
           <w:sz w:val="21"/>
           <w:szCs w:val="21"/>
@@ -756,7 +2526,7 @@
       </w:r>
       <w:r>
         <w:rPr>
-          <w:rFonts w:hint="default" w:ascii="Consolas" w:hAnsi="Consolas" w:eastAsia="Times New Roman" w:cs="Times New Roman"/>
+          <w:rFonts w:hint="default" w:ascii="Times New Roman" w:hAnsi="Times New Roman" w:eastAsia="Times New Roman" w:cs="Times New Roman"/>
           <w:color w:val="D4D4D4"/>
           <w:sz w:val="21"/>
           <w:szCs w:val="21"/>
@@ -767,7 +2537,7 @@
       </w:r>
       <w:r>
         <w:rPr>
-          <w:rFonts w:hint="default" w:ascii="Consolas" w:hAnsi="Consolas" w:eastAsia="Times New Roman" w:cs="Times New Roman"/>
+          <w:rFonts w:hint="default" w:ascii="Times New Roman" w:hAnsi="Times New Roman" w:eastAsia="Times New Roman" w:cs="Times New Roman"/>
           <w:color w:val="9CDCFE"/>
           <w:sz w:val="21"/>
           <w:szCs w:val="21"/>
@@ -778,7 +2548,7 @@
       </w:r>
       <w:r>
         <w:rPr>
-          <w:rFonts w:hint="default" w:ascii="Consolas" w:hAnsi="Consolas" w:eastAsia="Times New Roman" w:cs="Times New Roman"/>
+          <w:rFonts w:hint="default" w:ascii="Times New Roman" w:hAnsi="Times New Roman" w:eastAsia="Times New Roman" w:cs="Times New Roman"/>
           <w:color w:val="D4D4D4"/>
           <w:sz w:val="21"/>
           <w:szCs w:val="21"/>
@@ -789,7 +2559,7 @@
       </w:r>
       <w:r>
         <w:rPr>
-          <w:rFonts w:hint="default" w:ascii="Consolas" w:hAnsi="Consolas" w:eastAsia="Times New Roman" w:cs="Times New Roman"/>
+          <w:rFonts w:hint="default" w:ascii="Times New Roman" w:hAnsi="Times New Roman" w:eastAsia="Times New Roman" w:cs="Times New Roman"/>
           <w:color w:val="DCDCAA"/>
           <w:sz w:val="21"/>
           <w:szCs w:val="21"/>
@@ -800,7 +2570,7 @@
       </w:r>
       <w:r>
         <w:rPr>
-          <w:rFonts w:hint="default" w:ascii="Consolas" w:hAnsi="Consolas" w:eastAsia="Times New Roman" w:cs="Times New Roman"/>
+          <w:rFonts w:hint="default" w:ascii="Times New Roman" w:hAnsi="Times New Roman" w:eastAsia="Times New Roman" w:cs="Times New Roman"/>
           <w:color w:val="D4D4D4"/>
           <w:sz w:val="21"/>
           <w:szCs w:val="21"/>
@@ -811,7 +2581,7 @@
       </w:r>
       <w:r>
         <w:rPr>
-          <w:rFonts w:hint="default" w:ascii="Consolas" w:hAnsi="Consolas" w:eastAsia="Times New Roman" w:cs="Times New Roman"/>
+          <w:rFonts w:hint="default" w:ascii="Times New Roman" w:hAnsi="Times New Roman" w:eastAsia="Times New Roman" w:cs="Times New Roman"/>
           <w:color w:val="CE9178"/>
           <w:sz w:val="21"/>
           <w:szCs w:val="21"/>
@@ -822,7 +2592,7 @@
       </w:r>
       <w:r>
         <w:rPr>
-          <w:rFonts w:hint="default" w:ascii="Consolas" w:hAnsi="Consolas" w:eastAsia="Times New Roman" w:cs="Times New Roman"/>
+          <w:rFonts w:hint="default" w:ascii="Times New Roman" w:hAnsi="Times New Roman" w:eastAsia="Times New Roman" w:cs="Times New Roman"/>
           <w:color w:val="D4D4D4"/>
           <w:sz w:val="21"/>
           <w:szCs w:val="21"/>
@@ -833,7 +2603,7 @@
       </w:r>
       <w:r>
         <w:rPr>
-          <w:rFonts w:hint="default" w:ascii="Consolas" w:hAnsi="Consolas" w:eastAsia="Times New Roman" w:cs="Times New Roman"/>
+          <w:rFonts w:hint="default" w:ascii="Times New Roman" w:hAnsi="Times New Roman" w:eastAsia="Times New Roman" w:cs="Times New Roman"/>
           <w:color w:val="DCDCAA"/>
           <w:sz w:val="21"/>
           <w:szCs w:val="21"/>
@@ -844,7 +2614,7 @@
       </w:r>
       <w:r>
         <w:rPr>
-          <w:rFonts w:hint="default" w:ascii="Consolas" w:hAnsi="Consolas" w:eastAsia="Times New Roman" w:cs="Times New Roman"/>
+          <w:rFonts w:hint="default" w:ascii="Times New Roman" w:hAnsi="Times New Roman" w:eastAsia="Times New Roman" w:cs="Times New Roman"/>
           <w:color w:val="D4D4D4"/>
           <w:sz w:val="21"/>
           <w:szCs w:val="21"/>
@@ -862,7 +2632,7 @@
         </w:numPr>
         <w:ind w:left="1260" w:leftChars="0" w:hanging="420" w:firstLineChars="0"/>
         <w:rPr>
-          <w:rFonts w:hint="default"/>
+          <w:rFonts w:hint="default" w:ascii="Times New Roman" w:hAnsi="Times New Roman" w:cs="Times New Roman"/>
           <w:lang w:val="en-US"/>
         </w:rPr>
       </w:pPr>
@@ -873,39 +2643,12 @@
           <w:szCs w:val="34"/>
           <w:lang w:val="en-US" w:eastAsia="en-US" w:bidi="ar"/>
         </w:rPr>
-        <w:t>Sau đó</w:t>
-      </w:r>
-      <w:r>
-        <w:rPr>
-          <w:rFonts w:hint="default" w:eastAsia="Calibri" w:cs="Times New Roman"/>
-          <w:sz w:val="34"/>
-          <w:szCs w:val="34"/>
-          <w:lang w:val="en-US" w:eastAsia="en-US" w:bidi="ar"/>
-        </w:rPr>
-        <w:t xml:space="preserve"> gộp mảng dữ liệu sau khi c</w:t>
-      </w:r>
-      <w:r>
-        <w:rPr>
-          <w:rFonts w:hint="default" w:ascii="Times New Roman" w:hAnsi="Times New Roman" w:eastAsia="Calibri" w:cs="Times New Roman"/>
-          <w:sz w:val="34"/>
-          <w:szCs w:val="34"/>
-          <w:lang w:val="en-US" w:eastAsia="en-US" w:bidi="ar"/>
-        </w:rPr>
-        <w:t>huyển đổi lại dữ liệu từ chuỗi thành mảng</w:t>
-      </w:r>
-      <w:r>
-        <w:rPr>
-          <w:rFonts w:hint="default" w:eastAsia="Calibri" w:cs="Times New Roman"/>
-          <w:sz w:val="34"/>
-          <w:szCs w:val="34"/>
-          <w:lang w:val="en-US" w:eastAsia="en-US" w:bidi="ar"/>
-        </w:rPr>
-        <w:t>.</w:t>
-      </w:r>
-    </w:p>
-    <w:p>
-      <w:pPr>
-        <w:pStyle w:val="7"/>
+        <w:t>Sau đó gộp mảng dữ liệu sau khi chuyển đổi lại dữ liệu từ chuỗi thành mảng.</w:t>
+      </w:r>
+    </w:p>
+    <w:p>
+      <w:pPr>
+        <w:pStyle w:val="8"/>
         <w:keepNext w:val="0"/>
         <w:keepLines w:val="0"/>
         <w:widowControl/>
@@ -920,7 +2663,7 @@
         <w:contextualSpacing/>
         <w:jc w:val="left"/>
         <w:rPr>
-          <w:rFonts w:hint="default" w:ascii="Consolas" w:hAnsi="Consolas" w:eastAsia="Times New Roman" w:cs="Times New Roman"/>
+          <w:rFonts w:hint="default" w:ascii="Times New Roman" w:hAnsi="Times New Roman" w:eastAsia="Times New Roman" w:cs="Times New Roman"/>
           <w:color w:val="D4D4D4"/>
           <w:sz w:val="21"/>
           <w:szCs w:val="21"/>
@@ -930,7 +2673,7 @@
       </w:pPr>
       <w:r>
         <w:rPr>
-          <w:rFonts w:hint="default" w:ascii="Consolas" w:hAnsi="Consolas" w:eastAsia="Times New Roman" w:cs="Times New Roman"/>
+          <w:rFonts w:hint="default" w:ascii="Times New Roman" w:hAnsi="Times New Roman" w:eastAsia="Times New Roman" w:cs="Times New Roman"/>
           <w:color w:val="9CDCFE"/>
           <w:kern w:val="0"/>
           <w:sz w:val="21"/>
@@ -942,7 +2685,7 @@
       </w:r>
       <w:r>
         <w:rPr>
-          <w:rFonts w:hint="default" w:ascii="Consolas" w:hAnsi="Consolas" w:eastAsia="Times New Roman" w:cs="Times New Roman"/>
+          <w:rFonts w:hint="default" w:ascii="Times New Roman" w:hAnsi="Times New Roman" w:eastAsia="Times New Roman" w:cs="Times New Roman"/>
           <w:color w:val="D4D4D4"/>
           <w:kern w:val="0"/>
           <w:sz w:val="21"/>
@@ -954,7 +2697,7 @@
       </w:r>
       <w:r>
         <w:rPr>
-          <w:rFonts w:hint="default" w:ascii="Consolas" w:hAnsi="Consolas" w:eastAsia="Times New Roman" w:cs="Times New Roman"/>
+          <w:rFonts w:hint="default" w:ascii="Times New Roman" w:hAnsi="Times New Roman" w:eastAsia="Times New Roman" w:cs="Times New Roman"/>
           <w:color w:val="DCDCAA"/>
           <w:kern w:val="0"/>
           <w:sz w:val="21"/>
@@ -966,7 +2709,7 @@
       </w:r>
       <w:r>
         <w:rPr>
-          <w:rFonts w:hint="default" w:ascii="Consolas" w:hAnsi="Consolas" w:eastAsia="Times New Roman" w:cs="Times New Roman"/>
+          <w:rFonts w:hint="default" w:ascii="Times New Roman" w:hAnsi="Times New Roman" w:eastAsia="Times New Roman" w:cs="Times New Roman"/>
           <w:color w:val="D4D4D4"/>
           <w:kern w:val="0"/>
           <w:sz w:val="21"/>
@@ -978,7 +2721,7 @@
       </w:r>
       <w:r>
         <w:rPr>
-          <w:rFonts w:hint="default" w:ascii="Consolas" w:hAnsi="Consolas" w:eastAsia="Times New Roman" w:cs="Times New Roman"/>
+          <w:rFonts w:hint="default" w:ascii="Times New Roman" w:hAnsi="Times New Roman" w:eastAsia="Times New Roman" w:cs="Times New Roman"/>
           <w:color w:val="DCDCAA"/>
           <w:kern w:val="0"/>
           <w:sz w:val="21"/>
@@ -990,7 +2733,7 @@
       </w:r>
       <w:r>
         <w:rPr>
-          <w:rFonts w:hint="default" w:ascii="Consolas" w:hAnsi="Consolas" w:eastAsia="Times New Roman" w:cs="Times New Roman"/>
+          <w:rFonts w:hint="default" w:ascii="Times New Roman" w:hAnsi="Times New Roman" w:eastAsia="Times New Roman" w:cs="Times New Roman"/>
           <w:color w:val="D4D4D4"/>
           <w:kern w:val="0"/>
           <w:sz w:val="21"/>
@@ -1002,7 +2745,7 @@
       </w:r>
       <w:r>
         <w:rPr>
-          <w:rFonts w:hint="default" w:ascii="Consolas" w:hAnsi="Consolas" w:eastAsia="Times New Roman" w:cs="Times New Roman"/>
+          <w:rFonts w:hint="default" w:ascii="Times New Roman" w:hAnsi="Times New Roman" w:eastAsia="Times New Roman" w:cs="Times New Roman"/>
           <w:color w:val="CE9178"/>
           <w:kern w:val="0"/>
           <w:sz w:val="21"/>
@@ -1014,7 +2757,7 @@
       </w:r>
       <w:r>
         <w:rPr>
-          <w:rFonts w:hint="default" w:ascii="Consolas" w:hAnsi="Consolas" w:eastAsia="Times New Roman" w:cs="Times New Roman"/>
+          <w:rFonts w:hint="default" w:ascii="Times New Roman" w:hAnsi="Times New Roman" w:eastAsia="Times New Roman" w:cs="Times New Roman"/>
           <w:color w:val="D4D4D4"/>
           <w:kern w:val="0"/>
           <w:sz w:val="21"/>
@@ -1026,7 +2769,7 @@
       </w:r>
       <w:r>
         <w:rPr>
-          <w:rFonts w:hint="default" w:ascii="Consolas" w:hAnsi="Consolas" w:eastAsia="Times New Roman" w:cs="Times New Roman"/>
+          <w:rFonts w:hint="default" w:ascii="Times New Roman" w:hAnsi="Times New Roman" w:eastAsia="Times New Roman" w:cs="Times New Roman"/>
           <w:color w:val="9CDCFE"/>
           <w:kern w:val="0"/>
           <w:sz w:val="21"/>
@@ -1038,7 +2781,7 @@
       </w:r>
       <w:r>
         <w:rPr>
-          <w:rFonts w:hint="default" w:ascii="Consolas" w:hAnsi="Consolas" w:eastAsia="Times New Roman" w:cs="Times New Roman"/>
+          <w:rFonts w:hint="default" w:ascii="Times New Roman" w:hAnsi="Times New Roman" w:eastAsia="Times New Roman" w:cs="Times New Roman"/>
           <w:color w:val="D4D4D4"/>
           <w:kern w:val="0"/>
           <w:sz w:val="21"/>
@@ -1057,13 +2800,13 @@
         </w:numPr>
         <w:ind w:left="1260" w:leftChars="0" w:hanging="420" w:firstLineChars="0"/>
         <w:rPr>
-          <w:rFonts w:hint="default"/>
-          <w:lang w:val="en-US"/>
-        </w:rPr>
-      </w:pPr>
-      <w:r>
-        <w:rPr>
-          <w:rFonts w:hint="default"/>
+          <w:rFonts w:hint="default" w:ascii="Times New Roman" w:hAnsi="Times New Roman" w:cs="Times New Roman"/>
+          <w:lang w:val="en-US"/>
+        </w:rPr>
+      </w:pPr>
+      <w:r>
+        <w:rPr>
+          <w:rFonts w:hint="default" w:ascii="Times New Roman" w:hAnsi="Times New Roman" w:cs="Times New Roman"/>
           <w:lang w:val="en-US"/>
         </w:rPr>
         <w:t>Với hàm contains giúp kiểm tra các biến giá trị $permission được truyền từ router qua.</w:t>
@@ -1071,7 +2814,7 @@
     </w:p>
     <w:p>
       <w:pPr>
-        <w:pStyle w:val="7"/>
+        <w:pStyle w:val="8"/>
         <w:widowControl/>
         <w:numPr>
           <w:ilvl w:val="2"/>
@@ -1082,7 +2825,7 @@
         <w:ind w:left="2160" w:right="0" w:hanging="180"/>
         <w:contextualSpacing/>
         <w:rPr>
-          <w:rFonts w:hint="default" w:ascii="Consolas" w:hAnsi="Consolas" w:eastAsia="Times New Roman" w:cs="Times New Roman"/>
+          <w:rFonts w:hint="default" w:ascii="Times New Roman" w:hAnsi="Times New Roman" w:eastAsia="Times New Roman" w:cs="Times New Roman"/>
           <w:color w:val="D4D4D4"/>
           <w:sz w:val="21"/>
           <w:szCs w:val="21"/>
@@ -1092,7 +2835,7 @@
       </w:pPr>
       <w:r>
         <w:rPr>
-          <w:rFonts w:hint="default" w:ascii="Consolas" w:hAnsi="Consolas" w:eastAsia="Times New Roman" w:cs="Times New Roman"/>
+          <w:rFonts w:hint="default" w:ascii="Times New Roman" w:hAnsi="Times New Roman" w:eastAsia="Times New Roman" w:cs="Times New Roman"/>
           <w:color w:val="D4D4D4"/>
           <w:sz w:val="21"/>
           <w:szCs w:val="21"/>
@@ -1104,7 +2847,7 @@
     </w:p>
     <w:p>
       <w:pPr>
-        <w:pStyle w:val="7"/>
+        <w:pStyle w:val="8"/>
         <w:widowControl/>
         <w:numPr>
           <w:ilvl w:val="2"/>
@@ -1115,7 +2858,7 @@
         <w:ind w:left="2160" w:right="0" w:hanging="180"/>
         <w:contextualSpacing/>
         <w:rPr>
-          <w:rFonts w:hint="default" w:ascii="Consolas" w:hAnsi="Consolas" w:eastAsia="Times New Roman" w:cs="Times New Roman"/>
+          <w:rFonts w:hint="default" w:ascii="Times New Roman" w:hAnsi="Times New Roman" w:eastAsia="Times New Roman" w:cs="Times New Roman"/>
           <w:color w:val="D4D4D4"/>
           <w:sz w:val="21"/>
           <w:szCs w:val="21"/>
@@ -1125,7 +2868,7 @@
       </w:pPr>
       <w:r>
         <w:rPr>
-          <w:rFonts w:hint="default" w:ascii="Consolas" w:hAnsi="Consolas" w:eastAsia="Times New Roman" w:cs="Times New Roman"/>
+          <w:rFonts w:hint="default" w:ascii="Times New Roman" w:hAnsi="Times New Roman" w:eastAsia="Times New Roman" w:cs="Times New Roman"/>
           <w:color w:val="D4D4D4"/>
           <w:sz w:val="21"/>
           <w:szCs w:val="21"/>
@@ -1136,7 +2879,7 @@
       </w:r>
       <w:r>
         <w:rPr>
-          <w:rFonts w:hint="default" w:ascii="Consolas" w:hAnsi="Consolas" w:eastAsia="Times New Roman" w:cs="Times New Roman"/>
+          <w:rFonts w:hint="default" w:ascii="Times New Roman" w:hAnsi="Times New Roman" w:eastAsia="Times New Roman" w:cs="Times New Roman"/>
           <w:color w:val="C586C0"/>
           <w:sz w:val="21"/>
           <w:szCs w:val="21"/>
@@ -1147,7 +2890,7 @@
       </w:r>
       <w:r>
         <w:rPr>
-          <w:rFonts w:hint="default" w:ascii="Consolas" w:hAnsi="Consolas" w:eastAsia="Times New Roman" w:cs="Times New Roman"/>
+          <w:rFonts w:hint="default" w:ascii="Times New Roman" w:hAnsi="Times New Roman" w:eastAsia="Times New Roman" w:cs="Times New Roman"/>
           <w:color w:val="D4D4D4"/>
           <w:sz w:val="21"/>
           <w:szCs w:val="21"/>
@@ -1158,7 +2901,7 @@
       </w:r>
       <w:r>
         <w:rPr>
-          <w:rFonts w:hint="default" w:ascii="Consolas" w:hAnsi="Consolas" w:eastAsia="Times New Roman" w:cs="Times New Roman"/>
+          <w:rFonts w:hint="default" w:ascii="Times New Roman" w:hAnsi="Times New Roman" w:eastAsia="Times New Roman" w:cs="Times New Roman"/>
           <w:color w:val="9CDCFE"/>
           <w:sz w:val="21"/>
           <w:szCs w:val="21"/>
@@ -1169,7 +2912,7 @@
       </w:r>
       <w:r>
         <w:rPr>
-          <w:rFonts w:hint="default" w:ascii="Consolas" w:hAnsi="Consolas" w:eastAsia="Times New Roman" w:cs="Times New Roman"/>
+          <w:rFonts w:hint="default" w:ascii="Times New Roman" w:hAnsi="Times New Roman" w:eastAsia="Times New Roman" w:cs="Times New Roman"/>
           <w:color w:val="D4D4D4"/>
           <w:sz w:val="21"/>
           <w:szCs w:val="21"/>
@@ -1180,7 +2923,7 @@
       </w:r>
       <w:r>
         <w:rPr>
-          <w:rFonts w:hint="default" w:ascii="Consolas" w:hAnsi="Consolas" w:eastAsia="Times New Roman" w:cs="Times New Roman"/>
+          <w:rFonts w:hint="default" w:ascii="Times New Roman" w:hAnsi="Times New Roman" w:eastAsia="Times New Roman" w:cs="Times New Roman"/>
           <w:color w:val="DCDCAA"/>
           <w:sz w:val="21"/>
           <w:szCs w:val="21"/>
@@ -1191,7 +2934,7 @@
       </w:r>
       <w:r>
         <w:rPr>
-          <w:rFonts w:hint="default" w:ascii="Consolas" w:hAnsi="Consolas" w:eastAsia="Times New Roman" w:cs="Times New Roman"/>
+          <w:rFonts w:hint="default" w:ascii="Times New Roman" w:hAnsi="Times New Roman" w:eastAsia="Times New Roman" w:cs="Times New Roman"/>
           <w:color w:val="D4D4D4"/>
           <w:sz w:val="21"/>
           <w:szCs w:val="21"/>
@@ -1202,7 +2945,7 @@
       </w:r>
       <w:r>
         <w:rPr>
-          <w:rFonts w:hint="default" w:ascii="Consolas" w:hAnsi="Consolas" w:eastAsia="Times New Roman" w:cs="Times New Roman"/>
+          <w:rFonts w:hint="default" w:ascii="Times New Roman" w:hAnsi="Times New Roman" w:eastAsia="Times New Roman" w:cs="Times New Roman"/>
           <w:color w:val="9CDCFE"/>
           <w:sz w:val="21"/>
           <w:szCs w:val="21"/>
@@ -1213,7 +2956,7 @@
       </w:r>
       <w:r>
         <w:rPr>
-          <w:rFonts w:hint="default" w:ascii="Consolas" w:hAnsi="Consolas" w:eastAsia="Times New Roman" w:cs="Times New Roman"/>
+          <w:rFonts w:hint="default" w:ascii="Times New Roman" w:hAnsi="Times New Roman" w:eastAsia="Times New Roman" w:cs="Times New Roman"/>
           <w:color w:val="D4D4D4"/>
           <w:sz w:val="21"/>
           <w:szCs w:val="21"/>
@@ -1225,7 +2968,7 @@
     </w:p>
     <w:p>
       <w:pPr>
-        <w:pStyle w:val="7"/>
+        <w:pStyle w:val="8"/>
         <w:widowControl/>
         <w:numPr>
           <w:ilvl w:val="2"/>
@@ -1236,7 +2979,7 @@
         <w:ind w:left="2160" w:right="0" w:hanging="180"/>
         <w:contextualSpacing/>
         <w:rPr>
-          <w:rFonts w:hint="default" w:ascii="Consolas" w:hAnsi="Consolas" w:eastAsia="Times New Roman" w:cs="Times New Roman"/>
+          <w:rFonts w:hint="default" w:ascii="Times New Roman" w:hAnsi="Times New Roman" w:eastAsia="Times New Roman" w:cs="Times New Roman"/>
           <w:color w:val="D4D4D4"/>
           <w:sz w:val="21"/>
           <w:szCs w:val="21"/>
@@ -1246,7 +2989,7 @@
       </w:pPr>
       <w:r>
         <w:rPr>
-          <w:rFonts w:hint="default" w:ascii="Consolas" w:hAnsi="Consolas" w:eastAsia="Times New Roman" w:cs="Times New Roman"/>
+          <w:rFonts w:hint="default" w:ascii="Times New Roman" w:hAnsi="Times New Roman" w:eastAsia="Times New Roman" w:cs="Times New Roman"/>
           <w:color w:val="D4D4D4"/>
           <w:sz w:val="21"/>
           <w:szCs w:val="21"/>
@@ -1257,7 +3000,7 @@
       </w:r>
       <w:r>
         <w:rPr>
-          <w:rFonts w:hint="default" w:ascii="Consolas" w:hAnsi="Consolas" w:eastAsia="Times New Roman" w:cs="Times New Roman"/>
+          <w:rFonts w:hint="default" w:ascii="Times New Roman" w:hAnsi="Times New Roman" w:eastAsia="Times New Roman" w:cs="Times New Roman"/>
           <w:color w:val="C586C0"/>
           <w:sz w:val="21"/>
           <w:szCs w:val="21"/>
@@ -1268,7 +3011,7 @@
       </w:r>
       <w:r>
         <w:rPr>
-          <w:rFonts w:hint="default" w:ascii="Consolas" w:hAnsi="Consolas" w:eastAsia="Times New Roman" w:cs="Times New Roman"/>
+          <w:rFonts w:hint="default" w:ascii="Times New Roman" w:hAnsi="Times New Roman" w:eastAsia="Times New Roman" w:cs="Times New Roman"/>
           <w:color w:val="D4D4D4"/>
           <w:sz w:val="21"/>
           <w:szCs w:val="21"/>
@@ -1279,7 +3022,7 @@
       </w:r>
       <w:r>
         <w:rPr>
-          <w:rFonts w:hint="default" w:ascii="Consolas" w:hAnsi="Consolas" w:eastAsia="Times New Roman" w:cs="Times New Roman"/>
+          <w:rFonts w:hint="default" w:ascii="Times New Roman" w:hAnsi="Times New Roman" w:eastAsia="Times New Roman" w:cs="Times New Roman"/>
           <w:color w:val="9CDCFE"/>
           <w:sz w:val="21"/>
           <w:szCs w:val="21"/>
@@ -1290,7 +3033,7 @@
       </w:r>
       <w:r>
         <w:rPr>
-          <w:rFonts w:hint="default" w:ascii="Consolas" w:hAnsi="Consolas" w:eastAsia="Times New Roman" w:cs="Times New Roman"/>
+          <w:rFonts w:hint="default" w:ascii="Times New Roman" w:hAnsi="Times New Roman" w:eastAsia="Times New Roman" w:cs="Times New Roman"/>
           <w:color w:val="D4D4D4"/>
           <w:sz w:val="21"/>
           <w:szCs w:val="21"/>
@@ -1301,7 +3044,7 @@
       </w:r>
       <w:r>
         <w:rPr>
-          <w:rFonts w:hint="default" w:ascii="Consolas" w:hAnsi="Consolas" w:eastAsia="Times New Roman" w:cs="Times New Roman"/>
+          <w:rFonts w:hint="default" w:ascii="Times New Roman" w:hAnsi="Times New Roman" w:eastAsia="Times New Roman" w:cs="Times New Roman"/>
           <w:color w:val="9CDCFE"/>
           <w:sz w:val="21"/>
           <w:szCs w:val="21"/>
@@ -1312,7 +3055,7 @@
       </w:r>
       <w:r>
         <w:rPr>
-          <w:rFonts w:hint="default" w:ascii="Consolas" w:hAnsi="Consolas" w:eastAsia="Times New Roman" w:cs="Times New Roman"/>
+          <w:rFonts w:hint="default" w:ascii="Times New Roman" w:hAnsi="Times New Roman" w:eastAsia="Times New Roman" w:cs="Times New Roman"/>
           <w:color w:val="D4D4D4"/>
           <w:sz w:val="21"/>
           <w:szCs w:val="21"/>
@@ -1324,7 +3067,7 @@
     </w:p>
     <w:p>
       <w:pPr>
-        <w:pStyle w:val="7"/>
+        <w:pStyle w:val="8"/>
         <w:widowControl/>
         <w:numPr>
           <w:ilvl w:val="2"/>
@@ -1335,7 +3078,7 @@
         <w:ind w:left="2160" w:right="0" w:hanging="180"/>
         <w:contextualSpacing/>
         <w:rPr>
-          <w:rFonts w:hint="default" w:ascii="Consolas" w:hAnsi="Consolas" w:eastAsia="Times New Roman" w:cs="Times New Roman"/>
+          <w:rFonts w:hint="default" w:ascii="Times New Roman" w:hAnsi="Times New Roman" w:eastAsia="Times New Roman" w:cs="Times New Roman"/>
           <w:color w:val="D4D4D4"/>
           <w:sz w:val="21"/>
           <w:szCs w:val="21"/>
@@ -1345,7 +3088,7 @@
       </w:pPr>
       <w:r>
         <w:rPr>
-          <w:rFonts w:hint="default" w:ascii="Consolas" w:hAnsi="Consolas" w:eastAsia="Times New Roman" w:cs="Times New Roman"/>
+          <w:rFonts w:hint="default" w:ascii="Times New Roman" w:hAnsi="Times New Roman" w:eastAsia="Times New Roman" w:cs="Times New Roman"/>
           <w:color w:val="D4D4D4"/>
           <w:sz w:val="21"/>
           <w:szCs w:val="21"/>
@@ -1363,16 +3106,79 @@
         </w:numPr>
         <w:ind w:left="1260" w:leftChars="0" w:hanging="420" w:firstLineChars="0"/>
         <w:rPr>
-          <w:rFonts w:hint="default"/>
-          <w:lang w:val="en-US"/>
-        </w:rPr>
-      </w:pPr>
-      <w:r>
-        <w:rPr>
-          <w:rFonts w:hint="default"/>
+          <w:rFonts w:hint="default" w:ascii="Times New Roman" w:hAnsi="Times New Roman" w:cs="Times New Roman"/>
+          <w:lang w:val="en-US"/>
+        </w:rPr>
+      </w:pPr>
+      <w:r>
+        <w:rPr>
+          <w:rFonts w:hint="default" w:ascii="Times New Roman" w:hAnsi="Times New Roman" w:cs="Times New Roman"/>
           <w:lang w:val="en-US"/>
         </w:rPr>
         <w:t>Nếu thất bại sẽ điều hướng về trang thông báo lỗi hoặc trả về một phản hồi thông báo cho người dùng biết không đủ quyền để thực hiện chức năng.</w:t>
+      </w:r>
+    </w:p>
+    <w:p>
+      <w:pPr>
+        <w:numPr>
+          <w:ilvl w:val="0"/>
+          <w:numId w:val="6"/>
+        </w:numPr>
+        <w:ind w:left="720" w:leftChars="0" w:hanging="360" w:firstLineChars="0"/>
+        <w:outlineLvl w:val="1"/>
+        <w:rPr>
+          <w:rFonts w:hint="default" w:ascii="Times New Roman" w:hAnsi="Times New Roman" w:cs="Times New Roman"/>
+          <w:lang w:val="en-US"/>
+        </w:rPr>
+      </w:pPr>
+      <w:bookmarkStart w:id="12" w:name="_Toc19623"/>
+      <w:r>
+        <w:rPr>
+          <w:rFonts w:hint="default" w:ascii="Times New Roman" w:hAnsi="Times New Roman" w:cs="Times New Roman"/>
+          <w:lang w:val="en-US"/>
+        </w:rPr>
+        <w:t>Kết luận</w:t>
+      </w:r>
+      <w:bookmarkEnd w:id="12"/>
+    </w:p>
+    <w:p>
+      <w:pPr>
+        <w:numPr>
+          <w:ilvl w:val="1"/>
+          <w:numId w:val="3"/>
+        </w:numPr>
+        <w:ind w:left="840" w:leftChars="0" w:hanging="420" w:firstLineChars="0"/>
+        <w:rPr>
+          <w:rFonts w:hint="default" w:ascii="Times New Roman" w:hAnsi="Times New Roman" w:cs="Times New Roman"/>
+          <w:lang w:val="en-US"/>
+        </w:rPr>
+      </w:pPr>
+      <w:r>
+        <w:rPr>
+          <w:rFonts w:hint="default" w:ascii="Times New Roman" w:hAnsi="Times New Roman" w:cs="Times New Roman"/>
+          <w:lang w:val="en-US"/>
+        </w:rPr>
+        <w:t>Việc phân quyền này như mình có nêu ngay từ ban đầu rất dễ thao tác đối với những admin khi họ muốn chuyển nhóm quyền hoặc thỏa sức sáng tạo trong việc tạo ra những quyền mới từ những quyền ban đầu. Ví dụ như người dùng vừa có thể EDIT và DELETE,.…</w:t>
+      </w:r>
+    </w:p>
+    <w:p>
+      <w:pPr>
+        <w:numPr>
+          <w:ilvl w:val="1"/>
+          <w:numId w:val="3"/>
+        </w:numPr>
+        <w:ind w:left="840" w:leftChars="0" w:hanging="420" w:firstLineChars="0"/>
+        <w:rPr>
+          <w:rFonts w:hint="default" w:ascii="Times New Roman" w:hAnsi="Times New Roman" w:cs="Times New Roman"/>
+          <w:lang w:val="en-US"/>
+        </w:rPr>
+      </w:pPr>
+      <w:r>
+        <w:rPr>
+          <w:rFonts w:hint="default" w:ascii="Times New Roman" w:hAnsi="Times New Roman" w:cs="Times New Roman"/>
+          <w:lang w:val="en-US"/>
+        </w:rPr>
+        <w:t>Ngoài ra việc thực hiện những câu querry cũng rất dễ dàng cho những lập trình viên</w:t>
       </w:r>
     </w:p>
     <w:p>
@@ -1380,11 +3186,17 @@
         <w:numPr>
           <w:numId w:val="0"/>
         </w:numPr>
-        <w:ind w:left="840" w:leftChars="0"/>
-        <w:rPr>
-          <w:rFonts w:hint="default"/>
-          <w:lang w:val="en-US"/>
-        </w:rPr>
+        <w:ind w:left="420" w:leftChars="0"/>
+        <w:rPr>
+          <w:rFonts w:hint="default" w:ascii="Times New Roman" w:hAnsi="Times New Roman" w:cs="Times New Roman"/>
+          <w:lang w:val="en-US"/>
+        </w:rPr>
+        <w:sectPr>
+          <w:pgSz w:w="11906" w:h="16838"/>
+          <w:pgMar w:top="1440" w:right="1800" w:bottom="1440" w:left="1800" w:header="720" w:footer="720" w:gutter="0"/>
+          <w:cols w:space="720" w:num="1"/>
+          <w:docGrid w:linePitch="360" w:charSpace="0"/>
+        </w:sectPr>
       </w:pPr>
     </w:p>
     <w:p>
@@ -1392,9 +3204,9 @@
         <w:numPr>
           <w:numId w:val="0"/>
         </w:numPr>
-        <w:ind w:leftChars="0"/>
-        <w:rPr>
-          <w:rFonts w:hint="default"/>
+        <w:ind w:left="420" w:leftChars="0"/>
+        <w:rPr>
+          <w:rFonts w:hint="default" w:ascii="Times New Roman" w:hAnsi="Times New Roman" w:cs="Times New Roman"/>
           <w:lang w:val="en-US"/>
         </w:rPr>
       </w:pPr>
@@ -1404,32 +3216,922 @@
         <w:pStyle w:val="2"/>
         <w:bidi w:val="0"/>
         <w:rPr>
-          <w:rFonts w:hint="default"/>
-          <w:lang w:val="en-US"/>
-        </w:rPr>
-      </w:pPr>
-      <w:r>
-        <w:rPr>
-          <w:rFonts w:hint="default"/>
+          <w:rFonts w:hint="default" w:ascii="Times New Roman" w:hAnsi="Times New Roman" w:cs="Times New Roman"/>
+          <w:lang w:val="en-US"/>
+        </w:rPr>
+      </w:pPr>
+      <w:bookmarkStart w:id="13" w:name="_Toc16893"/>
+      <w:r>
+        <w:rPr>
+          <w:rFonts w:hint="default" w:ascii="Times New Roman" w:hAnsi="Times New Roman" w:cs="Times New Roman"/>
           <w:lang w:val="en-US"/>
         </w:rPr>
         <w:t>Kết quả đạt được</w:t>
       </w:r>
-    </w:p>
-    <w:p>
-      <w:pPr>
-        <w:rPr>
-          <w:rFonts w:hint="default"/>
-          <w:lang w:val="en-US"/>
-        </w:rPr>
-      </w:pPr>
-      <w:r>
-        <w:rPr>
-          <w:rFonts w:hint="default"/>
+      <w:bookmarkEnd w:id="13"/>
+    </w:p>
+    <w:p>
+      <w:pPr>
+        <w:numPr>
+          <w:ilvl w:val="0"/>
+          <w:numId w:val="7"/>
+        </w:numPr>
+        <w:ind w:left="0" w:leftChars="0" w:firstLine="0" w:firstLineChars="0"/>
+        <w:outlineLvl w:val="0"/>
+        <w:rPr>
+          <w:rFonts w:hint="default" w:ascii="Times New Roman" w:hAnsi="Times New Roman" w:cs="Times New Roman"/>
+          <w:lang w:val="en-US"/>
+        </w:rPr>
+      </w:pPr>
+      <w:bookmarkStart w:id="14" w:name="_Toc12445"/>
+      <w:r>
+        <w:rPr>
+          <w:rFonts w:hint="default" w:ascii="Times New Roman" w:hAnsi="Times New Roman" w:cs="Times New Roman"/>
+          <w:lang w:val="en-US"/>
+        </w:rPr>
+        <w:t>Kết quả</w:t>
+      </w:r>
+      <w:bookmarkEnd w:id="14"/>
+    </w:p>
+    <w:p>
+      <w:pPr>
+        <w:numPr>
+          <w:ilvl w:val="0"/>
+          <w:numId w:val="0"/>
+        </w:numPr>
+        <w:ind w:leftChars="0"/>
+        <w:rPr>
+          <w:rFonts w:hint="default" w:ascii="Times New Roman" w:hAnsi="Times New Roman" w:cs="Times New Roman"/>
+          <w:lang w:val="en-US"/>
+        </w:rPr>
+      </w:pPr>
+    </w:p>
+    <w:p>
+      <w:pPr>
+        <w:rPr>
+          <w:rFonts w:hint="default" w:ascii="Times New Roman" w:hAnsi="Times New Roman" w:cs="Times New Roman"/>
+          <w:lang w:val="en-US"/>
+        </w:rPr>
+      </w:pPr>
+      <w:r>
+        <w:rPr>
+          <w:rFonts w:hint="default" w:ascii="Times New Roman" w:hAnsi="Times New Roman" w:cs="Times New Roman"/>
           <w:lang w:val="en-US"/>
         </w:rPr>
         <w:t>Phân quyền chức năng cho website quản lý người dùng đã được hoàn thiện, người dùng có thể đăng nhập với những quyền của mình. Ngoài ra vẫn còn một số lỗi vẫn còn mắc phải: giao diện chưa được hài hòa với người dùng, code không được tối ưu và vẫn còn phụ thuộc quá nhiều vào thư viện jquery.</w:t>
       </w:r>
+    </w:p>
+    <w:p>
+      <w:pPr>
+        <w:rPr>
+          <w:rFonts w:hint="default" w:ascii="Times New Roman" w:hAnsi="Times New Roman" w:cs="Times New Roman"/>
+          <w:lang w:val="en-US"/>
+        </w:rPr>
+      </w:pPr>
+    </w:p>
+    <w:p>
+      <w:pPr>
+        <w:numPr>
+          <w:ilvl w:val="0"/>
+          <w:numId w:val="7"/>
+        </w:numPr>
+        <w:ind w:left="0" w:leftChars="0" w:firstLine="0" w:firstLineChars="0"/>
+        <w:outlineLvl w:val="0"/>
+        <w:rPr>
+          <w:rFonts w:hint="default" w:ascii="Times New Roman" w:hAnsi="Times New Roman" w:cs="Times New Roman"/>
+          <w:lang w:val="en-US"/>
+        </w:rPr>
+      </w:pPr>
+      <w:bookmarkStart w:id="15" w:name="_Toc9604"/>
+      <w:r>
+        <w:rPr>
+          <w:rFonts w:hint="default" w:ascii="Times New Roman" w:hAnsi="Times New Roman" w:cs="Times New Roman"/>
+          <w:lang w:val="en-US"/>
+        </w:rPr>
+        <w:t>Hướng dẫn chạy project</w:t>
+      </w:r>
+      <w:bookmarkEnd w:id="15"/>
+    </w:p>
+    <w:p>
+      <w:pPr>
+        <w:numPr>
+          <w:ilvl w:val="1"/>
+          <w:numId w:val="7"/>
+        </w:numPr>
+        <w:ind w:left="840" w:leftChars="0" w:hanging="420" w:firstLineChars="0"/>
+        <w:rPr>
+          <w:rFonts w:hint="default" w:ascii="Times New Roman" w:hAnsi="Times New Roman" w:cs="Times New Roman"/>
+          <w:lang w:val="en-US"/>
+        </w:rPr>
+      </w:pPr>
+      <w:r>
+        <w:rPr>
+          <w:rFonts w:hint="default" w:ascii="Times New Roman" w:hAnsi="Times New Roman" w:cs="Times New Roman"/>
+          <w:lang w:val="en-US"/>
+        </w:rPr>
+        <w:t xml:space="preserve">Sử dụng lệnh </w:t>
+      </w:r>
+      <w:r>
+        <w:rPr>
+          <w:rFonts w:hint="default" w:ascii="Times New Roman" w:hAnsi="Times New Roman" w:cs="Times New Roman"/>
+          <w:b/>
+          <w:bCs/>
+          <w:lang w:val="en-US"/>
+        </w:rPr>
+        <w:t>composer update</w:t>
+      </w:r>
+      <w:r>
+        <w:rPr>
+          <w:rFonts w:hint="default" w:ascii="Times New Roman" w:hAnsi="Times New Roman" w:cs="Times New Roman"/>
+          <w:lang w:val="en-US"/>
+        </w:rPr>
+        <w:t xml:space="preserve"> để cập nhật các file còn thiếu</w:t>
+      </w:r>
+    </w:p>
+    <w:p>
+      <w:pPr>
+        <w:numPr>
+          <w:ilvl w:val="1"/>
+          <w:numId w:val="7"/>
+        </w:numPr>
+        <w:ind w:left="840" w:leftChars="0" w:hanging="420" w:firstLineChars="0"/>
+        <w:rPr>
+          <w:rFonts w:hint="default" w:ascii="Times New Roman" w:hAnsi="Times New Roman" w:cs="Times New Roman"/>
+          <w:lang w:val="en-US"/>
+        </w:rPr>
+      </w:pPr>
+      <w:r>
+        <w:rPr>
+          <w:rFonts w:hint="default" w:ascii="Times New Roman" w:hAnsi="Times New Roman" w:cs="Times New Roman"/>
+          <w:lang w:val="en-US"/>
+        </w:rPr>
+        <w:t xml:space="preserve">Sau đó sử dụng lệnh </w:t>
+      </w:r>
+      <w:r>
+        <w:rPr>
+          <w:rFonts w:hint="default" w:ascii="Times New Roman" w:hAnsi="Times New Roman" w:cs="Times New Roman"/>
+          <w:b/>
+          <w:bCs/>
+          <w:lang w:val="en-US"/>
+        </w:rPr>
+        <w:t>php artisan key:generate</w:t>
+      </w:r>
+    </w:p>
+    <w:p>
+      <w:pPr>
+        <w:numPr>
+          <w:ilvl w:val="1"/>
+          <w:numId w:val="7"/>
+        </w:numPr>
+        <w:ind w:left="840" w:leftChars="0" w:hanging="420" w:firstLineChars="0"/>
+        <w:rPr>
+          <w:rFonts w:hint="default" w:ascii="Times New Roman" w:hAnsi="Times New Roman" w:cs="Times New Roman"/>
+          <w:b/>
+          <w:bCs/>
+          <w:lang w:val="en-US"/>
+        </w:rPr>
+      </w:pPr>
+      <w:r>
+        <w:rPr>
+          <w:rFonts w:hint="default" w:ascii="Times New Roman" w:hAnsi="Times New Roman" w:cs="Times New Roman"/>
+          <w:lang w:val="en-US"/>
+        </w:rPr>
+        <w:t xml:space="preserve">Chạy lệnh </w:t>
+      </w:r>
+      <w:r>
+        <w:rPr>
+          <w:rFonts w:hint="default" w:ascii="Times New Roman" w:hAnsi="Times New Roman" w:cs="Times New Roman"/>
+          <w:b/>
+          <w:bCs/>
+          <w:lang w:val="en-US"/>
+        </w:rPr>
+        <w:t>php artisan migrate:fresh --seed</w:t>
+      </w:r>
+    </w:p>
+    <w:p>
+      <w:pPr>
+        <w:numPr>
+          <w:ilvl w:val="1"/>
+          <w:numId w:val="7"/>
+        </w:numPr>
+        <w:ind w:left="840" w:leftChars="0" w:hanging="420" w:firstLineChars="0"/>
+        <w:rPr>
+          <w:rFonts w:hint="default" w:ascii="Times New Roman" w:hAnsi="Times New Roman" w:cs="Times New Roman"/>
+          <w:b/>
+          <w:bCs/>
+          <w:lang w:val="en-US"/>
+        </w:rPr>
+      </w:pPr>
+      <w:r>
+        <w:rPr>
+          <w:rFonts w:hint="default" w:ascii="Times New Roman" w:hAnsi="Times New Roman" w:cs="Times New Roman"/>
+          <w:b w:val="0"/>
+          <w:bCs w:val="0"/>
+          <w:lang w:val="en-US"/>
+        </w:rPr>
+        <w:t xml:space="preserve">Chạy lệnh </w:t>
+      </w:r>
+      <w:r>
+        <w:rPr>
+          <w:rFonts w:hint="default" w:ascii="Times New Roman" w:hAnsi="Times New Roman" w:cs="Times New Roman"/>
+          <w:b/>
+          <w:bCs/>
+          <w:lang w:val="en-US"/>
+        </w:rPr>
+        <w:t>php artisan serve</w:t>
+      </w:r>
+    </w:p>
+    <w:p>
+      <w:pPr>
+        <w:numPr>
+          <w:ilvl w:val="1"/>
+          <w:numId w:val="7"/>
+        </w:numPr>
+        <w:ind w:left="840" w:leftChars="0" w:hanging="420" w:firstLineChars="0"/>
+        <w:rPr>
+          <w:rFonts w:hint="default" w:ascii="Times New Roman" w:hAnsi="Times New Roman" w:cs="Times New Roman"/>
+          <w:b w:val="0"/>
+          <w:bCs w:val="0"/>
+          <w:lang w:val="en-US"/>
+        </w:rPr>
+      </w:pPr>
+      <w:r>
+        <w:rPr>
+          <w:rFonts w:hint="default" w:ascii="Times New Roman" w:hAnsi="Times New Roman" w:cs="Times New Roman"/>
+          <w:b w:val="0"/>
+          <w:bCs w:val="0"/>
+          <w:lang w:val="en-US"/>
+        </w:rPr>
+        <w:t>Đăng nhập vào hệ thống với đường dẫn admin-login</w:t>
+      </w:r>
+    </w:p>
+    <w:p>
+      <w:pPr>
+        <w:rPr>
+          <w:rFonts w:hint="default" w:ascii="Times New Roman" w:hAnsi="Times New Roman" w:cs="Times New Roman"/>
+          <w:lang w:val="en-US"/>
+        </w:rPr>
+      </w:pPr>
+    </w:p>
+    <w:p>
+      <w:pPr>
+        <w:rPr>
+          <w:rFonts w:hint="default" w:ascii="Times New Roman" w:hAnsi="Times New Roman" w:cs="Times New Roman"/>
+          <w:lang w:val="en-US"/>
+        </w:rPr>
+      </w:pPr>
+    </w:p>
+    <w:p>
+      <w:pPr>
+        <w:rPr>
+          <w:rFonts w:hint="default" w:ascii="Times New Roman" w:hAnsi="Times New Roman" w:cs="Times New Roman"/>
+        </w:rPr>
+      </w:pPr>
+      <w:r>
+        <w:rPr>
+          <w:rFonts w:hint="default" w:ascii="Times New Roman" w:hAnsi="Times New Roman" w:cs="Times New Roman"/>
+        </w:rPr>
+        <w:drawing>
+          <wp:inline distT="0" distB="0" distL="114300" distR="114300">
+            <wp:extent cx="4732655" cy="3306445"/>
+            <wp:effectExtent l="0" t="0" r="0" b="635"/>
+            <wp:docPr id="24" name="Picture 1"/>
+            <wp:cNvGraphicFramePr>
+              <a:graphicFrameLocks xmlns:a="http://schemas.openxmlformats.org/drawingml/2006/main" noChangeAspect="1"/>
+            </wp:cNvGraphicFramePr>
+            <a:graphic xmlns:a="http://schemas.openxmlformats.org/drawingml/2006/main">
+              <a:graphicData uri="http://schemas.openxmlformats.org/drawingml/2006/picture">
+                <pic:pic xmlns:pic="http://schemas.openxmlformats.org/drawingml/2006/picture">
+                  <pic:nvPicPr>
+                    <pic:cNvPr id="24" name="Picture 1"/>
+                    <pic:cNvPicPr>
+                      <a:picLocks noChangeAspect="1"/>
+                    </pic:cNvPicPr>
+                  </pic:nvPicPr>
+                  <pic:blipFill>
+                    <a:blip r:embed="rId9"/>
+                    <a:srcRect l="12048" t="-954" r="-1930" b="7202"/>
+                    <a:stretch>
+                      <a:fillRect/>
+                    </a:stretch>
+                  </pic:blipFill>
+                  <pic:spPr>
+                    <a:xfrm>
+                      <a:off x="0" y="0"/>
+                      <a:ext cx="4732655" cy="3306445"/>
+                    </a:xfrm>
+                    <a:prstGeom prst="rect">
+                      <a:avLst/>
+                    </a:prstGeom>
+                    <a:noFill/>
+                    <a:ln>
+                      <a:noFill/>
+                    </a:ln>
+                  </pic:spPr>
+                </pic:pic>
+              </a:graphicData>
+            </a:graphic>
+          </wp:inline>
+        </w:drawing>
+      </w:r>
+    </w:p>
+    <w:p>
+      <w:pPr>
+        <w:pStyle w:val="6"/>
+        <w:rPr>
+          <w:rFonts w:hint="default" w:ascii="Times New Roman" w:hAnsi="Times New Roman" w:cs="Times New Roman"/>
+          <w:lang w:val="en-US"/>
+        </w:rPr>
+      </w:pPr>
+      <w:r>
+        <w:rPr>
+          <w:rFonts w:hint="default" w:ascii="Times New Roman" w:hAnsi="Times New Roman" w:cs="Times New Roman"/>
+        </w:rPr>
+        <w:t xml:space="preserve">Hình </w:t>
+      </w:r>
+      <w:r>
+        <w:rPr>
+          <w:rFonts w:hint="default" w:ascii="Times New Roman" w:hAnsi="Times New Roman" w:cs="Times New Roman"/>
+        </w:rPr>
+        <w:fldChar w:fldCharType="begin"/>
+      </w:r>
+      <w:r>
+        <w:rPr>
+          <w:rFonts w:hint="default" w:ascii="Times New Roman" w:hAnsi="Times New Roman" w:cs="Times New Roman"/>
+        </w:rPr>
+        <w:instrText xml:space="preserve"> SEQ Hình \* ARABIC </w:instrText>
+      </w:r>
+      <w:r>
+        <w:rPr>
+          <w:rFonts w:hint="default" w:ascii="Times New Roman" w:hAnsi="Times New Roman" w:cs="Times New Roman"/>
+        </w:rPr>
+        <w:fldChar w:fldCharType="separate"/>
+      </w:r>
+      <w:r>
+        <w:rPr>
+          <w:rFonts w:hint="default" w:ascii="Times New Roman" w:hAnsi="Times New Roman" w:cs="Times New Roman"/>
+        </w:rPr>
+        <w:t>1</w:t>
+      </w:r>
+      <w:r>
+        <w:rPr>
+          <w:rFonts w:hint="default" w:ascii="Times New Roman" w:hAnsi="Times New Roman" w:cs="Times New Roman"/>
+        </w:rPr>
+        <w:fldChar w:fldCharType="end"/>
+      </w:r>
+      <w:r>
+        <w:rPr>
+          <w:rFonts w:hint="default" w:ascii="Times New Roman" w:hAnsi="Times New Roman" w:cs="Times New Roman"/>
+          <w:lang w:val="en-US"/>
+        </w:rPr>
+        <w:t>: Trang đăng nhập</w:t>
+      </w:r>
+    </w:p>
+    <w:p>
+      <w:pPr>
+        <w:rPr>
+          <w:rFonts w:hint="default" w:ascii="Times New Roman" w:hAnsi="Times New Roman" w:cs="Times New Roman"/>
+          <w:lang w:val="en-US"/>
+        </w:rPr>
+      </w:pPr>
+      <w:r>
+        <w:rPr>
+          <w:rFonts w:hint="default" w:ascii="Times New Roman" w:hAnsi="Times New Roman" w:cs="Times New Roman"/>
+          <w:lang w:val="en-US"/>
+        </w:rPr>
+        <w:t xml:space="preserve">Tài khoản: </w:t>
+      </w:r>
+      <w:r>
+        <w:rPr>
+          <w:rFonts w:hint="default" w:ascii="Times New Roman" w:hAnsi="Times New Roman" w:cs="Times New Roman"/>
+          <w:lang w:val="en-US"/>
+        </w:rPr>
+        <w:fldChar w:fldCharType="begin"/>
+      </w:r>
+      <w:r>
+        <w:rPr>
+          <w:rFonts w:hint="default" w:ascii="Times New Roman" w:hAnsi="Times New Roman" w:cs="Times New Roman"/>
+          <w:lang w:val="en-US"/>
+        </w:rPr>
+        <w:instrText xml:space="preserve"> HYPERLINK "mailto:admin@gmail.com" </w:instrText>
+      </w:r>
+      <w:r>
+        <w:rPr>
+          <w:rFonts w:hint="default" w:ascii="Times New Roman" w:hAnsi="Times New Roman" w:cs="Times New Roman"/>
+          <w:lang w:val="en-US"/>
+        </w:rPr>
+        <w:fldChar w:fldCharType="separate"/>
+      </w:r>
+      <w:r>
+        <w:rPr>
+          <w:rStyle w:val="7"/>
+          <w:rFonts w:hint="default" w:ascii="Times New Roman" w:hAnsi="Times New Roman" w:cs="Times New Roman"/>
+          <w:lang w:val="en-US"/>
+        </w:rPr>
+        <w:t>admin@gmail.com</w:t>
+      </w:r>
+      <w:r>
+        <w:rPr>
+          <w:rFonts w:hint="default" w:ascii="Times New Roman" w:hAnsi="Times New Roman" w:cs="Times New Roman"/>
+          <w:lang w:val="en-US"/>
+        </w:rPr>
+        <w:fldChar w:fldCharType="end"/>
+      </w:r>
+      <w:r>
+        <w:rPr>
+          <w:rFonts w:hint="default" w:ascii="Times New Roman" w:hAnsi="Times New Roman" w:cs="Times New Roman"/>
+          <w:lang w:val="en-US"/>
+        </w:rPr>
+        <w:t xml:space="preserve"> || 123456</w:t>
+      </w:r>
+    </w:p>
+    <w:p>
+      <w:pPr>
+        <w:numPr>
+          <w:ilvl w:val="1"/>
+          <w:numId w:val="7"/>
+        </w:numPr>
+        <w:ind w:left="840" w:leftChars="0" w:hanging="420" w:firstLineChars="0"/>
+        <w:rPr>
+          <w:rFonts w:hint="default" w:ascii="Times New Roman" w:hAnsi="Times New Roman" w:cs="Times New Roman"/>
+          <w:b w:val="0"/>
+          <w:bCs w:val="0"/>
+          <w:lang w:val="en-US"/>
+        </w:rPr>
+      </w:pPr>
+      <w:r>
+        <w:rPr>
+          <w:rFonts w:hint="default" w:ascii="Times New Roman" w:hAnsi="Times New Roman" w:cs="Times New Roman"/>
+          <w:b w:val="0"/>
+          <w:bCs w:val="0"/>
+          <w:lang w:val="en-US"/>
+        </w:rPr>
+        <w:t xml:space="preserve">Sau đó tạo một quyền </w:t>
+      </w:r>
+    </w:p>
+    <w:p>
+      <w:pPr>
+        <w:numPr>
+          <w:ilvl w:val="0"/>
+          <w:numId w:val="0"/>
+        </w:numPr>
+        <w:ind w:left="420" w:leftChars="0"/>
+        <w:rPr>
+          <w:rFonts w:hint="default" w:ascii="Times New Roman" w:hAnsi="Times New Roman" w:cs="Times New Roman"/>
+        </w:rPr>
+      </w:pPr>
+      <w:r>
+        <w:rPr>
+          <w:rFonts w:hint="default" w:ascii="Times New Roman" w:hAnsi="Times New Roman" w:cs="Times New Roman"/>
+        </w:rPr>
+        <w:drawing>
+          <wp:inline distT="0" distB="0" distL="114300" distR="114300">
+            <wp:extent cx="5271770" cy="2880360"/>
+            <wp:effectExtent l="0" t="0" r="1270" b="0"/>
+            <wp:docPr id="26" name="Picture 3"/>
+            <wp:cNvGraphicFramePr>
+              <a:graphicFrameLocks xmlns:a="http://schemas.openxmlformats.org/drawingml/2006/main" noChangeAspect="1"/>
+            </wp:cNvGraphicFramePr>
+            <a:graphic xmlns:a="http://schemas.openxmlformats.org/drawingml/2006/main">
+              <a:graphicData uri="http://schemas.openxmlformats.org/drawingml/2006/picture">
+                <pic:pic xmlns:pic="http://schemas.openxmlformats.org/drawingml/2006/picture">
+                  <pic:nvPicPr>
+                    <pic:cNvPr id="26" name="Picture 3"/>
+                    <pic:cNvPicPr>
+                      <a:picLocks noChangeAspect="1"/>
+                    </pic:cNvPicPr>
+                  </pic:nvPicPr>
+                  <pic:blipFill>
+                    <a:blip r:embed="rId10"/>
+                    <a:stretch>
+                      <a:fillRect/>
+                    </a:stretch>
+                  </pic:blipFill>
+                  <pic:spPr>
+                    <a:xfrm>
+                      <a:off x="0" y="0"/>
+                      <a:ext cx="5271770" cy="2880360"/>
+                    </a:xfrm>
+                    <a:prstGeom prst="rect">
+                      <a:avLst/>
+                    </a:prstGeom>
+                    <a:noFill/>
+                    <a:ln>
+                      <a:noFill/>
+                    </a:ln>
+                  </pic:spPr>
+                </pic:pic>
+              </a:graphicData>
+            </a:graphic>
+          </wp:inline>
+        </w:drawing>
+      </w:r>
+    </w:p>
+    <w:p>
+      <w:pPr>
+        <w:pStyle w:val="6"/>
+        <w:numPr>
+          <w:ilvl w:val="0"/>
+          <w:numId w:val="0"/>
+        </w:numPr>
+        <w:ind w:left="420" w:leftChars="0"/>
+        <w:rPr>
+          <w:rFonts w:hint="default" w:ascii="Times New Roman" w:hAnsi="Times New Roman" w:cs="Times New Roman"/>
+          <w:lang w:val="en-US"/>
+        </w:rPr>
+      </w:pPr>
+      <w:r>
+        <w:rPr>
+          <w:rFonts w:hint="default" w:ascii="Times New Roman" w:hAnsi="Times New Roman" w:cs="Times New Roman"/>
+        </w:rPr>
+        <w:t xml:space="preserve">Hình </w:t>
+      </w:r>
+      <w:r>
+        <w:rPr>
+          <w:rFonts w:hint="default" w:ascii="Times New Roman" w:hAnsi="Times New Roman" w:cs="Times New Roman"/>
+        </w:rPr>
+        <w:fldChar w:fldCharType="begin"/>
+      </w:r>
+      <w:r>
+        <w:rPr>
+          <w:rFonts w:hint="default" w:ascii="Times New Roman" w:hAnsi="Times New Roman" w:cs="Times New Roman"/>
+        </w:rPr>
+        <w:instrText xml:space="preserve"> SEQ Hình \* ARABIC </w:instrText>
+      </w:r>
+      <w:r>
+        <w:rPr>
+          <w:rFonts w:hint="default" w:ascii="Times New Roman" w:hAnsi="Times New Roman" w:cs="Times New Roman"/>
+        </w:rPr>
+        <w:fldChar w:fldCharType="separate"/>
+      </w:r>
+      <w:r>
+        <w:rPr>
+          <w:rFonts w:hint="default" w:ascii="Times New Roman" w:hAnsi="Times New Roman" w:cs="Times New Roman"/>
+        </w:rPr>
+        <w:t>2</w:t>
+      </w:r>
+      <w:r>
+        <w:rPr>
+          <w:rFonts w:hint="default" w:ascii="Times New Roman" w:hAnsi="Times New Roman" w:cs="Times New Roman"/>
+        </w:rPr>
+        <w:fldChar w:fldCharType="end"/>
+      </w:r>
+      <w:r>
+        <w:rPr>
+          <w:rFonts w:hint="default" w:ascii="Times New Roman" w:hAnsi="Times New Roman" w:cs="Times New Roman"/>
+          <w:lang w:val="en-US"/>
+        </w:rPr>
+        <w:t>: Tạo quyền</w:t>
+      </w:r>
+    </w:p>
+    <w:p>
+      <w:pPr>
+        <w:numPr>
+          <w:ilvl w:val="1"/>
+          <w:numId w:val="7"/>
+        </w:numPr>
+        <w:ind w:left="840" w:leftChars="0" w:hanging="420" w:firstLineChars="0"/>
+        <w:rPr>
+          <w:rFonts w:hint="default" w:ascii="Times New Roman" w:hAnsi="Times New Roman" w:cs="Times New Roman"/>
+          <w:b w:val="0"/>
+          <w:bCs w:val="0"/>
+          <w:lang w:val="en-US"/>
+        </w:rPr>
+      </w:pPr>
+      <w:r>
+        <w:rPr>
+          <w:rFonts w:hint="default" w:ascii="Times New Roman" w:hAnsi="Times New Roman" w:cs="Times New Roman"/>
+          <w:b w:val="0"/>
+          <w:bCs w:val="0"/>
+          <w:lang w:val="en-US"/>
+        </w:rPr>
+        <w:t>Sau đó tạo một user</w:t>
+      </w:r>
+    </w:p>
+    <w:p>
+      <w:pPr>
+        <w:numPr>
+          <w:ilvl w:val="0"/>
+          <w:numId w:val="0"/>
+        </w:numPr>
+        <w:ind w:left="420" w:leftChars="0"/>
+        <w:rPr>
+          <w:rFonts w:hint="default" w:ascii="Times New Roman" w:hAnsi="Times New Roman" w:cs="Times New Roman"/>
+        </w:rPr>
+      </w:pPr>
+      <w:r>
+        <w:rPr>
+          <w:rFonts w:hint="default" w:ascii="Times New Roman" w:hAnsi="Times New Roman" w:cs="Times New Roman"/>
+        </w:rPr>
+        <w:drawing>
+          <wp:inline distT="0" distB="0" distL="114300" distR="114300">
+            <wp:extent cx="5267960" cy="2598420"/>
+            <wp:effectExtent l="0" t="0" r="5080" b="7620"/>
+            <wp:docPr id="27" name="Picture 4"/>
+            <wp:cNvGraphicFramePr>
+              <a:graphicFrameLocks xmlns:a="http://schemas.openxmlformats.org/drawingml/2006/main" noChangeAspect="1"/>
+            </wp:cNvGraphicFramePr>
+            <a:graphic xmlns:a="http://schemas.openxmlformats.org/drawingml/2006/main">
+              <a:graphicData uri="http://schemas.openxmlformats.org/drawingml/2006/picture">
+                <pic:pic xmlns:pic="http://schemas.openxmlformats.org/drawingml/2006/picture">
+                  <pic:nvPicPr>
+                    <pic:cNvPr id="27" name="Picture 4"/>
+                    <pic:cNvPicPr>
+                      <a:picLocks noChangeAspect="1"/>
+                    </pic:cNvPicPr>
+                  </pic:nvPicPr>
+                  <pic:blipFill>
+                    <a:blip r:embed="rId11"/>
+                    <a:stretch>
+                      <a:fillRect/>
+                    </a:stretch>
+                  </pic:blipFill>
+                  <pic:spPr>
+                    <a:xfrm>
+                      <a:off x="0" y="0"/>
+                      <a:ext cx="5267960" cy="2598420"/>
+                    </a:xfrm>
+                    <a:prstGeom prst="rect">
+                      <a:avLst/>
+                    </a:prstGeom>
+                    <a:noFill/>
+                    <a:ln>
+                      <a:noFill/>
+                    </a:ln>
+                  </pic:spPr>
+                </pic:pic>
+              </a:graphicData>
+            </a:graphic>
+          </wp:inline>
+        </w:drawing>
+      </w:r>
+    </w:p>
+    <w:p>
+      <w:pPr>
+        <w:pStyle w:val="6"/>
+        <w:numPr>
+          <w:ilvl w:val="0"/>
+          <w:numId w:val="0"/>
+        </w:numPr>
+        <w:ind w:left="420" w:leftChars="0"/>
+        <w:rPr>
+          <w:rFonts w:hint="default" w:ascii="Times New Roman" w:hAnsi="Times New Roman" w:cs="Times New Roman"/>
+          <w:lang w:val="en-US"/>
+        </w:rPr>
+      </w:pPr>
+      <w:r>
+        <w:rPr>
+          <w:rFonts w:hint="default" w:ascii="Times New Roman" w:hAnsi="Times New Roman" w:cs="Times New Roman"/>
+        </w:rPr>
+        <w:t xml:space="preserve">Hình </w:t>
+      </w:r>
+      <w:r>
+        <w:rPr>
+          <w:rFonts w:hint="default" w:ascii="Times New Roman" w:hAnsi="Times New Roman" w:cs="Times New Roman"/>
+        </w:rPr>
+        <w:fldChar w:fldCharType="begin"/>
+      </w:r>
+      <w:r>
+        <w:rPr>
+          <w:rFonts w:hint="default" w:ascii="Times New Roman" w:hAnsi="Times New Roman" w:cs="Times New Roman"/>
+        </w:rPr>
+        <w:instrText xml:space="preserve"> SEQ Hình \* ARABIC </w:instrText>
+      </w:r>
+      <w:r>
+        <w:rPr>
+          <w:rFonts w:hint="default" w:ascii="Times New Roman" w:hAnsi="Times New Roman" w:cs="Times New Roman"/>
+        </w:rPr>
+        <w:fldChar w:fldCharType="separate"/>
+      </w:r>
+      <w:r>
+        <w:rPr>
+          <w:rFonts w:hint="default" w:ascii="Times New Roman" w:hAnsi="Times New Roman" w:cs="Times New Roman"/>
+        </w:rPr>
+        <w:t>3</w:t>
+      </w:r>
+      <w:r>
+        <w:rPr>
+          <w:rFonts w:hint="default" w:ascii="Times New Roman" w:hAnsi="Times New Roman" w:cs="Times New Roman"/>
+        </w:rPr>
+        <w:fldChar w:fldCharType="end"/>
+      </w:r>
+      <w:r>
+        <w:rPr>
+          <w:rFonts w:hint="default" w:ascii="Times New Roman" w:hAnsi="Times New Roman" w:cs="Times New Roman"/>
+          <w:lang w:val="en-US"/>
+        </w:rPr>
+        <w:t>: Thêm một người dùng</w:t>
+      </w:r>
+    </w:p>
+    <w:p>
+      <w:pPr>
+        <w:rPr>
+          <w:rFonts w:hint="default" w:ascii="Times New Roman" w:hAnsi="Times New Roman" w:cs="Times New Roman"/>
+          <w:lang w:val="en-US"/>
+        </w:rPr>
+      </w:pPr>
+    </w:p>
+    <w:p>
+      <w:pPr>
+        <w:rPr>
+          <w:rFonts w:hint="default" w:ascii="Times New Roman" w:hAnsi="Times New Roman" w:cs="Times New Roman"/>
+          <w:lang w:val="en-US"/>
+        </w:rPr>
+      </w:pPr>
+    </w:p>
+    <w:p>
+      <w:pPr>
+        <w:rPr>
+          <w:rFonts w:hint="default" w:ascii="Times New Roman" w:hAnsi="Times New Roman" w:cs="Times New Roman"/>
+          <w:lang w:val="en-US"/>
+        </w:rPr>
+      </w:pPr>
+    </w:p>
+    <w:p>
+      <w:pPr>
+        <w:numPr>
+          <w:ilvl w:val="1"/>
+          <w:numId w:val="7"/>
+        </w:numPr>
+        <w:ind w:left="840" w:leftChars="0" w:hanging="420" w:firstLineChars="0"/>
+        <w:rPr>
+          <w:rFonts w:hint="default" w:ascii="Times New Roman" w:hAnsi="Times New Roman" w:cs="Times New Roman"/>
+          <w:b w:val="0"/>
+          <w:bCs w:val="0"/>
+          <w:lang w:val="en-US"/>
+        </w:rPr>
+      </w:pPr>
+      <w:r>
+        <w:rPr>
+          <w:rFonts w:hint="default" w:ascii="Times New Roman" w:hAnsi="Times New Roman" w:cs="Times New Roman"/>
+          <w:b w:val="0"/>
+          <w:bCs w:val="0"/>
+          <w:lang w:val="en-US"/>
+        </w:rPr>
+        <w:t>Sau đó đăng nhập với tài khoản và check các quyền</w:t>
+      </w:r>
+    </w:p>
+    <w:p>
+      <w:pPr>
+        <w:numPr>
+          <w:ilvl w:val="0"/>
+          <w:numId w:val="0"/>
+        </w:numPr>
+        <w:ind w:left="420" w:leftChars="0"/>
+        <w:rPr>
+          <w:rFonts w:hint="default" w:ascii="Times New Roman" w:hAnsi="Times New Roman" w:cs="Times New Roman"/>
+          <w:b w:val="0"/>
+          <w:bCs w:val="0"/>
+          <w:lang w:val="en-US"/>
+        </w:rPr>
+      </w:pPr>
+    </w:p>
+    <w:p>
+      <w:pPr>
+        <w:numPr>
+          <w:ilvl w:val="0"/>
+          <w:numId w:val="0"/>
+        </w:numPr>
+        <w:ind w:left="420" w:leftChars="0"/>
+        <w:rPr>
+          <w:rFonts w:hint="default" w:ascii="Times New Roman" w:hAnsi="Times New Roman" w:cs="Times New Roman"/>
+        </w:rPr>
+      </w:pPr>
+      <w:r>
+        <w:rPr>
+          <w:rFonts w:hint="default" w:ascii="Times New Roman" w:hAnsi="Times New Roman" w:cs="Times New Roman"/>
+        </w:rPr>
+        <w:drawing>
+          <wp:inline distT="0" distB="0" distL="114300" distR="114300">
+            <wp:extent cx="5266690" cy="2176780"/>
+            <wp:effectExtent l="0" t="0" r="6350" b="2540"/>
+            <wp:docPr id="28" name="Picture 5"/>
+            <wp:cNvGraphicFramePr>
+              <a:graphicFrameLocks xmlns:a="http://schemas.openxmlformats.org/drawingml/2006/main" noChangeAspect="1"/>
+            </wp:cNvGraphicFramePr>
+            <a:graphic xmlns:a="http://schemas.openxmlformats.org/drawingml/2006/main">
+              <a:graphicData uri="http://schemas.openxmlformats.org/drawingml/2006/picture">
+                <pic:pic xmlns:pic="http://schemas.openxmlformats.org/drawingml/2006/picture">
+                  <pic:nvPicPr>
+                    <pic:cNvPr id="28" name="Picture 5"/>
+                    <pic:cNvPicPr>
+                      <a:picLocks noChangeAspect="1"/>
+                    </pic:cNvPicPr>
+                  </pic:nvPicPr>
+                  <pic:blipFill>
+                    <a:blip r:embed="rId12"/>
+                    <a:stretch>
+                      <a:fillRect/>
+                    </a:stretch>
+                  </pic:blipFill>
+                  <pic:spPr>
+                    <a:xfrm>
+                      <a:off x="0" y="0"/>
+                      <a:ext cx="5266690" cy="2176780"/>
+                    </a:xfrm>
+                    <a:prstGeom prst="rect">
+                      <a:avLst/>
+                    </a:prstGeom>
+                    <a:noFill/>
+                    <a:ln>
+                      <a:noFill/>
+                    </a:ln>
+                  </pic:spPr>
+                </pic:pic>
+              </a:graphicData>
+            </a:graphic>
+          </wp:inline>
+        </w:drawing>
+      </w:r>
+    </w:p>
+    <w:p>
+      <w:pPr>
+        <w:pStyle w:val="6"/>
+        <w:numPr>
+          <w:ilvl w:val="0"/>
+          <w:numId w:val="0"/>
+        </w:numPr>
+        <w:ind w:left="420" w:leftChars="0"/>
+        <w:rPr>
+          <w:rFonts w:hint="default" w:ascii="Times New Roman" w:hAnsi="Times New Roman" w:cs="Times New Roman"/>
+          <w:lang w:val="en-US"/>
+        </w:rPr>
+      </w:pPr>
+      <w:r>
+        <w:rPr>
+          <w:rFonts w:hint="default" w:ascii="Times New Roman" w:hAnsi="Times New Roman" w:cs="Times New Roman"/>
+        </w:rPr>
+        <w:t xml:space="preserve">Hình </w:t>
+      </w:r>
+      <w:r>
+        <w:rPr>
+          <w:rFonts w:hint="default" w:ascii="Times New Roman" w:hAnsi="Times New Roman" w:cs="Times New Roman"/>
+        </w:rPr>
+        <w:fldChar w:fldCharType="begin"/>
+      </w:r>
+      <w:r>
+        <w:rPr>
+          <w:rFonts w:hint="default" w:ascii="Times New Roman" w:hAnsi="Times New Roman" w:cs="Times New Roman"/>
+        </w:rPr>
+        <w:instrText xml:space="preserve"> SEQ Hình \* ARABIC </w:instrText>
+      </w:r>
+      <w:r>
+        <w:rPr>
+          <w:rFonts w:hint="default" w:ascii="Times New Roman" w:hAnsi="Times New Roman" w:cs="Times New Roman"/>
+        </w:rPr>
+        <w:fldChar w:fldCharType="separate"/>
+      </w:r>
+      <w:r>
+        <w:rPr>
+          <w:rFonts w:hint="default" w:ascii="Times New Roman" w:hAnsi="Times New Roman" w:cs="Times New Roman"/>
+        </w:rPr>
+        <w:t>4</w:t>
+      </w:r>
+      <w:r>
+        <w:rPr>
+          <w:rFonts w:hint="default" w:ascii="Times New Roman" w:hAnsi="Times New Roman" w:cs="Times New Roman"/>
+        </w:rPr>
+        <w:fldChar w:fldCharType="end"/>
+      </w:r>
+      <w:r>
+        <w:rPr>
+          <w:rFonts w:hint="default" w:ascii="Times New Roman" w:hAnsi="Times New Roman" w:cs="Times New Roman"/>
+          <w:lang w:val="en-US"/>
+        </w:rPr>
+        <w:t>: Kiểm tra người dùng có quyền sử dụng chức năng</w:t>
+      </w:r>
+    </w:p>
+    <w:p>
+      <w:pPr>
+        <w:rPr>
+          <w:rFonts w:hint="default" w:ascii="Times New Roman" w:hAnsi="Times New Roman" w:cs="Times New Roman"/>
+          <w:lang w:val="en-US"/>
+        </w:rPr>
+      </w:pPr>
+    </w:p>
+    <w:p>
+      <w:pPr>
+        <w:rPr>
+          <w:rFonts w:hint="default" w:ascii="Times New Roman" w:hAnsi="Times New Roman" w:cs="Times New Roman"/>
+          <w:lang w:val="en-US"/>
+        </w:rPr>
+      </w:pPr>
+    </w:p>
+    <w:p>
+      <w:pPr>
+        <w:rPr>
+          <w:rFonts w:hint="default" w:ascii="Times New Roman" w:hAnsi="Times New Roman" w:cs="Times New Roman"/>
+          <w:lang w:val="en-US"/>
+        </w:rPr>
+      </w:pPr>
+    </w:p>
+    <w:p>
+      <w:pPr>
+        <w:rPr>
+          <w:rFonts w:hint="default" w:ascii="Times New Roman" w:hAnsi="Times New Roman" w:cs="Times New Roman"/>
+          <w:lang w:val="en-US"/>
+        </w:rPr>
+      </w:pPr>
     </w:p>
     <w:sectPr>
       <w:pgSz w:w="11906" w:h="16838"/>
@@ -1688,6 +4390,140 @@
     </w:lvl>
   </w:abstractNum>
   <w:abstractNum w:abstractNumId="2">
+    <w:nsid w:val="9F19B151"/>
+    <w:multiLevelType w:val="multilevel"/>
+    <w:tmpl w:val="9F19B151"/>
+    <w:lvl w:ilvl="0" w:tentative="0">
+      <w:start w:val="1"/>
+      <w:numFmt w:val="decimal"/>
+      <w:suff w:val="space"/>
+      <w:lvlText w:val="%1."/>
+      <w:lvlJc w:val="left"/>
+    </w:lvl>
+    <w:lvl w:ilvl="1" w:tentative="0">
+      <w:start w:val="1"/>
+      <w:numFmt w:val="lowerLetter"/>
+      <w:lvlText w:val="%2)"/>
+      <w:lvlJc w:val="left"/>
+      <w:pPr>
+        <w:tabs>
+          <w:tab w:val="left" w:pos="840"/>
+        </w:tabs>
+        <w:ind w:left="840" w:leftChars="0" w:hanging="420" w:firstLineChars="0"/>
+      </w:pPr>
+      <w:rPr>
+        <w:rFonts w:hint="default"/>
+        <w:b w:val="0"/>
+        <w:bCs w:val="0"/>
+      </w:rPr>
+    </w:lvl>
+    <w:lvl w:ilvl="2" w:tentative="0">
+      <w:start w:val="1"/>
+      <w:numFmt w:val="lowerRoman"/>
+      <w:lvlText w:val="%3."/>
+      <w:lvlJc w:val="left"/>
+      <w:pPr>
+        <w:tabs>
+          <w:tab w:val="left" w:pos="1260"/>
+        </w:tabs>
+        <w:ind w:left="1260" w:leftChars="0" w:hanging="420" w:firstLineChars="0"/>
+      </w:pPr>
+      <w:rPr>
+        <w:rFonts w:hint="default"/>
+      </w:rPr>
+    </w:lvl>
+    <w:lvl w:ilvl="3" w:tentative="0">
+      <w:start w:val="1"/>
+      <w:numFmt w:val="decimal"/>
+      <w:lvlText w:val="%4."/>
+      <w:lvlJc w:val="left"/>
+      <w:pPr>
+        <w:tabs>
+          <w:tab w:val="left" w:pos="1680"/>
+        </w:tabs>
+        <w:ind w:left="1680" w:leftChars="0" w:hanging="420" w:firstLineChars="0"/>
+      </w:pPr>
+      <w:rPr>
+        <w:rFonts w:hint="default"/>
+      </w:rPr>
+    </w:lvl>
+    <w:lvl w:ilvl="4" w:tentative="0">
+      <w:start w:val="1"/>
+      <w:numFmt w:val="lowerLetter"/>
+      <w:lvlText w:val="%5)"/>
+      <w:lvlJc w:val="left"/>
+      <w:pPr>
+        <w:tabs>
+          <w:tab w:val="left" w:pos="2100"/>
+        </w:tabs>
+        <w:ind w:left="2100" w:leftChars="0" w:hanging="420" w:firstLineChars="0"/>
+      </w:pPr>
+      <w:rPr>
+        <w:rFonts w:hint="default"/>
+      </w:rPr>
+    </w:lvl>
+    <w:lvl w:ilvl="5" w:tentative="0">
+      <w:start w:val="1"/>
+      <w:numFmt w:val="lowerRoman"/>
+      <w:lvlText w:val="%6."/>
+      <w:lvlJc w:val="left"/>
+      <w:pPr>
+        <w:tabs>
+          <w:tab w:val="left" w:pos="2520"/>
+        </w:tabs>
+        <w:ind w:left="2520" w:leftChars="0" w:hanging="420" w:firstLineChars="0"/>
+      </w:pPr>
+      <w:rPr>
+        <w:rFonts w:hint="default"/>
+      </w:rPr>
+    </w:lvl>
+    <w:lvl w:ilvl="6" w:tentative="0">
+      <w:start w:val="1"/>
+      <w:numFmt w:val="decimal"/>
+      <w:lvlText w:val="%7."/>
+      <w:lvlJc w:val="left"/>
+      <w:pPr>
+        <w:tabs>
+          <w:tab w:val="left" w:pos="2940"/>
+        </w:tabs>
+        <w:ind w:left="2940" w:leftChars="0" w:hanging="420" w:firstLineChars="0"/>
+      </w:pPr>
+      <w:rPr>
+        <w:rFonts w:hint="default"/>
+      </w:rPr>
+    </w:lvl>
+    <w:lvl w:ilvl="7" w:tentative="0">
+      <w:start w:val="1"/>
+      <w:numFmt w:val="lowerLetter"/>
+      <w:lvlText w:val="%8)"/>
+      <w:lvlJc w:val="left"/>
+      <w:pPr>
+        <w:tabs>
+          <w:tab w:val="left" w:pos="3360"/>
+        </w:tabs>
+        <w:ind w:left="3360" w:leftChars="0" w:hanging="420" w:firstLineChars="0"/>
+      </w:pPr>
+      <w:rPr>
+        <w:rFonts w:hint="default"/>
+      </w:rPr>
+    </w:lvl>
+    <w:lvl w:ilvl="8" w:tentative="0">
+      <w:start w:val="1"/>
+      <w:numFmt w:val="lowerRoman"/>
+      <w:lvlText w:val="%9."/>
+      <w:lvlJc w:val="left"/>
+      <w:pPr>
+        <w:tabs>
+          <w:tab w:val="left" w:pos="3780"/>
+        </w:tabs>
+        <w:ind w:left="3780" w:leftChars="0" w:hanging="420" w:firstLineChars="0"/>
+      </w:pPr>
+      <w:rPr>
+        <w:rFonts w:hint="default"/>
+      </w:rPr>
+    </w:lvl>
+  </w:abstractNum>
+  <w:abstractNum w:abstractNumId="3">
     <w:nsid w:val="B13F478E"/>
     <w:multiLevelType w:val="singleLevel"/>
     <w:tmpl w:val="B13F478E"/>
@@ -1707,7 +4543,7 @@
       </w:rPr>
     </w:lvl>
   </w:abstractNum>
-  <w:abstractNum w:abstractNumId="3">
+  <w:abstractNum w:abstractNumId="4">
     <w:nsid w:val="F5680709"/>
     <w:multiLevelType w:val="multilevel"/>
     <w:tmpl w:val="F5680709"/>
@@ -1811,7 +4647,7 @@
       </w:pPr>
     </w:lvl>
   </w:abstractNum>
-  <w:abstractNum w:abstractNumId="4">
+  <w:abstractNum w:abstractNumId="5">
     <w:nsid w:val="2B11B247"/>
     <w:multiLevelType w:val="multilevel"/>
     <w:tmpl w:val="2B11B247"/>
@@ -1915,7 +4751,7 @@
       </w:pPr>
     </w:lvl>
   </w:abstractNum>
-  <w:abstractNum w:abstractNumId="5">
+  <w:abstractNum w:abstractNumId="6">
     <w:nsid w:val="7A8C864B"/>
     <w:multiLevelType w:val="multilevel"/>
     <w:tmpl w:val="7A8C864B"/>
@@ -1947,7 +4783,7 @@
         <w:tabs>
           <w:tab w:val="left" w:pos="420"/>
         </w:tabs>
-        <w:ind w:left="0" w:leftChars="0" w:firstLine="0" w:firstLineChars="0"/>
+        <w:ind w:left="340" w:leftChars="0" w:firstLine="0" w:firstLineChars="0"/>
       </w:pPr>
       <w:rPr>
         <w:rFonts w:hint="default" w:ascii="SimSun" w:hAnsi="SimSun" w:eastAsia="SimSun" w:cs="SimSun"/>
@@ -2039,10 +4875,10 @@
     </w:lvl>
   </w:abstractNum>
   <w:num w:numId="1">
-    <w:abstractNumId w:val="5"/>
+    <w:abstractNumId w:val="6"/>
   </w:num>
   <w:num w:numId="2">
-    <w:abstractNumId w:val="2"/>
+    <w:abstractNumId w:val="3"/>
   </w:num>
   <w:num w:numId="3">
     <w:abstractNumId w:val="1"/>
@@ -2051,10 +4887,13 @@
     <w:abstractNumId w:val="0"/>
   </w:num>
   <w:num w:numId="5">
-    <w:abstractNumId w:val="3"/>
+    <w:abstractNumId w:val="4"/>
   </w:num>
   <w:num w:numId="6">
-    <w:abstractNumId w:val="4"/>
+    <w:abstractNumId w:val="5"/>
+  </w:num>
+  <w:num w:numId="7">
+    <w:abstractNumId w:val="2"/>
   </w:num>
 </w:numbering>
 </file>
@@ -2064,7 +4903,7 @@
   <w:docDefaults>
     <w:rPrDefault>
       <w:rPr>
-        <w:rFonts w:ascii="Calibri" w:hAnsi="Calibri" w:eastAsia="Calibri" w:cs="Times New Roman"/>
+        <w:rFonts w:ascii="Times New Roman" w:hAnsi="Times New Roman" w:eastAsia="SimSun" w:cs="Times New Roman"/>
       </w:rPr>
     </w:rPrDefault>
     <w:pPrDefault/>
@@ -2135,7 +4974,7 @@
     <w:lsdException w:qFormat="1" w:unhideWhenUsed="0" w:uiPriority="0" w:semiHidden="0" w:name="Title"/>
     <w:lsdException w:unhideWhenUsed="0" w:uiPriority="0" w:semiHidden="0" w:name="Closing"/>
     <w:lsdException w:unhideWhenUsed="0" w:uiPriority="0" w:semiHidden="0" w:name="Signature"/>
-    <w:lsdException w:unhideWhenUsed="0" w:uiPriority="0" w:name="Default Paragraph Font"/>
+    <w:lsdException w:qFormat="1" w:unhideWhenUsed="0" w:uiPriority="0" w:name="Default Paragraph Font"/>
     <w:lsdException w:unhideWhenUsed="0" w:uiPriority="0" w:semiHidden="0" w:name="Body Text"/>
     <w:lsdException w:unhideWhenUsed="0" w:uiPriority="0" w:semiHidden="0" w:name="Body Text Indent"/>
     <w:lsdException w:unhideWhenUsed="0" w:uiPriority="0" w:semiHidden="0" w:name="List Continue"/>
@@ -2155,14 +4994,14 @@
     <w:lsdException w:unhideWhenUsed="0" w:uiPriority="0" w:semiHidden="0" w:name="Body Text Indent 2"/>
     <w:lsdException w:unhideWhenUsed="0" w:uiPriority="0" w:semiHidden="0" w:name="Body Text Indent 3"/>
     <w:lsdException w:unhideWhenUsed="0" w:uiPriority="0" w:semiHidden="0" w:name="Block Text"/>
-    <w:lsdException w:unhideWhenUsed="0" w:uiPriority="0" w:semiHidden="0" w:name="Hyperlink"/>
+    <w:lsdException w:qFormat="1" w:uiPriority="99" w:semiHidden="0" w:name="Hyperlink"/>
     <w:lsdException w:unhideWhenUsed="0" w:uiPriority="0" w:semiHidden="0" w:name="FollowedHyperlink"/>
     <w:lsdException w:qFormat="1" w:unhideWhenUsed="0" w:uiPriority="0" w:semiHidden="0" w:name="Strong"/>
     <w:lsdException w:qFormat="1" w:unhideWhenUsed="0" w:uiPriority="0" w:semiHidden="0" w:name="Emphasis"/>
     <w:lsdException w:unhideWhenUsed="0" w:uiPriority="0" w:semiHidden="0" w:name="Document Map"/>
     <w:lsdException w:unhideWhenUsed="0" w:uiPriority="0" w:semiHidden="0" w:name="Plain Text"/>
     <w:lsdException w:unhideWhenUsed="0" w:uiPriority="0" w:semiHidden="0" w:name="E-mail Signature"/>
-    <w:lsdException w:unhideWhenUsed="0" w:uiPriority="0" w:semiHidden="0" w:name="Normal (Web)"/>
+    <w:lsdException w:qFormat="1" w:unhideWhenUsed="0" w:uiPriority="0" w:semiHidden="0" w:name="Normal (Web)"/>
     <w:lsdException w:unhideWhenUsed="0" w:uiPriority="0" w:semiHidden="0" w:name="HTML Acronym"/>
     <w:lsdException w:unhideWhenUsed="0" w:uiPriority="0" w:semiHidden="0" w:name="HTML Address"/>
     <w:lsdException w:unhideWhenUsed="0" w:uiPriority="0" w:semiHidden="0" w:name="HTML Cite"/>
@@ -2173,7 +5012,7 @@
     <w:lsdException w:unhideWhenUsed="0" w:uiPriority="0" w:semiHidden="0" w:name="HTML Sample"/>
     <w:lsdException w:unhideWhenUsed="0" w:uiPriority="0" w:semiHidden="0" w:name="HTML Typewriter"/>
     <w:lsdException w:unhideWhenUsed="0" w:uiPriority="0" w:semiHidden="0" w:name="HTML Variable"/>
-    <w:lsdException w:unhideWhenUsed="0" w:uiPriority="0" w:name="Normal Table"/>
+    <w:lsdException w:qFormat="1" w:unhideWhenUsed="0" w:uiPriority="0" w:name="Normal Table"/>
     <w:lsdException w:unhideWhenUsed="0" w:uiPriority="0" w:semiHidden="0" w:name="annotation subject"/>
     <w:lsdException w:unhideWhenUsed="0" w:uiPriority="0" w:semiHidden="0" w:name="Table Simple 1"/>
     <w:lsdException w:unhideWhenUsed="0" w:uiPriority="0" w:semiHidden="0" w:name="Table Simple 2"/>
@@ -2384,11 +5223,13 @@
   <w:style w:type="character" w:default="1" w:styleId="4">
     <w:name w:val="Default Paragraph Font"/>
     <w:semiHidden/>
+    <w:qFormat/>
     <w:uiPriority w:val="0"/>
   </w:style>
   <w:style w:type="table" w:default="1" w:styleId="5">
     <w:name w:val="Normal Table"/>
     <w:semiHidden/>
+    <w:qFormat/>
     <w:uiPriority w:val="0"/>
     <w:pPr>
       <w:keepNext w:val="0"/>
@@ -2428,8 +5269,25 @@
       <w:sz w:val="20"/>
     </w:rPr>
   </w:style>
-  <w:style w:type="paragraph" w:styleId="7">
+  <w:style w:type="character" w:styleId="7">
+    <w:name w:val="Hyperlink"/>
+    <w:basedOn w:val="4"/>
+    <w:unhideWhenUsed/>
+    <w:qFormat/>
+    <w:uiPriority w:val="99"/>
+    <w:rPr>
+      <w:color w:val="0563C1" w:themeColor="hyperlink"/>
+      <w:u w:val="single"/>
+      <w14:textFill>
+        <w14:solidFill>
+          <w14:schemeClr w14:val="hlink"/>
+        </w14:solidFill>
+      </w14:textFill>
+    </w:rPr>
+  </w:style>
+  <w:style w:type="paragraph" w:styleId="8">
     <w:name w:val="Normal (Web)"/>
+    <w:qFormat/>
     <w:uiPriority w:val="0"/>
     <w:pPr>
       <w:spacing w:before="0" w:beforeAutospacing="1" w:after="0" w:afterAutospacing="1" w:line="240" w:lineRule="auto"/>
@@ -2444,8 +5302,24 @@
       <w:lang w:val="en-US" w:eastAsia="zh-CN" w:bidi="ar"/>
     </w:rPr>
   </w:style>
-  <w:style w:type="paragraph" w:customStyle="1" w:styleId="8">
+  <w:style w:type="paragraph" w:styleId="9">
+    <w:name w:val="toc 1"/>
+    <w:basedOn w:val="1"/>
+    <w:next w:val="1"/>
+    <w:uiPriority w:val="0"/>
+  </w:style>
+  <w:style w:type="paragraph" w:styleId="10">
+    <w:name w:val="toc 2"/>
+    <w:basedOn w:val="1"/>
+    <w:next w:val="1"/>
+    <w:uiPriority w:val="0"/>
+    <w:pPr>
+      <w:ind w:left="420" w:leftChars="200"/>
+    </w:pPr>
+  </w:style>
+  <w:style w:type="paragraph" w:customStyle="1" w:styleId="11">
     <w:name w:val="msolistparagraph"/>
+    <w:qFormat/>
     <w:uiPriority w:val="0"/>
     <w:pPr>
       <w:keepNext w:val="0"/>
@@ -2463,6 +5337,28 @@
       <w:sz w:val="22"/>
       <w:szCs w:val="22"/>
       <w:lang w:val="en-US" w:eastAsia="zh-CN" w:bidi="ar"/>
+    </w:rPr>
+  </w:style>
+  <w:style w:type="paragraph" w:customStyle="1" w:styleId="12">
+    <w:name w:val="WPSOffice手动目录 1"/>
+    <w:uiPriority w:val="0"/>
+    <w:pPr>
+      <w:ind w:leftChars="0"/>
+    </w:pPr>
+    <w:rPr>
+      <w:sz w:val="20"/>
+      <w:szCs w:val="20"/>
+    </w:rPr>
+  </w:style>
+  <w:style w:type="paragraph" w:customStyle="1" w:styleId="13">
+    <w:name w:val="WPSOffice手动目录 2"/>
+    <w:uiPriority w:val="0"/>
+    <w:pPr>
+      <w:ind w:leftChars="200"/>
+    </w:pPr>
+    <w:rPr>
+      <w:sz w:val="20"/>
+      <w:szCs w:val="20"/>
     </w:rPr>
   </w:style>
 </w:styles>
@@ -2727,6 +5623,8 @@
 <s:customData xmlns="http://www.wps.cn/officeDocument/2013/wpsCustomData" xmlns:s="http://www.wps.cn/officeDocument/2013/wpsCustomData">
   <customSectProps>
     <customSectPr/>
+    <customSectPr/>
+    <customSectPr/>
   </customSectProps>
 </s:customData>
 </file>
